--- a/Informe proyecto 2.docx
+++ b/Informe proyecto 2.docx
@@ -105,28 +105,7 @@
           <w:lang w:val="es-US"/>
         </w:rPr>
         <w:tab/>
-        <w:t>Castellanos, I; Pérez, M.</w:t>
-      </w:r>
-      <w:r>
-        <w:rPr>
-          <w:rStyle w:val="normaltextrun"/>
-          <w:lang w:val="es-US"/>
-        </w:rPr>
-        <w:t>;</w:t>
-      </w:r>
-      <w:r>
-        <w:rPr>
-          <w:rStyle w:val="normaltextrun"/>
-          <w:lang w:val="es-US"/>
-        </w:rPr>
-        <w:t> Rodríguez R.</w:t>
-      </w:r>
-      <w:r>
-        <w:rPr>
-          <w:rStyle w:val="normaltextrun"/>
-          <w:lang w:val="es-US"/>
-        </w:rPr>
-        <w:t xml:space="preserve"> y Toledo, K.</w:t>
+        <w:t>Castellanos, I; Pérez, M.; Rodríguez R. y Toledo, K.</w:t>
       </w:r>
     </w:p>
     <w:p>
@@ -155,59 +134,846 @@
     </w:p>
     <w:p>
       <w:pPr>
-        <w:rPr>
-          <w:rFonts w:ascii="Times New Roman" w:hAnsi="Times New Roman" w:cs="Times New Roman"/>
-          <w:lang w:val="es-US"/>
-        </w:rPr>
-      </w:pPr>
+        <w:jc w:val="both"/>
+        <w:rPr>
+          <w:rFonts w:ascii="Times New Roman" w:hAnsi="Times New Roman" w:cs="Times New Roman"/>
+          <w:lang w:val="es-US"/>
+        </w:rPr>
+      </w:pPr>
+      <w:r>
+        <w:rPr>
+          <w:rFonts w:ascii="Times New Roman" w:hAnsi="Times New Roman" w:cs="Times New Roman"/>
+          <w:lang w:val="es-US"/>
+        </w:rPr>
+        <w:t xml:space="preserve">Debido a que el conjunto de datos se trata de </w:t>
+      </w:r>
+      <w:proofErr w:type="spellStart"/>
+      <w:r>
+        <w:rPr>
+          <w:rFonts w:ascii="Times New Roman" w:hAnsi="Times New Roman" w:cs="Times New Roman"/>
+          <w:lang w:val="es-US"/>
+        </w:rPr>
+        <w:t>commodities</w:t>
+      </w:r>
+      <w:proofErr w:type="spellEnd"/>
+      <w:r>
+        <w:rPr>
+          <w:rFonts w:ascii="Times New Roman" w:hAnsi="Times New Roman" w:cs="Times New Roman"/>
+          <w:lang w:val="es-US"/>
+        </w:rPr>
+        <w:t xml:space="preserve"> y estos so</w:t>
+      </w:r>
+      <w:r>
+        <w:rPr>
+          <w:rFonts w:ascii="Times New Roman" w:hAnsi="Times New Roman" w:cs="Times New Roman"/>
+          <w:lang w:val="es-US"/>
+        </w:rPr>
+        <w:t>n conocidos por su alta volatilidad, un modelo de volatilidad puede ser una opción viable para realizar predicciones (</w:t>
+      </w:r>
+      <w:proofErr w:type="spellStart"/>
+      <w:r>
+        <w:rPr>
+          <w:rFonts w:ascii="Times New Roman" w:hAnsi="Times New Roman" w:cs="Times New Roman"/>
+          <w:lang w:val="es-US"/>
+        </w:rPr>
+        <w:t>Mohommad</w:t>
+      </w:r>
+      <w:proofErr w:type="spellEnd"/>
+      <w:r>
+        <w:rPr>
+          <w:rFonts w:ascii="Times New Roman" w:hAnsi="Times New Roman" w:cs="Times New Roman"/>
+          <w:lang w:val="es-US"/>
+        </w:rPr>
+        <w:t xml:space="preserve"> y </w:t>
+      </w:r>
+      <w:proofErr w:type="spellStart"/>
+      <w:r>
+        <w:rPr>
+          <w:rFonts w:ascii="Times New Roman" w:hAnsi="Times New Roman" w:cs="Times New Roman"/>
+          <w:lang w:val="es-US"/>
+        </w:rPr>
+        <w:t>cía</w:t>
+      </w:r>
+      <w:proofErr w:type="spellEnd"/>
+      <w:r>
+        <w:rPr>
+          <w:rFonts w:ascii="Times New Roman" w:hAnsi="Times New Roman" w:cs="Times New Roman"/>
+          <w:lang w:val="es-US"/>
+        </w:rPr>
+        <w:t>;</w:t>
+      </w:r>
+      <w:r>
+        <w:rPr>
+          <w:rFonts w:ascii="Times New Roman" w:hAnsi="Times New Roman" w:cs="Times New Roman"/>
+          <w:lang w:val="es-US"/>
+        </w:rPr>
+        <w:t xml:space="preserve"> 2023)</w:t>
+      </w:r>
+      <w:r>
+        <w:rPr>
+          <w:rFonts w:ascii="Times New Roman" w:hAnsi="Times New Roman" w:cs="Times New Roman"/>
+          <w:lang w:val="es-US"/>
+        </w:rPr>
+        <w:t>.</w:t>
+      </w:r>
     </w:p>
     <w:p>
       <w:pPr>
-        <w:rPr>
-          <w:rFonts w:ascii="Times New Roman" w:hAnsi="Times New Roman" w:cs="Times New Roman"/>
-          <w:lang w:val="es-US"/>
-        </w:rPr>
-      </w:pPr>
+        <w:jc w:val="both"/>
+        <w:rPr>
+          <w:rFonts w:ascii="Times New Roman" w:hAnsi="Times New Roman" w:cs="Times New Roman"/>
+          <w:lang w:val="es-US"/>
+        </w:rPr>
+      </w:pPr>
+      <w:r>
+        <w:rPr>
+          <w:rFonts w:ascii="Times New Roman" w:hAnsi="Times New Roman" w:cs="Times New Roman"/>
+          <w:lang w:val="es-US"/>
+        </w:rPr>
+        <w:t>Para estos modelos suele recomendarse hacer transformaciones logarítmicas y medir la media, mediana, desviación estándar, curtosis, sesgo, autocorrelación</w:t>
+      </w:r>
+      <w:r>
+        <w:rPr>
+          <w:rFonts w:ascii="Times New Roman" w:hAnsi="Times New Roman" w:cs="Times New Roman"/>
+          <w:lang w:val="es-US"/>
+        </w:rPr>
+        <w:t xml:space="preserve"> y heterocedasticidad (</w:t>
+      </w:r>
+      <w:r>
+        <w:rPr>
+          <w:rFonts w:ascii="Times New Roman" w:hAnsi="Times New Roman" w:cs="Times New Roman"/>
+        </w:rPr>
+        <w:t>De Jesús-Gutiérrez</w:t>
+      </w:r>
+      <w:r>
+        <w:rPr>
+          <w:rFonts w:ascii="Times New Roman" w:hAnsi="Times New Roman" w:cs="Times New Roman"/>
+        </w:rPr>
+        <w:t xml:space="preserve">, </w:t>
+      </w:r>
+      <w:r>
+        <w:rPr>
+          <w:rFonts w:ascii="Times New Roman" w:hAnsi="Times New Roman" w:cs="Times New Roman"/>
+        </w:rPr>
+        <w:t>2023)</w:t>
+      </w:r>
+      <w:r>
+        <w:rPr>
+          <w:rFonts w:ascii="Times New Roman" w:hAnsi="Times New Roman" w:cs="Times New Roman"/>
+          <w:lang w:val="es-US"/>
+        </w:rPr>
+        <w:t>.</w:t>
+      </w:r>
     </w:p>
     <w:p>
       <w:pPr>
-        <w:rPr>
-          <w:rFonts w:ascii="Times New Roman" w:hAnsi="Times New Roman" w:cs="Times New Roman"/>
-          <w:lang w:val="es-US"/>
-        </w:rPr>
-      </w:pPr>
+        <w:jc w:val="both"/>
+        <w:rPr>
+          <w:rFonts w:ascii="Times New Roman" w:hAnsi="Times New Roman" w:cs="Times New Roman"/>
+          <w:lang w:val="es-US"/>
+        </w:rPr>
+      </w:pPr>
+      <w:r>
+        <w:rPr>
+          <w:rFonts w:ascii="Times New Roman" w:hAnsi="Times New Roman" w:cs="Times New Roman"/>
+          <w:lang w:val="es-US"/>
+        </w:rPr>
+        <w:t xml:space="preserve">La generalización </w:t>
+      </w:r>
+      <w:r>
+        <w:rPr>
+          <w:rFonts w:ascii="Times New Roman" w:hAnsi="Times New Roman" w:cs="Times New Roman"/>
+          <w:lang w:val="es-US"/>
+        </w:rPr>
+        <w:t>de</w:t>
+      </w:r>
+      <w:r>
+        <w:rPr>
+          <w:rFonts w:ascii="Times New Roman" w:hAnsi="Times New Roman" w:cs="Times New Roman"/>
+          <w:lang w:val="es-US"/>
+        </w:rPr>
+        <w:t xml:space="preserve">l caso multivariado de los modelos de volatilidad condicional (GARCH) </w:t>
+      </w:r>
+      <w:proofErr w:type="spellStart"/>
+      <w:r>
+        <w:rPr>
+          <w:rFonts w:ascii="Times New Roman" w:hAnsi="Times New Roman" w:cs="Times New Roman"/>
+          <w:lang w:val="es-US"/>
+        </w:rPr>
+        <w:t>univariados</w:t>
+      </w:r>
+      <w:proofErr w:type="spellEnd"/>
+      <w:r>
+        <w:rPr>
+          <w:rFonts w:ascii="Times New Roman" w:hAnsi="Times New Roman" w:cs="Times New Roman"/>
+          <w:lang w:val="es-US"/>
+        </w:rPr>
+        <w:t xml:space="preserve"> </w:t>
+      </w:r>
+      <w:r>
+        <w:rPr>
+          <w:rFonts w:ascii="Times New Roman" w:hAnsi="Times New Roman" w:cs="Times New Roman"/>
+          <w:lang w:val="es-US"/>
+        </w:rPr>
+        <w:t>se usa para analizar</w:t>
+      </w:r>
+      <w:r>
+        <w:rPr>
+          <w:rFonts w:ascii="Times New Roman" w:hAnsi="Times New Roman" w:cs="Times New Roman"/>
+          <w:lang w:val="es-US"/>
+        </w:rPr>
+        <w:t xml:space="preserve"> la interrelación de las volatilidades de los mercados financieros. </w:t>
+      </w:r>
+      <w:r>
+        <w:rPr>
+          <w:rFonts w:ascii="Times New Roman" w:hAnsi="Times New Roman" w:cs="Times New Roman"/>
+          <w:lang w:val="es-US"/>
+        </w:rPr>
+        <w:t>Este modelo, enfrenta</w:t>
+      </w:r>
+      <w:r>
+        <w:rPr>
+          <w:rFonts w:ascii="Times New Roman" w:hAnsi="Times New Roman" w:cs="Times New Roman"/>
+          <w:lang w:val="es-US"/>
+        </w:rPr>
+        <w:t xml:space="preserve"> la maldición de la dimensión, </w:t>
+      </w:r>
+      <w:r>
+        <w:rPr>
+          <w:rFonts w:ascii="Times New Roman" w:hAnsi="Times New Roman" w:cs="Times New Roman"/>
+          <w:lang w:val="es-US"/>
+        </w:rPr>
+        <w:t>ya que el número</w:t>
+      </w:r>
+      <w:r>
+        <w:rPr>
+          <w:rFonts w:ascii="Times New Roman" w:hAnsi="Times New Roman" w:cs="Times New Roman"/>
+          <w:lang w:val="es-US"/>
+        </w:rPr>
+        <w:t xml:space="preserve"> de parámetros</w:t>
+      </w:r>
+      <w:r>
+        <w:rPr>
+          <w:rFonts w:ascii="Times New Roman" w:hAnsi="Times New Roman" w:cs="Times New Roman"/>
+          <w:lang w:val="es-US"/>
+        </w:rPr>
+        <w:t xml:space="preserve"> </w:t>
+      </w:r>
+      <w:r>
+        <w:rPr>
+          <w:rFonts w:ascii="Times New Roman" w:hAnsi="Times New Roman" w:cs="Times New Roman"/>
+          <w:lang w:val="es-US"/>
+        </w:rPr>
+        <w:t xml:space="preserve">crece más rápidamente que el número de variables en el modelo. </w:t>
+      </w:r>
+      <w:r>
+        <w:rPr>
+          <w:rFonts w:ascii="Times New Roman" w:hAnsi="Times New Roman" w:cs="Times New Roman"/>
+          <w:lang w:val="es-US"/>
+        </w:rPr>
+        <w:t>Además</w:t>
+      </w:r>
+      <w:r>
+        <w:rPr>
+          <w:rFonts w:ascii="Times New Roman" w:hAnsi="Times New Roman" w:cs="Times New Roman"/>
+          <w:lang w:val="es-US"/>
+        </w:rPr>
+        <w:t>, requiere que la matriz de varianzas–covarianzas sea definida positiva</w:t>
+      </w:r>
+      <w:r>
+        <w:rPr>
+          <w:rFonts w:ascii="Times New Roman" w:hAnsi="Times New Roman" w:cs="Times New Roman"/>
+          <w:lang w:val="es-US"/>
+        </w:rPr>
+        <w:t xml:space="preserve"> (</w:t>
+      </w:r>
+      <w:r>
+        <w:rPr>
+          <w:rFonts w:ascii="Times New Roman" w:hAnsi="Times New Roman" w:cs="Times New Roman"/>
+        </w:rPr>
+        <w:t>López</w:t>
+      </w:r>
+      <w:r>
+        <w:rPr>
+          <w:rFonts w:ascii="Times New Roman" w:hAnsi="Times New Roman" w:cs="Times New Roman"/>
+        </w:rPr>
+        <w:t xml:space="preserve">, </w:t>
+      </w:r>
+      <w:r>
+        <w:rPr>
+          <w:rFonts w:ascii="Times New Roman" w:hAnsi="Times New Roman" w:cs="Times New Roman"/>
+        </w:rPr>
+        <w:t>Ortiz</w:t>
+      </w:r>
+      <w:r>
+        <w:rPr>
+          <w:rFonts w:ascii="Times New Roman" w:hAnsi="Times New Roman" w:cs="Times New Roman"/>
+        </w:rPr>
+        <w:t xml:space="preserve"> y</w:t>
+      </w:r>
+      <w:r>
+        <w:rPr>
+          <w:rFonts w:ascii="Times New Roman" w:hAnsi="Times New Roman" w:cs="Times New Roman"/>
+        </w:rPr>
+        <w:t xml:space="preserve"> Cabello,</w:t>
+      </w:r>
+      <w:r>
+        <w:rPr>
+          <w:rFonts w:ascii="Times New Roman" w:hAnsi="Times New Roman" w:cs="Times New Roman"/>
+        </w:rPr>
+        <w:t xml:space="preserve"> 2009</w:t>
+      </w:r>
+      <w:r>
+        <w:rPr>
+          <w:rFonts w:ascii="Times New Roman" w:hAnsi="Times New Roman" w:cs="Times New Roman"/>
+          <w:lang w:val="es-US"/>
+        </w:rPr>
+        <w:t>)</w:t>
+      </w:r>
+      <w:r>
+        <w:rPr>
+          <w:rFonts w:ascii="Times New Roman" w:hAnsi="Times New Roman" w:cs="Times New Roman"/>
+          <w:lang w:val="es-US"/>
+        </w:rPr>
+        <w:t>.</w:t>
+      </w:r>
     </w:p>
     <w:p>
       <w:pPr>
-        <w:rPr>
-          <w:rFonts w:ascii="Times New Roman" w:hAnsi="Times New Roman" w:cs="Times New Roman"/>
-          <w:lang w:val="es-US"/>
-        </w:rPr>
-      </w:pPr>
+        <w:jc w:val="both"/>
+        <w:rPr>
+          <w:rFonts w:ascii="Times New Roman" w:hAnsi="Times New Roman" w:cs="Times New Roman"/>
+          <w:lang w:val="es-US"/>
+        </w:rPr>
+      </w:pPr>
+      <w:r>
+        <w:rPr>
+          <w:rFonts w:ascii="Times New Roman" w:hAnsi="Times New Roman" w:cs="Times New Roman"/>
+          <w:lang w:val="es-US"/>
+        </w:rPr>
+        <w:t xml:space="preserve">En el análisis exploratorio es importante estudiar las relaciones entre los retornos de distintos </w:t>
+      </w:r>
+      <w:proofErr w:type="spellStart"/>
+      <w:r>
+        <w:rPr>
+          <w:rFonts w:ascii="Times New Roman" w:hAnsi="Times New Roman" w:cs="Times New Roman"/>
+          <w:lang w:val="es-US"/>
+        </w:rPr>
+        <w:t>commodities</w:t>
+      </w:r>
+      <w:proofErr w:type="spellEnd"/>
+      <w:r>
+        <w:rPr>
+          <w:rFonts w:ascii="Times New Roman" w:hAnsi="Times New Roman" w:cs="Times New Roman"/>
+          <w:lang w:val="es-US"/>
+        </w:rPr>
+        <w:t xml:space="preserve">, </w:t>
+      </w:r>
+      <w:r>
+        <w:rPr>
+          <w:rFonts w:ascii="Times New Roman" w:hAnsi="Times New Roman" w:cs="Times New Roman"/>
+          <w:lang w:val="es-US"/>
+        </w:rPr>
+        <w:t>por</w:t>
+      </w:r>
+      <w:r>
+        <w:rPr>
+          <w:rFonts w:ascii="Times New Roman" w:hAnsi="Times New Roman" w:cs="Times New Roman"/>
+          <w:lang w:val="es-US"/>
+        </w:rPr>
+        <w:t xml:space="preserve">que algunos mercados </w:t>
+      </w:r>
+      <w:r>
+        <w:rPr>
+          <w:rFonts w:ascii="Times New Roman" w:hAnsi="Times New Roman" w:cs="Times New Roman"/>
+          <w:lang w:val="es-US"/>
+        </w:rPr>
+        <w:t>incorporan</w:t>
+      </w:r>
+      <w:r>
+        <w:rPr>
+          <w:rFonts w:ascii="Times New Roman" w:hAnsi="Times New Roman" w:cs="Times New Roman"/>
+          <w:lang w:val="es-US"/>
+        </w:rPr>
+        <w:t xml:space="preserve"> información antes que otros. Estas relaciones permiten evaluar si los movimientos pasados de un </w:t>
+      </w:r>
+      <w:proofErr w:type="spellStart"/>
+      <w:r>
+        <w:rPr>
+          <w:rFonts w:ascii="Times New Roman" w:hAnsi="Times New Roman" w:cs="Times New Roman"/>
+          <w:lang w:val="es-US"/>
+        </w:rPr>
+        <w:t>commodity</w:t>
+      </w:r>
+      <w:proofErr w:type="spellEnd"/>
+      <w:r>
+        <w:rPr>
+          <w:rFonts w:ascii="Times New Roman" w:hAnsi="Times New Roman" w:cs="Times New Roman"/>
+          <w:lang w:val="es-US"/>
+        </w:rPr>
+        <w:t xml:space="preserve"> contienen información para anticipar </w:t>
+      </w:r>
+      <w:r>
+        <w:rPr>
+          <w:rFonts w:ascii="Times New Roman" w:hAnsi="Times New Roman" w:cs="Times New Roman"/>
+          <w:lang w:val="es-US"/>
+        </w:rPr>
+        <w:t>el</w:t>
+      </w:r>
+      <w:r>
+        <w:rPr>
+          <w:rFonts w:ascii="Times New Roman" w:hAnsi="Times New Roman" w:cs="Times New Roman"/>
+          <w:lang w:val="es-US"/>
+        </w:rPr>
+        <w:t xml:space="preserve"> futuro de otro. </w:t>
+      </w:r>
+      <w:r>
+        <w:rPr>
+          <w:rFonts w:ascii="Times New Roman" w:hAnsi="Times New Roman" w:cs="Times New Roman"/>
+          <w:lang w:val="es-US"/>
+        </w:rPr>
+        <w:t>E</w:t>
+      </w:r>
+      <w:r>
+        <w:rPr>
+          <w:rFonts w:ascii="Times New Roman" w:hAnsi="Times New Roman" w:cs="Times New Roman"/>
+          <w:lang w:val="es-US"/>
+        </w:rPr>
+        <w:t xml:space="preserve">stas relaciones pueden aportar capacidad predictiva, especialmente entre </w:t>
+      </w:r>
+      <w:proofErr w:type="spellStart"/>
+      <w:r>
+        <w:rPr>
+          <w:rFonts w:ascii="Times New Roman" w:hAnsi="Times New Roman" w:cs="Times New Roman"/>
+          <w:lang w:val="es-US"/>
+        </w:rPr>
+        <w:t>commodities</w:t>
+      </w:r>
+      <w:proofErr w:type="spellEnd"/>
+      <w:r>
+        <w:rPr>
+          <w:rFonts w:ascii="Times New Roman" w:hAnsi="Times New Roman" w:cs="Times New Roman"/>
+          <w:lang w:val="es-US"/>
+        </w:rPr>
+        <w:t xml:space="preserve"> económicamente relacionados. Por</w:t>
+      </w:r>
+      <w:r>
+        <w:rPr>
+          <w:rFonts w:ascii="Times New Roman" w:hAnsi="Times New Roman" w:cs="Times New Roman"/>
+          <w:lang w:val="es-US"/>
+        </w:rPr>
+        <w:t xml:space="preserve"> esta razón</w:t>
+      </w:r>
+      <w:r>
+        <w:rPr>
+          <w:rFonts w:ascii="Times New Roman" w:hAnsi="Times New Roman" w:cs="Times New Roman"/>
+          <w:lang w:val="es-US"/>
+        </w:rPr>
+        <w:t xml:space="preserve"> conviene analizar correlaciones contemporáneas y rezagadas entre las series</w:t>
+      </w:r>
+      <w:r>
+        <w:rPr>
+          <w:rFonts w:ascii="Times New Roman" w:hAnsi="Times New Roman" w:cs="Times New Roman"/>
+          <w:lang w:val="es-US"/>
+        </w:rPr>
+        <w:t xml:space="preserve"> y</w:t>
+      </w:r>
+      <w:r>
+        <w:rPr>
+          <w:rFonts w:ascii="Times New Roman" w:hAnsi="Times New Roman" w:cs="Times New Roman"/>
+          <w:lang w:val="es-US"/>
+        </w:rPr>
+        <w:t xml:space="preserve"> si se</w:t>
+      </w:r>
+      <w:r>
+        <w:rPr>
+          <w:rFonts w:ascii="Times New Roman" w:hAnsi="Times New Roman" w:cs="Times New Roman"/>
+          <w:lang w:val="es-US"/>
+        </w:rPr>
+        <w:t xml:space="preserve"> mantien</w:t>
+      </w:r>
+      <w:r>
+        <w:rPr>
+          <w:rFonts w:ascii="Times New Roman" w:hAnsi="Times New Roman" w:cs="Times New Roman"/>
+          <w:lang w:val="es-US"/>
+        </w:rPr>
+        <w:t>en</w:t>
+      </w:r>
+      <w:r>
+        <w:rPr>
+          <w:rFonts w:ascii="Times New Roman" w:hAnsi="Times New Roman" w:cs="Times New Roman"/>
+          <w:lang w:val="es-US"/>
+        </w:rPr>
+        <w:t xml:space="preserve"> estable</w:t>
+      </w:r>
+      <w:r>
+        <w:rPr>
+          <w:rFonts w:ascii="Times New Roman" w:hAnsi="Times New Roman" w:cs="Times New Roman"/>
+          <w:lang w:val="es-US"/>
+        </w:rPr>
+        <w:t>s</w:t>
+      </w:r>
+      <w:r>
+        <w:rPr>
+          <w:rFonts w:ascii="Times New Roman" w:hAnsi="Times New Roman" w:cs="Times New Roman"/>
+          <w:lang w:val="es-US"/>
+        </w:rPr>
+        <w:t xml:space="preserve"> a lo largo del tiempo</w:t>
+      </w:r>
+      <w:r>
+        <w:rPr>
+          <w:rFonts w:ascii="Times New Roman" w:hAnsi="Times New Roman" w:cs="Times New Roman"/>
+          <w:lang w:val="es-US"/>
+        </w:rPr>
+        <w:t xml:space="preserve"> (</w:t>
+      </w:r>
+      <w:r>
+        <w:rPr>
+          <w:rFonts w:ascii="Times New Roman" w:hAnsi="Times New Roman" w:cs="Times New Roman"/>
+          <w:lang w:val="es-US"/>
+        </w:rPr>
+        <w:t>Li,</w:t>
+      </w:r>
+      <w:r>
+        <w:rPr>
+          <w:rFonts w:ascii="Times New Roman" w:hAnsi="Times New Roman" w:cs="Times New Roman"/>
+          <w:lang w:val="es-US"/>
+        </w:rPr>
+        <w:t xml:space="preserve"> y cía., </w:t>
+      </w:r>
+      <w:r>
+        <w:rPr>
+          <w:rFonts w:ascii="Times New Roman" w:hAnsi="Times New Roman" w:cs="Times New Roman"/>
+          <w:lang w:val="es-US"/>
+        </w:rPr>
+        <w:t>2021</w:t>
+      </w:r>
+      <w:r>
+        <w:rPr>
+          <w:rFonts w:ascii="Times New Roman" w:hAnsi="Times New Roman" w:cs="Times New Roman"/>
+          <w:lang w:val="es-US"/>
+        </w:rPr>
+        <w:t>).</w:t>
+      </w:r>
     </w:p>
     <w:p>
       <w:pPr>
-        <w:rPr>
-          <w:rFonts w:ascii="Times New Roman" w:hAnsi="Times New Roman" w:cs="Times New Roman"/>
-          <w:lang w:val="es-US"/>
-        </w:rPr>
-      </w:pPr>
+        <w:jc w:val="both"/>
+        <w:rPr>
+          <w:rFonts w:ascii="Times New Roman" w:hAnsi="Times New Roman" w:cs="Times New Roman"/>
+        </w:rPr>
+      </w:pPr>
+      <w:r>
+        <w:rPr>
+          <w:rFonts w:ascii="Times New Roman" w:hAnsi="Times New Roman" w:cs="Times New Roman"/>
+        </w:rPr>
+        <w:t xml:space="preserve">Los modelos SARIMA y SARFIMA pueden </w:t>
+      </w:r>
+      <w:r>
+        <w:rPr>
+          <w:rFonts w:ascii="Times New Roman" w:hAnsi="Times New Roman" w:cs="Times New Roman"/>
+        </w:rPr>
+        <w:t>usarse para predecir</w:t>
+      </w:r>
+      <w:r>
+        <w:rPr>
+          <w:rFonts w:ascii="Times New Roman" w:hAnsi="Times New Roman" w:cs="Times New Roman"/>
+        </w:rPr>
+        <w:t xml:space="preserve"> precios de </w:t>
+      </w:r>
+      <w:proofErr w:type="spellStart"/>
+      <w:r>
+        <w:rPr>
+          <w:rFonts w:ascii="Times New Roman" w:hAnsi="Times New Roman" w:cs="Times New Roman"/>
+        </w:rPr>
+        <w:t>commodities</w:t>
+      </w:r>
+      <w:proofErr w:type="spellEnd"/>
+      <w:r>
+        <w:rPr>
+          <w:rFonts w:ascii="Times New Roman" w:hAnsi="Times New Roman" w:cs="Times New Roman"/>
+        </w:rPr>
+        <w:t xml:space="preserve"> cuando las series </w:t>
+      </w:r>
+      <w:r>
+        <w:rPr>
+          <w:rFonts w:ascii="Times New Roman" w:hAnsi="Times New Roman" w:cs="Times New Roman"/>
+        </w:rPr>
+        <w:t>tienen dependencia</w:t>
+      </w:r>
+      <w:r>
+        <w:rPr>
+          <w:rFonts w:ascii="Times New Roman" w:hAnsi="Times New Roman" w:cs="Times New Roman"/>
+        </w:rPr>
+        <w:t xml:space="preserve"> temporal y patrones estacionales. SARIMA </w:t>
+      </w:r>
+      <w:r>
+        <w:rPr>
+          <w:rFonts w:ascii="Times New Roman" w:hAnsi="Times New Roman" w:cs="Times New Roman"/>
+        </w:rPr>
+        <w:t>es uno de los modelos más usados para series temporales,</w:t>
+      </w:r>
+      <w:r>
+        <w:rPr>
+          <w:rFonts w:ascii="Times New Roman" w:hAnsi="Times New Roman" w:cs="Times New Roman"/>
+        </w:rPr>
+        <w:t xml:space="preserve"> mientras que SARFIMA permite una diferenciación fraccionaria, por lo que </w:t>
+      </w:r>
+      <w:r>
+        <w:rPr>
+          <w:rFonts w:ascii="Times New Roman" w:hAnsi="Times New Roman" w:cs="Times New Roman"/>
+        </w:rPr>
+        <w:t>es</w:t>
+      </w:r>
+      <w:r>
+        <w:rPr>
+          <w:rFonts w:ascii="Times New Roman" w:hAnsi="Times New Roman" w:cs="Times New Roman"/>
+        </w:rPr>
+        <w:t xml:space="preserve"> apropiado cuando la influencia de observaciones pasadas disminuye lentamente </w:t>
+      </w:r>
+      <w:r>
+        <w:rPr>
+          <w:rFonts w:ascii="Times New Roman" w:hAnsi="Times New Roman" w:cs="Times New Roman"/>
+        </w:rPr>
+        <w:t>en</w:t>
+      </w:r>
+      <w:r>
+        <w:rPr>
+          <w:rFonts w:ascii="Times New Roman" w:hAnsi="Times New Roman" w:cs="Times New Roman"/>
+        </w:rPr>
+        <w:t xml:space="preserve"> el tiempo</w:t>
+      </w:r>
+      <w:r>
+        <w:rPr>
+          <w:rFonts w:ascii="Times New Roman" w:hAnsi="Times New Roman" w:cs="Times New Roman"/>
+        </w:rPr>
+        <w:t>. Debe</w:t>
+      </w:r>
+      <w:r>
+        <w:rPr>
+          <w:rFonts w:ascii="Times New Roman" w:hAnsi="Times New Roman" w:cs="Times New Roman"/>
+        </w:rPr>
+        <w:t xml:space="preserve"> comprobarse la estructura temporal de la serie, incluyendo estacionariedad, estacionalidad y autocorrelación mediante ACF y PACF. Además, después del ajuste, los residuos deben evaluarse para verificar ausencia de autocorrelación y heterocedasticidad, así como compatibilidad con el supuesto de normalidad. De esta forma, la selección entre SARIMA y SARFIMA depende principalmente </w:t>
+      </w:r>
+      <w:r>
+        <w:rPr>
+          <w:rFonts w:ascii="Times New Roman" w:hAnsi="Times New Roman" w:cs="Times New Roman"/>
+        </w:rPr>
+        <w:lastRenderedPageBreak/>
+        <w:t>de si la persistencia observada puede explicarse mediante diferenciación convencional o requiere integración fraccionaria</w:t>
+      </w:r>
+      <w:r>
+        <w:rPr>
+          <w:rFonts w:ascii="Times New Roman" w:hAnsi="Times New Roman" w:cs="Times New Roman"/>
+        </w:rPr>
+        <w:t xml:space="preserve"> (</w:t>
+      </w:r>
+      <w:proofErr w:type="spellStart"/>
+      <w:r>
+        <w:rPr>
+          <w:rFonts w:ascii="Times New Roman" w:hAnsi="Times New Roman" w:cs="Times New Roman"/>
+        </w:rPr>
+        <w:t>Devianto</w:t>
+      </w:r>
+      <w:proofErr w:type="spellEnd"/>
+      <w:r>
+        <w:rPr>
+          <w:rFonts w:ascii="Times New Roman" w:hAnsi="Times New Roman" w:cs="Times New Roman"/>
+        </w:rPr>
+        <w:t xml:space="preserve"> y cía., </w:t>
+      </w:r>
+      <w:r>
+        <w:rPr>
+          <w:rFonts w:ascii="Times New Roman" w:hAnsi="Times New Roman" w:cs="Times New Roman"/>
+        </w:rPr>
+        <w:t>2024</w:t>
+      </w:r>
+      <w:r>
+        <w:rPr>
+          <w:rFonts w:ascii="Times New Roman" w:hAnsi="Times New Roman" w:cs="Times New Roman"/>
+        </w:rPr>
+        <w:t>)</w:t>
+      </w:r>
+      <w:r>
+        <w:rPr>
+          <w:rFonts w:ascii="Times New Roman" w:hAnsi="Times New Roman" w:cs="Times New Roman"/>
+        </w:rPr>
+        <w:t>.</w:t>
+      </w:r>
     </w:p>
     <w:p>
       <w:pPr>
-        <w:rPr>
-          <w:rFonts w:ascii="Times New Roman" w:hAnsi="Times New Roman" w:cs="Times New Roman"/>
-          <w:lang w:val="es-US"/>
-        </w:rPr>
-      </w:pPr>
+        <w:pStyle w:val="Ttulo1"/>
+        <w:rPr>
+          <w:lang w:val="es-US"/>
+        </w:rPr>
+      </w:pPr>
+      <w:r>
+        <w:rPr>
+          <w:lang w:val="es-US"/>
+        </w:rPr>
+        <w:t>Planteamiento del problema</w:t>
+      </w:r>
     </w:p>
     <w:p>
       <w:pPr>
-        <w:rPr>
-          <w:rFonts w:ascii="Times New Roman" w:hAnsi="Times New Roman" w:cs="Times New Roman"/>
-          <w:lang w:val="es-US"/>
-        </w:rPr>
-      </w:pPr>
+        <w:jc w:val="both"/>
+        <w:rPr>
+          <w:rFonts w:ascii="Times New Roman" w:hAnsi="Times New Roman" w:cs="Times New Roman"/>
+          <w:lang w:val="es-US"/>
+        </w:rPr>
+      </w:pPr>
+      <w:r>
+        <w:rPr>
+          <w:rFonts w:ascii="Times New Roman" w:hAnsi="Times New Roman" w:cs="Times New Roman"/>
+          <w:lang w:val="es-US"/>
+        </w:rPr>
+        <w:t xml:space="preserve">En </w:t>
+      </w:r>
+      <w:r>
+        <w:rPr>
+          <w:rFonts w:ascii="Times New Roman" w:hAnsi="Times New Roman" w:cs="Times New Roman"/>
+          <w:lang w:val="es-US"/>
+        </w:rPr>
+        <w:t>los últimos años</w:t>
+      </w:r>
+      <w:r>
+        <w:rPr>
+          <w:rFonts w:ascii="Times New Roman" w:hAnsi="Times New Roman" w:cs="Times New Roman"/>
+          <w:lang w:val="es-US"/>
+        </w:rPr>
+        <w:t xml:space="preserve">, los mercados </w:t>
+      </w:r>
+      <w:r>
+        <w:rPr>
+          <w:rFonts w:ascii="Times New Roman" w:hAnsi="Times New Roman" w:cs="Times New Roman"/>
+          <w:lang w:val="es-US"/>
+        </w:rPr>
+        <w:t>financieros</w:t>
+      </w:r>
+      <w:r>
+        <w:rPr>
+          <w:rFonts w:ascii="Times New Roman" w:hAnsi="Times New Roman" w:cs="Times New Roman"/>
+          <w:lang w:val="es-US"/>
+        </w:rPr>
+        <w:t xml:space="preserve"> han experimentado niveles de volatilidad extremadamente</w:t>
+      </w:r>
+      <w:r>
+        <w:rPr>
+          <w:rFonts w:ascii="Times New Roman" w:hAnsi="Times New Roman" w:cs="Times New Roman"/>
+          <w:lang w:val="es-US"/>
+        </w:rPr>
+        <w:t xml:space="preserve"> muy</w:t>
+      </w:r>
+      <w:r>
+        <w:rPr>
+          <w:rFonts w:ascii="Times New Roman" w:hAnsi="Times New Roman" w:cs="Times New Roman"/>
+          <w:lang w:val="es-US"/>
+        </w:rPr>
+        <w:t xml:space="preserve"> alta generados principalmente por crisis financieras, </w:t>
+      </w:r>
+      <w:r>
+        <w:rPr>
+          <w:rFonts w:ascii="Times New Roman" w:hAnsi="Times New Roman" w:cs="Times New Roman"/>
+          <w:lang w:val="es-US"/>
+        </w:rPr>
+        <w:t>como la crisis del 2008 o la Pandemia de Covid-19. P</w:t>
+      </w:r>
+      <w:r>
+        <w:rPr>
+          <w:rFonts w:ascii="Times New Roman" w:hAnsi="Times New Roman" w:cs="Times New Roman"/>
+          <w:lang w:val="es-US"/>
+        </w:rPr>
+        <w:t>or ello, el modelado y predicción</w:t>
+      </w:r>
+      <w:r>
+        <w:rPr>
+          <w:rFonts w:ascii="Times New Roman" w:hAnsi="Times New Roman" w:cs="Times New Roman"/>
+          <w:lang w:val="es-US"/>
+        </w:rPr>
+        <w:t xml:space="preserve"> </w:t>
+      </w:r>
+      <w:r>
+        <w:rPr>
+          <w:rFonts w:ascii="Times New Roman" w:hAnsi="Times New Roman" w:cs="Times New Roman"/>
+          <w:lang w:val="es-US"/>
+        </w:rPr>
+        <w:t xml:space="preserve">de la volatilidad en el corto y largo plazos </w:t>
+      </w:r>
+      <w:r>
+        <w:rPr>
+          <w:rFonts w:ascii="Times New Roman" w:hAnsi="Times New Roman" w:cs="Times New Roman"/>
+          <w:lang w:val="es-US"/>
+        </w:rPr>
+        <w:t>han sido</w:t>
+      </w:r>
+      <w:r>
+        <w:rPr>
+          <w:rFonts w:ascii="Times New Roman" w:hAnsi="Times New Roman" w:cs="Times New Roman"/>
+          <w:lang w:val="es-US"/>
+        </w:rPr>
+        <w:t xml:space="preserve"> </w:t>
+      </w:r>
+      <w:r>
+        <w:rPr>
+          <w:rFonts w:ascii="Times New Roman" w:hAnsi="Times New Roman" w:cs="Times New Roman"/>
+          <w:lang w:val="es-US"/>
+        </w:rPr>
+        <w:t>de principal</w:t>
+      </w:r>
+      <w:r>
+        <w:rPr>
+          <w:rFonts w:ascii="Times New Roman" w:hAnsi="Times New Roman" w:cs="Times New Roman"/>
+          <w:lang w:val="es-US"/>
+        </w:rPr>
+        <w:t xml:space="preserve"> de interés para los inversionistas y académicos debido a q</w:t>
+      </w:r>
+      <w:r>
+        <w:rPr>
+          <w:rFonts w:ascii="Times New Roman" w:hAnsi="Times New Roman" w:cs="Times New Roman"/>
+          <w:lang w:val="es-US"/>
+        </w:rPr>
+        <w:t xml:space="preserve">ue la volatilidad </w:t>
+      </w:r>
+      <w:r>
+        <w:rPr>
+          <w:rFonts w:ascii="Times New Roman" w:hAnsi="Times New Roman" w:cs="Times New Roman"/>
+          <w:lang w:val="es-US"/>
+        </w:rPr>
+        <w:t>manifiesta de diferentes formas y niveles en los mercados financieros</w:t>
+      </w:r>
+      <w:r>
+        <w:rPr>
+          <w:rFonts w:ascii="Times New Roman" w:hAnsi="Times New Roman" w:cs="Times New Roman"/>
+          <w:lang w:val="es-US"/>
+        </w:rPr>
+        <w:t xml:space="preserve"> (</w:t>
+      </w:r>
+      <w:r>
+        <w:rPr>
+          <w:rFonts w:ascii="Times New Roman" w:hAnsi="Times New Roman" w:cs="Times New Roman"/>
+        </w:rPr>
+        <w:t>De Jesús-Gutiérrez</w:t>
+      </w:r>
+      <w:r>
+        <w:rPr>
+          <w:rFonts w:ascii="Times New Roman" w:hAnsi="Times New Roman" w:cs="Times New Roman"/>
+        </w:rPr>
+        <w:t xml:space="preserve">, </w:t>
+      </w:r>
+      <w:r>
+        <w:rPr>
+          <w:rFonts w:ascii="Times New Roman" w:hAnsi="Times New Roman" w:cs="Times New Roman"/>
+        </w:rPr>
+        <w:t>2023)</w:t>
+      </w:r>
+      <w:r>
+        <w:rPr>
+          <w:rFonts w:ascii="Times New Roman" w:hAnsi="Times New Roman" w:cs="Times New Roman"/>
+          <w:lang w:val="es-US"/>
+        </w:rPr>
+        <w:t>.</w:t>
+      </w:r>
     </w:p>
     <w:p>
       <w:pPr>
@@ -220,78 +986,363 @@
         <w:rPr>
           <w:lang w:val="es-US"/>
         </w:rPr>
-        <w:t>Planteamiento del problema</w:t>
+        <w:t>Objetivos</w:t>
       </w:r>
     </w:p>
     <w:p>
       <w:pPr>
-        <w:rPr>
-          <w:rFonts w:ascii="Times New Roman" w:hAnsi="Times New Roman" w:cs="Times New Roman"/>
-          <w:lang w:val="es-US"/>
-        </w:rPr>
-      </w:pPr>
+        <w:jc w:val="both"/>
+        <w:rPr>
+          <w:rFonts w:ascii="Times New Roman" w:hAnsi="Times New Roman" w:cs="Times New Roman"/>
+          <w:lang w:val="es-US"/>
+        </w:rPr>
+      </w:pPr>
+      <w:r>
+        <w:rPr>
+          <w:rFonts w:ascii="Times New Roman" w:hAnsi="Times New Roman" w:cs="Times New Roman"/>
+          <w:lang w:val="es-US"/>
+        </w:rPr>
+        <w:t xml:space="preserve">Generar modelos predictivos para cada </w:t>
+      </w:r>
+      <w:proofErr w:type="spellStart"/>
+      <w:r>
+        <w:rPr>
+          <w:rFonts w:ascii="Times New Roman" w:hAnsi="Times New Roman" w:cs="Times New Roman"/>
+          <w:lang w:val="es-US"/>
+        </w:rPr>
+        <w:t>Commodity</w:t>
+      </w:r>
+      <w:proofErr w:type="spellEnd"/>
+      <w:r>
+        <w:rPr>
+          <w:rFonts w:ascii="Times New Roman" w:hAnsi="Times New Roman" w:cs="Times New Roman"/>
+          <w:lang w:val="es-US"/>
+        </w:rPr>
+        <w:t xml:space="preserve"> presente en el conjunto train.csv</w:t>
+      </w:r>
+      <w:r>
+        <w:rPr>
+          <w:rFonts w:ascii="Times New Roman" w:hAnsi="Times New Roman" w:cs="Times New Roman"/>
+          <w:lang w:val="es-US"/>
+        </w:rPr>
+        <w:t>, mediante 3 tipos de modelos temporales</w:t>
+      </w:r>
+      <w:r>
+        <w:rPr>
+          <w:rFonts w:ascii="Times New Roman" w:hAnsi="Times New Roman" w:cs="Times New Roman"/>
+          <w:lang w:val="es-US"/>
+        </w:rPr>
+        <w:t>.</w:t>
+      </w:r>
     </w:p>
     <w:p>
       <w:pPr>
-        <w:rPr>
-          <w:rFonts w:ascii="Times New Roman" w:hAnsi="Times New Roman" w:cs="Times New Roman"/>
-          <w:lang w:val="es-US"/>
-        </w:rPr>
-      </w:pPr>
+        <w:jc w:val="both"/>
+        <w:rPr>
+          <w:rFonts w:ascii="Times New Roman" w:hAnsi="Times New Roman" w:cs="Times New Roman"/>
+          <w:lang w:val="es-US"/>
+        </w:rPr>
+      </w:pPr>
+      <w:r>
+        <w:rPr>
+          <w:rFonts w:ascii="Times New Roman" w:hAnsi="Times New Roman" w:cs="Times New Roman"/>
+          <w:lang w:val="es-US"/>
+        </w:rPr>
+        <w:t>Determinar la validez</w:t>
+      </w:r>
+      <w:r>
+        <w:rPr>
+          <w:rFonts w:ascii="Times New Roman" w:hAnsi="Times New Roman" w:cs="Times New Roman"/>
+          <w:lang w:val="es-US"/>
+        </w:rPr>
+        <w:t xml:space="preserve"> del mejor modelo para cada </w:t>
+      </w:r>
+      <w:proofErr w:type="spellStart"/>
+      <w:r>
+        <w:rPr>
+          <w:rFonts w:ascii="Times New Roman" w:hAnsi="Times New Roman" w:cs="Times New Roman"/>
+          <w:lang w:val="es-US"/>
+        </w:rPr>
+        <w:t>Commodity</w:t>
+      </w:r>
+      <w:proofErr w:type="spellEnd"/>
+      <w:r>
+        <w:rPr>
+          <w:rFonts w:ascii="Times New Roman" w:hAnsi="Times New Roman" w:cs="Times New Roman"/>
+          <w:lang w:val="es-US"/>
+        </w:rPr>
+        <w:t>, mediante la evaluación de los supuestos estadísticos de modelo</w:t>
+      </w:r>
+      <w:r>
+        <w:rPr>
+          <w:rFonts w:ascii="Times New Roman" w:hAnsi="Times New Roman" w:cs="Times New Roman"/>
+          <w:lang w:val="es-US"/>
+        </w:rPr>
+        <w:t>.</w:t>
+      </w:r>
     </w:p>
     <w:p>
       <w:pPr>
-        <w:rPr>
-          <w:rFonts w:ascii="Times New Roman" w:hAnsi="Times New Roman" w:cs="Times New Roman"/>
-          <w:lang w:val="es-US"/>
-        </w:rPr>
-      </w:pPr>
+        <w:jc w:val="both"/>
+        <w:rPr>
+          <w:rFonts w:ascii="Times New Roman" w:hAnsi="Times New Roman" w:cs="Times New Roman"/>
+          <w:lang w:val="es-US"/>
+        </w:rPr>
+      </w:pPr>
+      <w:r>
+        <w:rPr>
+          <w:rFonts w:ascii="Times New Roman" w:hAnsi="Times New Roman" w:cs="Times New Roman"/>
+          <w:lang w:val="es-US"/>
+        </w:rPr>
+        <w:t xml:space="preserve">Cuantificar la pérdida de capacidad predictiva del </w:t>
+      </w:r>
+      <w:r>
+        <w:rPr>
+          <w:rFonts w:ascii="Times New Roman" w:hAnsi="Times New Roman" w:cs="Times New Roman"/>
+          <w:lang w:val="es-US"/>
+        </w:rPr>
+        <w:t xml:space="preserve">mejor </w:t>
+      </w:r>
+      <w:r>
+        <w:rPr>
+          <w:rFonts w:ascii="Times New Roman" w:hAnsi="Times New Roman" w:cs="Times New Roman"/>
+          <w:lang w:val="es-US"/>
+        </w:rPr>
+        <w:t>modelo, mediante</w:t>
+      </w:r>
+      <w:r>
+        <w:rPr>
+          <w:rFonts w:ascii="Times New Roman" w:hAnsi="Times New Roman" w:cs="Times New Roman"/>
+          <w:lang w:val="es-US"/>
+        </w:rPr>
+        <w:t xml:space="preserve"> la evolución del error predictivo a través del tiempo de predicción</w:t>
+      </w:r>
+      <w:r>
+        <w:rPr>
+          <w:rFonts w:ascii="Times New Roman" w:hAnsi="Times New Roman" w:cs="Times New Roman"/>
+          <w:lang w:val="es-US"/>
+        </w:rPr>
+        <w:t>.</w:t>
+      </w:r>
     </w:p>
     <w:p>
       <w:pPr>
-        <w:rPr>
-          <w:rFonts w:ascii="Times New Roman" w:hAnsi="Times New Roman" w:cs="Times New Roman"/>
-          <w:lang w:val="es-US"/>
-        </w:rPr>
-      </w:pPr>
+        <w:pStyle w:val="Ttulo1"/>
+        <w:rPr>
+          <w:lang w:val="es-US"/>
+        </w:rPr>
+      </w:pPr>
+      <w:r>
+        <w:rPr>
+          <w:lang w:val="es-US"/>
+        </w:rPr>
+        <w:t>Descripción de los datos</w:t>
+      </w:r>
     </w:p>
     <w:p>
       <w:pPr>
-        <w:pStyle w:val="Ttulo1"/>
-        <w:rPr>
-          <w:lang w:val="es-US"/>
-        </w:rPr>
-      </w:pPr>
-      <w:r>
-        <w:rPr>
-          <w:lang w:val="es-US"/>
-        </w:rPr>
-        <w:t>Objetivos</w:t>
+        <w:jc w:val="both"/>
+        <w:rPr>
+          <w:rFonts w:ascii="Times New Roman" w:hAnsi="Times New Roman" w:cs="Times New Roman"/>
+          <w:lang w:val="es-US"/>
+        </w:rPr>
+      </w:pPr>
+      <w:r>
+        <w:rPr>
+          <w:rFonts w:ascii="Times New Roman" w:hAnsi="Times New Roman" w:cs="Times New Roman"/>
+          <w:lang w:val="es-US"/>
+        </w:rPr>
+        <w:t xml:space="preserve">El reto de </w:t>
+      </w:r>
+      <w:proofErr w:type="spellStart"/>
+      <w:r>
+        <w:rPr>
+          <w:rFonts w:ascii="Times New Roman" w:hAnsi="Times New Roman" w:cs="Times New Roman"/>
+          <w:lang w:val="es-US"/>
+        </w:rPr>
+        <w:t>Kaggle</w:t>
+      </w:r>
+      <w:proofErr w:type="spellEnd"/>
+      <w:r>
+        <w:rPr>
+          <w:rFonts w:ascii="Times New Roman" w:hAnsi="Times New Roman" w:cs="Times New Roman"/>
+          <w:lang w:val="es-US"/>
+        </w:rPr>
+        <w:t xml:space="preserve"> cuenta con tres conjuntos de datos.</w:t>
       </w:r>
     </w:p>
     <w:p>
       <w:pPr>
-        <w:rPr>
-          <w:rFonts w:ascii="Times New Roman" w:hAnsi="Times New Roman" w:cs="Times New Roman"/>
-          <w:lang w:val="es-US"/>
-        </w:rPr>
-      </w:pPr>
+        <w:pStyle w:val="Prrafodelista"/>
+        <w:numPr>
+          <w:ilvl w:val="0"/>
+          <w:numId w:val="2"/>
+        </w:numPr>
+        <w:jc w:val="both"/>
+        <w:rPr>
+          <w:rFonts w:ascii="Times New Roman" w:hAnsi="Times New Roman" w:cs="Times New Roman"/>
+          <w:lang w:val="es-US"/>
+        </w:rPr>
+      </w:pPr>
+      <w:proofErr w:type="spellStart"/>
+      <w:r>
+        <w:rPr>
+          <w:rFonts w:ascii="Times New Roman" w:hAnsi="Times New Roman" w:cs="Times New Roman"/>
+          <w:lang w:val="es-US"/>
+        </w:rPr>
+        <w:t>train</w:t>
+      </w:r>
+      <w:proofErr w:type="spellEnd"/>
+      <w:r>
+        <w:rPr>
+          <w:rFonts w:ascii="Times New Roman" w:hAnsi="Times New Roman" w:cs="Times New Roman"/>
+          <w:lang w:val="es-US"/>
+        </w:rPr>
+        <w:t xml:space="preserve">: Este conjunto tiene datos </w:t>
+      </w:r>
+      <w:r>
+        <w:rPr>
+          <w:rFonts w:ascii="Times New Roman" w:hAnsi="Times New Roman" w:cs="Times New Roman"/>
+          <w:lang w:val="es-US"/>
+        </w:rPr>
+        <w:t>relacionados a</w:t>
+      </w:r>
+      <w:r>
+        <w:rPr>
+          <w:rFonts w:ascii="Times New Roman" w:hAnsi="Times New Roman" w:cs="Times New Roman"/>
+          <w:lang w:val="es-US"/>
+        </w:rPr>
+        <w:t xml:space="preserve"> </w:t>
+      </w:r>
+      <w:proofErr w:type="spellStart"/>
+      <w:r>
+        <w:rPr>
+          <w:rFonts w:ascii="Times New Roman" w:hAnsi="Times New Roman" w:cs="Times New Roman"/>
+          <w:lang w:val="es-US"/>
+        </w:rPr>
+        <w:t>commodities</w:t>
+      </w:r>
+      <w:proofErr w:type="spellEnd"/>
+      <w:r>
+        <w:rPr>
+          <w:rFonts w:ascii="Times New Roman" w:hAnsi="Times New Roman" w:cs="Times New Roman"/>
+          <w:lang w:val="es-US"/>
+        </w:rPr>
+        <w:t xml:space="preserve"> a través de 1961 unidades de tiempo.</w:t>
+      </w:r>
     </w:p>
     <w:p>
       <w:pPr>
-        <w:rPr>
-          <w:rFonts w:ascii="Times New Roman" w:hAnsi="Times New Roman" w:cs="Times New Roman"/>
-          <w:lang w:val="es-US"/>
-        </w:rPr>
-      </w:pPr>
+        <w:pStyle w:val="Prrafodelista"/>
+        <w:numPr>
+          <w:ilvl w:val="0"/>
+          <w:numId w:val="2"/>
+        </w:numPr>
+        <w:jc w:val="both"/>
+        <w:rPr>
+          <w:rFonts w:ascii="Times New Roman" w:hAnsi="Times New Roman" w:cs="Times New Roman"/>
+          <w:lang w:val="es-US"/>
+        </w:rPr>
+      </w:pPr>
+      <w:proofErr w:type="spellStart"/>
+      <w:r>
+        <w:rPr>
+          <w:rFonts w:ascii="Times New Roman" w:hAnsi="Times New Roman" w:cs="Times New Roman"/>
+          <w:lang w:val="es-US"/>
+        </w:rPr>
+        <w:t>train_labels</w:t>
+      </w:r>
+      <w:proofErr w:type="spellEnd"/>
+      <w:r>
+        <w:rPr>
+          <w:rFonts w:ascii="Times New Roman" w:hAnsi="Times New Roman" w:cs="Times New Roman"/>
+          <w:lang w:val="es-US"/>
+        </w:rPr>
+        <w:t xml:space="preserve">: Este conjunto de </w:t>
+      </w:r>
+      <w:r>
+        <w:rPr>
+          <w:rFonts w:ascii="Times New Roman" w:hAnsi="Times New Roman" w:cs="Times New Roman"/>
+          <w:lang w:val="es-US"/>
+        </w:rPr>
+        <w:t>datos</w:t>
+      </w:r>
+      <w:r>
+        <w:rPr>
+          <w:rFonts w:ascii="Times New Roman" w:hAnsi="Times New Roman" w:cs="Times New Roman"/>
+          <w:lang w:val="es-US"/>
+        </w:rPr>
+        <w:t xml:space="preserve"> consiste en los rendimientos logarítmicos de un instrumento financiero o en las diferencias entre un par de instrumentos financieros.</w:t>
+      </w:r>
     </w:p>
     <w:p>
       <w:pPr>
-        <w:rPr>
-          <w:rFonts w:ascii="Times New Roman" w:hAnsi="Times New Roman" w:cs="Times New Roman"/>
-          <w:lang w:val="es-US"/>
-        </w:rPr>
-      </w:pPr>
+        <w:pStyle w:val="Prrafodelista"/>
+        <w:numPr>
+          <w:ilvl w:val="0"/>
+          <w:numId w:val="2"/>
+        </w:numPr>
+        <w:jc w:val="both"/>
+        <w:rPr>
+          <w:rFonts w:ascii="Times New Roman" w:hAnsi="Times New Roman" w:cs="Times New Roman"/>
+        </w:rPr>
+      </w:pPr>
+      <w:proofErr w:type="spellStart"/>
+      <w:proofErr w:type="gramStart"/>
+      <w:r>
+        <w:rPr>
+          <w:rFonts w:ascii="Times New Roman" w:hAnsi="Times New Roman" w:cs="Times New Roman"/>
+        </w:rPr>
+        <w:t>target</w:t>
+      </w:r>
+      <w:proofErr w:type="gramEnd"/>
+      <w:r>
+        <w:rPr>
+          <w:rFonts w:ascii="Times New Roman" w:hAnsi="Times New Roman" w:cs="Times New Roman"/>
+        </w:rPr>
+        <w:t>_pairs</w:t>
+      </w:r>
+      <w:proofErr w:type="spellEnd"/>
+      <w:r>
+        <w:rPr>
+          <w:rFonts w:ascii="Times New Roman" w:hAnsi="Times New Roman" w:cs="Times New Roman"/>
+        </w:rPr>
+        <w:t>: Muestra cómo calcul</w:t>
+      </w:r>
+      <w:r>
+        <w:rPr>
+          <w:rFonts w:ascii="Times New Roman" w:hAnsi="Times New Roman" w:cs="Times New Roman"/>
+        </w:rPr>
+        <w:t xml:space="preserve">ar las columnas del conjunto </w:t>
+      </w:r>
+      <w:proofErr w:type="spellStart"/>
+      <w:r>
+        <w:rPr>
+          <w:rFonts w:ascii="Times New Roman" w:hAnsi="Times New Roman" w:cs="Times New Roman"/>
+        </w:rPr>
+        <w:t>train_labels</w:t>
+      </w:r>
+      <w:proofErr w:type="spellEnd"/>
+      <w:r>
+        <w:rPr>
+          <w:rFonts w:ascii="Times New Roman" w:hAnsi="Times New Roman" w:cs="Times New Roman"/>
+        </w:rPr>
+        <w:t xml:space="preserve"> a partir de las columnas </w:t>
+      </w:r>
+      <w:proofErr w:type="spellStart"/>
+      <w:r>
+        <w:rPr>
+          <w:rFonts w:ascii="Times New Roman" w:hAnsi="Times New Roman" w:cs="Times New Roman"/>
+        </w:rPr>
+        <w:t>train</w:t>
+      </w:r>
+      <w:proofErr w:type="spellEnd"/>
+      <w:r>
+        <w:rPr>
+          <w:rFonts w:ascii="Times New Roman" w:hAnsi="Times New Roman" w:cs="Times New Roman"/>
+        </w:rPr>
+        <w:t>.</w:t>
+      </w:r>
     </w:p>
     <w:p>
       <w:pPr>
@@ -314,6 +1365,411 @@
           <w:lang w:val="es-US"/>
         </w:rPr>
       </w:pPr>
+      <w:r>
+        <w:rPr>
+          <w:rFonts w:ascii="Times New Roman" w:hAnsi="Times New Roman" w:cs="Times New Roman"/>
+          <w:b/>
+          <w:bCs/>
+          <w:lang w:val="es-US"/>
+        </w:rPr>
+        <w:t>Cuadro 1:</w:t>
+      </w:r>
+      <w:r>
+        <w:rPr>
+          <w:rFonts w:ascii="Times New Roman" w:hAnsi="Times New Roman" w:cs="Times New Roman"/>
+          <w:lang w:val="es-US"/>
+        </w:rPr>
+        <w:t xml:space="preserve"> Cantidad de datos en los archivos.</w:t>
+      </w:r>
+    </w:p>
+    <w:tbl>
+      <w:tblPr>
+        <w:tblStyle w:val="Tablaconcuadrcula"/>
+        <w:tblW w:w="0" w:type="auto"/>
+        <w:tblLook w:val="04A0" w:firstRow="1" w:lastRow="0" w:firstColumn="1" w:lastColumn="0" w:noHBand="0" w:noVBand="1"/>
+      </w:tblPr>
+      <w:tblGrid>
+        <w:gridCol w:w="1555"/>
+        <w:gridCol w:w="1701"/>
+        <w:gridCol w:w="1842"/>
+      </w:tblGrid>
+      <w:tr>
+        <w:tc>
+          <w:tcPr>
+            <w:tcW w:w="1555" w:type="dxa"/>
+          </w:tcPr>
+          <w:p>
+            <w:pPr>
+              <w:jc w:val="center"/>
+              <w:rPr>
+                <w:rFonts w:ascii="Times New Roman" w:hAnsi="Times New Roman" w:cs="Times New Roman"/>
+                <w:b/>
+                <w:bCs/>
+                <w:lang w:val="es-US"/>
+              </w:rPr>
+            </w:pPr>
+            <w:r>
+              <w:rPr>
+                <w:rFonts w:ascii="Times New Roman" w:hAnsi="Times New Roman" w:cs="Times New Roman"/>
+                <w:b/>
+                <w:bCs/>
+                <w:lang w:val="es-US"/>
+              </w:rPr>
+              <w:t>Archivo</w:t>
+            </w:r>
+          </w:p>
+        </w:tc>
+        <w:tc>
+          <w:tcPr>
+            <w:tcW w:w="1701" w:type="dxa"/>
+          </w:tcPr>
+          <w:p>
+            <w:pPr>
+              <w:jc w:val="center"/>
+              <w:rPr>
+                <w:rFonts w:ascii="Times New Roman" w:hAnsi="Times New Roman" w:cs="Times New Roman"/>
+                <w:b/>
+                <w:bCs/>
+                <w:lang w:val="es-US"/>
+              </w:rPr>
+            </w:pPr>
+            <w:r>
+              <w:rPr>
+                <w:rFonts w:ascii="Times New Roman" w:hAnsi="Times New Roman" w:cs="Times New Roman"/>
+                <w:b/>
+                <w:bCs/>
+                <w:lang w:val="es-US"/>
+              </w:rPr>
+              <w:t>Filas</w:t>
+            </w:r>
+          </w:p>
+        </w:tc>
+        <w:tc>
+          <w:tcPr>
+            <w:tcW w:w="1842" w:type="dxa"/>
+          </w:tcPr>
+          <w:p>
+            <w:pPr>
+              <w:jc w:val="center"/>
+              <w:rPr>
+                <w:rFonts w:ascii="Times New Roman" w:hAnsi="Times New Roman" w:cs="Times New Roman"/>
+                <w:b/>
+                <w:bCs/>
+                <w:lang w:val="es-US"/>
+              </w:rPr>
+            </w:pPr>
+            <w:r>
+              <w:rPr>
+                <w:rFonts w:ascii="Times New Roman" w:hAnsi="Times New Roman" w:cs="Times New Roman"/>
+                <w:b/>
+                <w:bCs/>
+                <w:lang w:val="es-US"/>
+              </w:rPr>
+              <w:t>Columnas</w:t>
+            </w:r>
+          </w:p>
+        </w:tc>
+      </w:tr>
+      <w:tr>
+        <w:tc>
+          <w:tcPr>
+            <w:tcW w:w="1555" w:type="dxa"/>
+          </w:tcPr>
+          <w:p>
+            <w:pPr>
+              <w:jc w:val="center"/>
+              <w:rPr>
+                <w:rFonts w:ascii="Times New Roman" w:hAnsi="Times New Roman" w:cs="Times New Roman"/>
+                <w:lang w:val="es-US"/>
+              </w:rPr>
+            </w:pPr>
+            <w:proofErr w:type="spellStart"/>
+            <w:r>
+              <w:rPr>
+                <w:rFonts w:ascii="Times New Roman" w:hAnsi="Times New Roman" w:cs="Times New Roman"/>
+                <w:lang w:val="es-US"/>
+              </w:rPr>
+              <w:t>train</w:t>
+            </w:r>
+            <w:proofErr w:type="spellEnd"/>
+          </w:p>
+        </w:tc>
+        <w:tc>
+          <w:tcPr>
+            <w:tcW w:w="1701" w:type="dxa"/>
+          </w:tcPr>
+          <w:p>
+            <w:pPr>
+              <w:jc w:val="center"/>
+              <w:rPr>
+                <w:rFonts w:ascii="Times New Roman" w:hAnsi="Times New Roman" w:cs="Times New Roman"/>
+                <w:lang w:val="es-US"/>
+              </w:rPr>
+            </w:pPr>
+            <w:r>
+              <w:rPr>
+                <w:rFonts w:ascii="Times New Roman" w:hAnsi="Times New Roman" w:cs="Times New Roman"/>
+                <w:lang w:val="es-US"/>
+              </w:rPr>
+              <w:t>1961</w:t>
+            </w:r>
+          </w:p>
+        </w:tc>
+        <w:tc>
+          <w:tcPr>
+            <w:tcW w:w="1842" w:type="dxa"/>
+          </w:tcPr>
+          <w:p>
+            <w:pPr>
+              <w:jc w:val="center"/>
+              <w:rPr>
+                <w:rFonts w:ascii="Times New Roman" w:hAnsi="Times New Roman" w:cs="Times New Roman"/>
+                <w:lang w:val="es-US"/>
+              </w:rPr>
+            </w:pPr>
+            <w:r>
+              <w:rPr>
+                <w:rFonts w:ascii="Times New Roman" w:hAnsi="Times New Roman" w:cs="Times New Roman"/>
+                <w:lang w:val="es-US"/>
+              </w:rPr>
+              <w:t>557</w:t>
+            </w:r>
+          </w:p>
+        </w:tc>
+      </w:tr>
+      <w:tr>
+        <w:tc>
+          <w:tcPr>
+            <w:tcW w:w="1555" w:type="dxa"/>
+          </w:tcPr>
+          <w:p>
+            <w:pPr>
+              <w:jc w:val="center"/>
+              <w:rPr>
+                <w:rFonts w:ascii="Times New Roman" w:hAnsi="Times New Roman" w:cs="Times New Roman"/>
+                <w:lang w:val="es-US"/>
+              </w:rPr>
+            </w:pPr>
+            <w:proofErr w:type="spellStart"/>
+            <w:r>
+              <w:rPr>
+                <w:rFonts w:ascii="Times New Roman" w:hAnsi="Times New Roman" w:cs="Times New Roman"/>
+                <w:lang w:val="es-US"/>
+              </w:rPr>
+              <w:t>train_labels</w:t>
+            </w:r>
+            <w:proofErr w:type="spellEnd"/>
+          </w:p>
+        </w:tc>
+        <w:tc>
+          <w:tcPr>
+            <w:tcW w:w="1701" w:type="dxa"/>
+          </w:tcPr>
+          <w:p>
+            <w:pPr>
+              <w:jc w:val="center"/>
+              <w:rPr>
+                <w:rFonts w:ascii="Times New Roman" w:hAnsi="Times New Roman" w:cs="Times New Roman"/>
+                <w:lang w:val="es-US"/>
+              </w:rPr>
+            </w:pPr>
+            <w:r>
+              <w:rPr>
+                <w:rFonts w:ascii="Times New Roman" w:hAnsi="Times New Roman" w:cs="Times New Roman"/>
+                <w:lang w:val="es-US"/>
+              </w:rPr>
+              <w:t>1961</w:t>
+            </w:r>
+          </w:p>
+        </w:tc>
+        <w:tc>
+          <w:tcPr>
+            <w:tcW w:w="1842" w:type="dxa"/>
+          </w:tcPr>
+          <w:p>
+            <w:pPr>
+              <w:jc w:val="center"/>
+              <w:rPr>
+                <w:rFonts w:ascii="Times New Roman" w:hAnsi="Times New Roman" w:cs="Times New Roman"/>
+                <w:lang w:val="es-US"/>
+              </w:rPr>
+            </w:pPr>
+            <w:r>
+              <w:rPr>
+                <w:rFonts w:ascii="Times New Roman" w:hAnsi="Times New Roman" w:cs="Times New Roman"/>
+                <w:lang w:val="es-US"/>
+              </w:rPr>
+              <w:t>424</w:t>
+            </w:r>
+          </w:p>
+        </w:tc>
+      </w:tr>
+      <w:tr>
+        <w:tc>
+          <w:tcPr>
+            <w:tcW w:w="1555" w:type="dxa"/>
+          </w:tcPr>
+          <w:p>
+            <w:pPr>
+              <w:jc w:val="center"/>
+              <w:rPr>
+                <w:rFonts w:ascii="Times New Roman" w:hAnsi="Times New Roman" w:cs="Times New Roman"/>
+                <w:lang w:val="es-US"/>
+              </w:rPr>
+            </w:pPr>
+            <w:proofErr w:type="spellStart"/>
+            <w:proofErr w:type="gramStart"/>
+            <w:r>
+              <w:rPr>
+                <w:rFonts w:ascii="Times New Roman" w:hAnsi="Times New Roman" w:cs="Times New Roman"/>
+                <w:lang w:val="es-US"/>
+              </w:rPr>
+              <w:t>target</w:t>
+            </w:r>
+            <w:proofErr w:type="gramEnd"/>
+            <w:r>
+              <w:rPr>
+                <w:rFonts w:ascii="Times New Roman" w:hAnsi="Times New Roman" w:cs="Times New Roman"/>
+                <w:lang w:val="es-US"/>
+              </w:rPr>
+              <w:t>_pairs</w:t>
+            </w:r>
+            <w:proofErr w:type="spellEnd"/>
+          </w:p>
+        </w:tc>
+        <w:tc>
+          <w:tcPr>
+            <w:tcW w:w="1701" w:type="dxa"/>
+          </w:tcPr>
+          <w:p>
+            <w:pPr>
+              <w:jc w:val="center"/>
+              <w:rPr>
+                <w:rFonts w:ascii="Times New Roman" w:hAnsi="Times New Roman" w:cs="Times New Roman"/>
+                <w:lang w:val="es-US"/>
+              </w:rPr>
+            </w:pPr>
+            <w:r>
+              <w:rPr>
+                <w:rFonts w:ascii="Times New Roman" w:hAnsi="Times New Roman" w:cs="Times New Roman"/>
+                <w:lang w:val="es-US"/>
+              </w:rPr>
+              <w:t>424</w:t>
+            </w:r>
+          </w:p>
+        </w:tc>
+        <w:tc>
+          <w:tcPr>
+            <w:tcW w:w="1842" w:type="dxa"/>
+          </w:tcPr>
+          <w:p>
+            <w:pPr>
+              <w:jc w:val="center"/>
+              <w:rPr>
+                <w:rFonts w:ascii="Times New Roman" w:hAnsi="Times New Roman" w:cs="Times New Roman"/>
+                <w:lang w:val="es-US"/>
+              </w:rPr>
+            </w:pPr>
+            <w:r>
+              <w:rPr>
+                <w:rFonts w:ascii="Times New Roman" w:hAnsi="Times New Roman" w:cs="Times New Roman"/>
+                <w:lang w:val="es-US"/>
+              </w:rPr>
+              <w:t>3</w:t>
+            </w:r>
+          </w:p>
+        </w:tc>
+      </w:tr>
+    </w:tbl>
+    <w:p>
+      <w:pPr>
+        <w:jc w:val="both"/>
+        <w:rPr>
+          <w:rFonts w:ascii="Times New Roman" w:hAnsi="Times New Roman" w:cs="Times New Roman"/>
+          <w:lang w:val="es-US"/>
+        </w:rPr>
+      </w:pPr>
+      <w:r>
+        <w:rPr>
+          <w:rFonts w:ascii="Times New Roman" w:hAnsi="Times New Roman" w:cs="Times New Roman"/>
+          <w:lang w:val="es-US"/>
+        </w:rPr>
+        <w:lastRenderedPageBreak/>
+        <w:t xml:space="preserve">Note que los conjuntos </w:t>
+      </w:r>
+      <w:proofErr w:type="spellStart"/>
+      <w:r>
+        <w:rPr>
+          <w:rFonts w:ascii="Times New Roman" w:hAnsi="Times New Roman" w:cs="Times New Roman"/>
+          <w:lang w:val="es-US"/>
+        </w:rPr>
+        <w:t>train</w:t>
+      </w:r>
+      <w:proofErr w:type="spellEnd"/>
+      <w:r>
+        <w:rPr>
+          <w:rFonts w:ascii="Times New Roman" w:hAnsi="Times New Roman" w:cs="Times New Roman"/>
+          <w:lang w:val="es-US"/>
+        </w:rPr>
+        <w:t xml:space="preserve"> y </w:t>
+      </w:r>
+      <w:proofErr w:type="spellStart"/>
+      <w:r>
+        <w:rPr>
+          <w:rFonts w:ascii="Times New Roman" w:hAnsi="Times New Roman" w:cs="Times New Roman"/>
+          <w:lang w:val="es-US"/>
+        </w:rPr>
+        <w:t>train_labels</w:t>
+      </w:r>
+      <w:proofErr w:type="spellEnd"/>
+      <w:r>
+        <w:rPr>
+          <w:rFonts w:ascii="Times New Roman" w:hAnsi="Times New Roman" w:cs="Times New Roman"/>
+          <w:lang w:val="es-US"/>
+        </w:rPr>
+        <w:t xml:space="preserve"> están relacionados mediante las filas y que el número de filas de </w:t>
+      </w:r>
+      <w:proofErr w:type="spellStart"/>
+      <w:proofErr w:type="gramStart"/>
+      <w:r>
+        <w:rPr>
+          <w:rFonts w:ascii="Times New Roman" w:hAnsi="Times New Roman" w:cs="Times New Roman"/>
+          <w:lang w:val="es-US"/>
+        </w:rPr>
+        <w:t>target</w:t>
+      </w:r>
+      <w:proofErr w:type="gramEnd"/>
+      <w:r>
+        <w:rPr>
+          <w:rFonts w:ascii="Times New Roman" w:hAnsi="Times New Roman" w:cs="Times New Roman"/>
+          <w:lang w:val="es-US"/>
+        </w:rPr>
+        <w:t>_pairs</w:t>
+      </w:r>
+      <w:proofErr w:type="spellEnd"/>
+      <w:r>
+        <w:rPr>
+          <w:rFonts w:ascii="Times New Roman" w:hAnsi="Times New Roman" w:cs="Times New Roman"/>
+          <w:lang w:val="es-US"/>
+        </w:rPr>
+        <w:t xml:space="preserve"> está relacionado con el número de columnas de </w:t>
+      </w:r>
+      <w:proofErr w:type="spellStart"/>
+      <w:r>
+        <w:rPr>
+          <w:rFonts w:ascii="Times New Roman" w:hAnsi="Times New Roman" w:cs="Times New Roman"/>
+          <w:lang w:val="es-US"/>
+        </w:rPr>
+        <w:t>train_labels</w:t>
+      </w:r>
+      <w:proofErr w:type="spellEnd"/>
+      <w:r>
+        <w:rPr>
+          <w:rFonts w:ascii="Times New Roman" w:hAnsi="Times New Roman" w:cs="Times New Roman"/>
+          <w:lang w:val="es-US"/>
+        </w:rPr>
+        <w:t>. En el cuaderno se verifica que estos se relacionan en cada una de sus entradas.</w:t>
+      </w:r>
     </w:p>
     <w:p>
       <w:pPr>
@@ -330,6 +1786,455 @@
           <w:lang w:val="es-US"/>
         </w:rPr>
       </w:pPr>
+      <w:r>
+        <w:rPr>
+          <w:rFonts w:ascii="Times New Roman" w:hAnsi="Times New Roman" w:cs="Times New Roman"/>
+          <w:b/>
+          <w:bCs/>
+          <w:lang w:val="es-US"/>
+        </w:rPr>
+        <w:t>Cuadro 2:</w:t>
+      </w:r>
+      <w:r>
+        <w:rPr>
+          <w:rFonts w:ascii="Times New Roman" w:hAnsi="Times New Roman" w:cs="Times New Roman"/>
+          <w:lang w:val="es-US"/>
+        </w:rPr>
+        <w:t xml:space="preserve"> Valores faltantes</w:t>
+      </w:r>
+      <w:r>
+        <w:rPr>
+          <w:rFonts w:ascii="Times New Roman" w:hAnsi="Times New Roman" w:cs="Times New Roman"/>
+          <w:lang w:val="es-US"/>
+        </w:rPr>
+        <w:t xml:space="preserve"> en conjuntos originales</w:t>
+      </w:r>
+      <w:r>
+        <w:rPr>
+          <w:rFonts w:ascii="Times New Roman" w:hAnsi="Times New Roman" w:cs="Times New Roman"/>
+          <w:lang w:val="es-US"/>
+        </w:rPr>
+        <w:t>.</w:t>
+      </w:r>
+    </w:p>
+    <w:tbl>
+      <w:tblPr>
+        <w:tblStyle w:val="Tablaconcuadrcula"/>
+        <w:tblW w:w="0" w:type="auto"/>
+        <w:tblLook w:val="04A0" w:firstRow="1" w:lastRow="0" w:firstColumn="1" w:lastColumn="0" w:noHBand="0" w:noVBand="1"/>
+      </w:tblPr>
+      <w:tblGrid>
+        <w:gridCol w:w="1555"/>
+        <w:gridCol w:w="1984"/>
+        <w:gridCol w:w="1985"/>
+        <w:gridCol w:w="1985"/>
+      </w:tblGrid>
+      <w:tr>
+        <w:tc>
+          <w:tcPr>
+            <w:tcW w:w="1555" w:type="dxa"/>
+          </w:tcPr>
+          <w:p>
+            <w:pPr>
+              <w:jc w:val="center"/>
+              <w:rPr>
+                <w:rFonts w:ascii="Times New Roman" w:hAnsi="Times New Roman" w:cs="Times New Roman"/>
+                <w:b/>
+                <w:bCs/>
+                <w:lang w:val="es-US"/>
+              </w:rPr>
+            </w:pPr>
+            <w:r>
+              <w:rPr>
+                <w:rFonts w:ascii="Times New Roman" w:hAnsi="Times New Roman" w:cs="Times New Roman"/>
+                <w:b/>
+                <w:bCs/>
+                <w:lang w:val="es-US"/>
+              </w:rPr>
+              <w:t>Archivo</w:t>
+            </w:r>
+          </w:p>
+        </w:tc>
+        <w:tc>
+          <w:tcPr>
+            <w:tcW w:w="1984" w:type="dxa"/>
+          </w:tcPr>
+          <w:p>
+            <w:pPr>
+              <w:jc w:val="center"/>
+              <w:rPr>
+                <w:rFonts w:ascii="Times New Roman" w:hAnsi="Times New Roman" w:cs="Times New Roman"/>
+                <w:b/>
+                <w:bCs/>
+                <w:lang w:val="es-US"/>
+              </w:rPr>
+            </w:pPr>
+            <w:r>
+              <w:rPr>
+                <w:rFonts w:ascii="Times New Roman" w:hAnsi="Times New Roman" w:cs="Times New Roman"/>
+                <w:b/>
+                <w:bCs/>
+                <w:lang w:val="es-US"/>
+              </w:rPr>
+              <w:t>Columnas con valores faltantes</w:t>
+            </w:r>
+          </w:p>
+        </w:tc>
+        <w:tc>
+          <w:tcPr>
+            <w:tcW w:w="1985" w:type="dxa"/>
+          </w:tcPr>
+          <w:p>
+            <w:pPr>
+              <w:jc w:val="center"/>
+              <w:rPr>
+                <w:rFonts w:ascii="Times New Roman" w:hAnsi="Times New Roman" w:cs="Times New Roman"/>
+                <w:b/>
+                <w:bCs/>
+                <w:lang w:val="es-US"/>
+              </w:rPr>
+            </w:pPr>
+            <w:r>
+              <w:rPr>
+                <w:rFonts w:ascii="Times New Roman" w:hAnsi="Times New Roman" w:cs="Times New Roman"/>
+                <w:b/>
+                <w:bCs/>
+                <w:lang w:val="es-US"/>
+              </w:rPr>
+              <w:t>Máximo de valores faltantes</w:t>
+            </w:r>
+          </w:p>
+        </w:tc>
+        <w:tc>
+          <w:tcPr>
+            <w:tcW w:w="1985" w:type="dxa"/>
+          </w:tcPr>
+          <w:p>
+            <w:pPr>
+              <w:jc w:val="center"/>
+              <w:rPr>
+                <w:rFonts w:ascii="Times New Roman" w:hAnsi="Times New Roman" w:cs="Times New Roman"/>
+                <w:b/>
+                <w:bCs/>
+                <w:lang w:val="es-US"/>
+              </w:rPr>
+            </w:pPr>
+            <w:r>
+              <w:rPr>
+                <w:rFonts w:ascii="Times New Roman" w:hAnsi="Times New Roman" w:cs="Times New Roman"/>
+                <w:b/>
+                <w:bCs/>
+                <w:lang w:val="es-US"/>
+              </w:rPr>
+              <w:t>Mínimo de valores faltantes</w:t>
+            </w:r>
+          </w:p>
+        </w:tc>
+      </w:tr>
+      <w:tr>
+        <w:tc>
+          <w:tcPr>
+            <w:tcW w:w="1555" w:type="dxa"/>
+          </w:tcPr>
+          <w:p>
+            <w:pPr>
+              <w:jc w:val="center"/>
+              <w:rPr>
+                <w:rFonts w:ascii="Times New Roman" w:hAnsi="Times New Roman" w:cs="Times New Roman"/>
+                <w:lang w:val="es-US"/>
+              </w:rPr>
+            </w:pPr>
+            <w:proofErr w:type="spellStart"/>
+            <w:r>
+              <w:rPr>
+                <w:rFonts w:ascii="Times New Roman" w:hAnsi="Times New Roman" w:cs="Times New Roman"/>
+                <w:lang w:val="es-US"/>
+              </w:rPr>
+              <w:t>train</w:t>
+            </w:r>
+            <w:proofErr w:type="spellEnd"/>
+          </w:p>
+        </w:tc>
+        <w:tc>
+          <w:tcPr>
+            <w:tcW w:w="1984" w:type="dxa"/>
+          </w:tcPr>
+          <w:p>
+            <w:pPr>
+              <w:jc w:val="center"/>
+              <w:rPr>
+                <w:rFonts w:ascii="Times New Roman" w:hAnsi="Times New Roman" w:cs="Times New Roman"/>
+                <w:lang w:val="es-US"/>
+              </w:rPr>
+            </w:pPr>
+            <w:r>
+              <w:rPr>
+                <w:rFonts w:ascii="Times New Roman" w:hAnsi="Times New Roman" w:cs="Times New Roman"/>
+                <w:lang w:val="es-US"/>
+              </w:rPr>
+              <w:t>519</w:t>
+            </w:r>
+          </w:p>
+        </w:tc>
+        <w:tc>
+          <w:tcPr>
+            <w:tcW w:w="1985" w:type="dxa"/>
+          </w:tcPr>
+          <w:p>
+            <w:pPr>
+              <w:jc w:val="center"/>
+              <w:rPr>
+                <w:rFonts w:ascii="Times New Roman" w:hAnsi="Times New Roman" w:cs="Times New Roman"/>
+                <w:lang w:val="es-US"/>
+              </w:rPr>
+            </w:pPr>
+            <w:r>
+              <w:rPr>
+                <w:rFonts w:ascii="Times New Roman" w:hAnsi="Times New Roman" w:cs="Times New Roman"/>
+                <w:lang w:val="es-US"/>
+              </w:rPr>
+              <w:t>1713</w:t>
+            </w:r>
+          </w:p>
+        </w:tc>
+        <w:tc>
+          <w:tcPr>
+            <w:tcW w:w="1985" w:type="dxa"/>
+          </w:tcPr>
+          <w:p>
+            <w:pPr>
+              <w:jc w:val="center"/>
+              <w:rPr>
+                <w:rFonts w:ascii="Times New Roman" w:hAnsi="Times New Roman" w:cs="Times New Roman"/>
+                <w:lang w:val="es-US"/>
+              </w:rPr>
+            </w:pPr>
+            <w:r>
+              <w:rPr>
+                <w:rFonts w:ascii="Times New Roman" w:hAnsi="Times New Roman" w:cs="Times New Roman"/>
+                <w:lang w:val="es-US"/>
+              </w:rPr>
+              <w:t>51</w:t>
+            </w:r>
+          </w:p>
+        </w:tc>
+      </w:tr>
+      <w:tr>
+        <w:tc>
+          <w:tcPr>
+            <w:tcW w:w="1555" w:type="dxa"/>
+          </w:tcPr>
+          <w:p>
+            <w:pPr>
+              <w:jc w:val="center"/>
+              <w:rPr>
+                <w:rFonts w:ascii="Times New Roman" w:hAnsi="Times New Roman" w:cs="Times New Roman"/>
+                <w:lang w:val="es-US"/>
+              </w:rPr>
+            </w:pPr>
+            <w:proofErr w:type="spellStart"/>
+            <w:r>
+              <w:rPr>
+                <w:rFonts w:ascii="Times New Roman" w:hAnsi="Times New Roman" w:cs="Times New Roman"/>
+                <w:lang w:val="es-US"/>
+              </w:rPr>
+              <w:t>train_labels</w:t>
+            </w:r>
+            <w:proofErr w:type="spellEnd"/>
+          </w:p>
+        </w:tc>
+        <w:tc>
+          <w:tcPr>
+            <w:tcW w:w="1984" w:type="dxa"/>
+          </w:tcPr>
+          <w:p>
+            <w:pPr>
+              <w:jc w:val="center"/>
+              <w:rPr>
+                <w:rFonts w:ascii="Times New Roman" w:hAnsi="Times New Roman" w:cs="Times New Roman"/>
+                <w:lang w:val="es-US"/>
+              </w:rPr>
+            </w:pPr>
+            <w:r>
+              <w:rPr>
+                <w:rFonts w:ascii="Times New Roman" w:hAnsi="Times New Roman" w:cs="Times New Roman"/>
+                <w:lang w:val="es-US"/>
+              </w:rPr>
+              <w:t>422</w:t>
+            </w:r>
+          </w:p>
+        </w:tc>
+        <w:tc>
+          <w:tcPr>
+            <w:tcW w:w="1985" w:type="dxa"/>
+          </w:tcPr>
+          <w:p>
+            <w:pPr>
+              <w:jc w:val="center"/>
+              <w:rPr>
+                <w:rFonts w:ascii="Times New Roman" w:hAnsi="Times New Roman" w:cs="Times New Roman"/>
+                <w:lang w:val="es-US"/>
+              </w:rPr>
+            </w:pPr>
+            <w:r>
+              <w:rPr>
+                <w:rFonts w:ascii="Times New Roman" w:hAnsi="Times New Roman" w:cs="Times New Roman"/>
+                <w:lang w:val="es-US"/>
+              </w:rPr>
+              <w:t>370</w:t>
+            </w:r>
+          </w:p>
+        </w:tc>
+        <w:tc>
+          <w:tcPr>
+            <w:tcW w:w="1985" w:type="dxa"/>
+          </w:tcPr>
+          <w:p>
+            <w:pPr>
+              <w:jc w:val="center"/>
+              <w:rPr>
+                <w:rFonts w:ascii="Times New Roman" w:hAnsi="Times New Roman" w:cs="Times New Roman"/>
+                <w:lang w:val="es-US"/>
+              </w:rPr>
+            </w:pPr>
+            <w:r>
+              <w:rPr>
+                <w:rFonts w:ascii="Times New Roman" w:hAnsi="Times New Roman" w:cs="Times New Roman"/>
+                <w:lang w:val="es-US"/>
+              </w:rPr>
+              <w:t>86</w:t>
+            </w:r>
+          </w:p>
+        </w:tc>
+      </w:tr>
+      <w:tr>
+        <w:tc>
+          <w:tcPr>
+            <w:tcW w:w="1555" w:type="dxa"/>
+          </w:tcPr>
+          <w:p>
+            <w:pPr>
+              <w:jc w:val="center"/>
+              <w:rPr>
+                <w:rFonts w:ascii="Times New Roman" w:hAnsi="Times New Roman" w:cs="Times New Roman"/>
+                <w:lang w:val="es-US"/>
+              </w:rPr>
+            </w:pPr>
+            <w:proofErr w:type="spellStart"/>
+            <w:proofErr w:type="gramStart"/>
+            <w:r>
+              <w:rPr>
+                <w:rFonts w:ascii="Times New Roman" w:hAnsi="Times New Roman" w:cs="Times New Roman"/>
+                <w:lang w:val="es-US"/>
+              </w:rPr>
+              <w:t>target</w:t>
+            </w:r>
+            <w:proofErr w:type="gramEnd"/>
+            <w:r>
+              <w:rPr>
+                <w:rFonts w:ascii="Times New Roman" w:hAnsi="Times New Roman" w:cs="Times New Roman"/>
+                <w:lang w:val="es-US"/>
+              </w:rPr>
+              <w:t>_pairs</w:t>
+            </w:r>
+            <w:proofErr w:type="spellEnd"/>
+          </w:p>
+        </w:tc>
+        <w:tc>
+          <w:tcPr>
+            <w:tcW w:w="1984" w:type="dxa"/>
+          </w:tcPr>
+          <w:p>
+            <w:pPr>
+              <w:jc w:val="center"/>
+              <w:rPr>
+                <w:rFonts w:ascii="Times New Roman" w:hAnsi="Times New Roman" w:cs="Times New Roman"/>
+                <w:lang w:val="es-US"/>
+              </w:rPr>
+            </w:pPr>
+            <w:r>
+              <w:rPr>
+                <w:rFonts w:ascii="Times New Roman" w:hAnsi="Times New Roman" w:cs="Times New Roman"/>
+                <w:lang w:val="es-US"/>
+              </w:rPr>
+              <w:t>0</w:t>
+            </w:r>
+          </w:p>
+        </w:tc>
+        <w:tc>
+          <w:tcPr>
+            <w:tcW w:w="1985" w:type="dxa"/>
+          </w:tcPr>
+          <w:p>
+            <w:pPr>
+              <w:jc w:val="center"/>
+              <w:rPr>
+                <w:rFonts w:ascii="Times New Roman" w:hAnsi="Times New Roman" w:cs="Times New Roman"/>
+                <w:lang w:val="es-US"/>
+              </w:rPr>
+            </w:pPr>
+            <w:r>
+              <w:rPr>
+                <w:rFonts w:ascii="Times New Roman" w:hAnsi="Times New Roman" w:cs="Times New Roman"/>
+                <w:lang w:val="es-US"/>
+              </w:rPr>
+              <w:t>0</w:t>
+            </w:r>
+          </w:p>
+        </w:tc>
+        <w:tc>
+          <w:tcPr>
+            <w:tcW w:w="1985" w:type="dxa"/>
+          </w:tcPr>
+          <w:p>
+            <w:pPr>
+              <w:jc w:val="center"/>
+              <w:rPr>
+                <w:rFonts w:ascii="Times New Roman" w:hAnsi="Times New Roman" w:cs="Times New Roman"/>
+                <w:lang w:val="es-US"/>
+              </w:rPr>
+            </w:pPr>
+            <w:r>
+              <w:rPr>
+                <w:rFonts w:ascii="Times New Roman" w:hAnsi="Times New Roman" w:cs="Times New Roman"/>
+                <w:lang w:val="es-US"/>
+              </w:rPr>
+              <w:t>0</w:t>
+            </w:r>
+          </w:p>
+        </w:tc>
+      </w:tr>
+    </w:tbl>
+    <w:p>
+      <w:pPr>
+        <w:rPr>
+          <w:rFonts w:ascii="Times New Roman" w:hAnsi="Times New Roman" w:cs="Times New Roman"/>
+          <w:lang w:val="es-US"/>
+        </w:rPr>
+      </w:pPr>
+      <w:r>
+        <w:rPr>
+          <w:rFonts w:ascii="Times New Roman" w:hAnsi="Times New Roman" w:cs="Times New Roman"/>
+          <w:lang w:val="es-US"/>
+        </w:rPr>
+        <w:t xml:space="preserve">Hay muchas columnas con valores faltantes, pero no todas son útiles para </w:t>
+      </w:r>
+      <w:proofErr w:type="spellStart"/>
+      <w:r>
+        <w:rPr>
+          <w:rFonts w:ascii="Times New Roman" w:hAnsi="Times New Roman" w:cs="Times New Roman"/>
+          <w:lang w:val="es-US"/>
+        </w:rPr>
+        <w:t>train_labels</w:t>
+      </w:r>
+      <w:proofErr w:type="spellEnd"/>
+      <w:r>
+        <w:rPr>
+          <w:rFonts w:ascii="Times New Roman" w:hAnsi="Times New Roman" w:cs="Times New Roman"/>
+          <w:lang w:val="es-US"/>
+        </w:rPr>
+        <w:t>.</w:t>
+      </w:r>
     </w:p>
     <w:p>
       <w:pPr>
@@ -341,20 +2246,285 @@
     </w:p>
     <w:p>
       <w:pPr>
-        <w:pStyle w:val="Ttulo1"/>
-        <w:rPr>
-          <w:lang w:val="es-US"/>
-        </w:rPr>
-      </w:pPr>
-      <w:r>
-        <w:rPr>
-          <w:lang w:val="es-US"/>
-        </w:rPr>
-        <w:t>Proceso de limpieza</w:t>
+        <w:rPr>
+          <w:rFonts w:ascii="Times New Roman" w:hAnsi="Times New Roman" w:cs="Times New Roman"/>
+          <w:lang w:val="es-US"/>
+        </w:rPr>
+      </w:pPr>
+      <w:r>
+        <w:rPr>
+          <w:rFonts w:ascii="Times New Roman" w:hAnsi="Times New Roman" w:cs="Times New Roman"/>
+          <w:b/>
+          <w:bCs/>
+          <w:lang w:val="es-US"/>
+        </w:rPr>
+        <w:t>Cuadro 3:</w:t>
+      </w:r>
+      <w:r>
+        <w:rPr>
+          <w:rFonts w:ascii="Times New Roman" w:hAnsi="Times New Roman" w:cs="Times New Roman"/>
+          <w:lang w:val="es-US"/>
+        </w:rPr>
+        <w:t xml:space="preserve"> Valores faltantes en el archivo </w:t>
+      </w:r>
+      <w:proofErr w:type="spellStart"/>
+      <w:r>
+        <w:rPr>
+          <w:rFonts w:ascii="Times New Roman" w:hAnsi="Times New Roman" w:cs="Times New Roman"/>
+          <w:lang w:val="es-US"/>
+        </w:rPr>
+        <w:t>train</w:t>
+      </w:r>
+      <w:proofErr w:type="spellEnd"/>
+      <w:r>
+        <w:rPr>
+          <w:rFonts w:ascii="Times New Roman" w:hAnsi="Times New Roman" w:cs="Times New Roman"/>
+          <w:lang w:val="es-US"/>
+        </w:rPr>
+        <w:t>, solo con las columnas útiles para predecir.</w:t>
+      </w:r>
+    </w:p>
+    <w:tbl>
+      <w:tblPr>
+        <w:tblStyle w:val="Tablaconcuadrcula"/>
+        <w:tblW w:w="0" w:type="auto"/>
+        <w:tblLook w:val="04A0" w:firstRow="1" w:lastRow="0" w:firstColumn="1" w:lastColumn="0" w:noHBand="0" w:noVBand="1"/>
+      </w:tblPr>
+      <w:tblGrid>
+        <w:gridCol w:w="1984"/>
+        <w:gridCol w:w="1985"/>
+        <w:gridCol w:w="1985"/>
+        <w:gridCol w:w="1985"/>
+      </w:tblGrid>
+      <w:tr>
+        <w:tc>
+          <w:tcPr>
+            <w:tcW w:w="1984" w:type="dxa"/>
+          </w:tcPr>
+          <w:p>
+            <w:pPr>
+              <w:jc w:val="center"/>
+              <w:rPr>
+                <w:rFonts w:ascii="Times New Roman" w:hAnsi="Times New Roman" w:cs="Times New Roman"/>
+                <w:b/>
+                <w:bCs/>
+                <w:lang w:val="es-US"/>
+              </w:rPr>
+            </w:pPr>
+            <w:r>
+              <w:rPr>
+                <w:rFonts w:ascii="Times New Roman" w:hAnsi="Times New Roman" w:cs="Times New Roman"/>
+                <w:b/>
+                <w:bCs/>
+                <w:lang w:val="es-US"/>
+              </w:rPr>
+              <w:t>Columnas útiles</w:t>
+            </w:r>
+          </w:p>
+        </w:tc>
+        <w:tc>
+          <w:tcPr>
+            <w:tcW w:w="1985" w:type="dxa"/>
+          </w:tcPr>
+          <w:p>
+            <w:pPr>
+              <w:jc w:val="center"/>
+              <w:rPr>
+                <w:rFonts w:ascii="Times New Roman" w:hAnsi="Times New Roman" w:cs="Times New Roman"/>
+                <w:b/>
+                <w:bCs/>
+                <w:lang w:val="es-US"/>
+              </w:rPr>
+            </w:pPr>
+            <w:r>
+              <w:rPr>
+                <w:rFonts w:ascii="Times New Roman" w:hAnsi="Times New Roman" w:cs="Times New Roman"/>
+                <w:b/>
+                <w:bCs/>
+                <w:lang w:val="es-US"/>
+              </w:rPr>
+              <w:t>Columnas con valores faltantes</w:t>
+            </w:r>
+          </w:p>
+        </w:tc>
+        <w:tc>
+          <w:tcPr>
+            <w:tcW w:w="1985" w:type="dxa"/>
+          </w:tcPr>
+          <w:p>
+            <w:pPr>
+              <w:jc w:val="center"/>
+              <w:rPr>
+                <w:rFonts w:ascii="Times New Roman" w:hAnsi="Times New Roman" w:cs="Times New Roman"/>
+                <w:b/>
+                <w:bCs/>
+                <w:lang w:val="es-US"/>
+              </w:rPr>
+            </w:pPr>
+            <w:r>
+              <w:rPr>
+                <w:rFonts w:ascii="Times New Roman" w:hAnsi="Times New Roman" w:cs="Times New Roman"/>
+                <w:b/>
+                <w:bCs/>
+                <w:lang w:val="es-US"/>
+              </w:rPr>
+              <w:t>Máximo de valores faltantes</w:t>
+            </w:r>
+          </w:p>
+        </w:tc>
+        <w:tc>
+          <w:tcPr>
+            <w:tcW w:w="1985" w:type="dxa"/>
+          </w:tcPr>
+          <w:p>
+            <w:pPr>
+              <w:jc w:val="center"/>
+              <w:rPr>
+                <w:rFonts w:ascii="Times New Roman" w:hAnsi="Times New Roman" w:cs="Times New Roman"/>
+                <w:b/>
+                <w:bCs/>
+                <w:lang w:val="es-US"/>
+              </w:rPr>
+            </w:pPr>
+            <w:r>
+              <w:rPr>
+                <w:rFonts w:ascii="Times New Roman" w:hAnsi="Times New Roman" w:cs="Times New Roman"/>
+                <w:b/>
+                <w:bCs/>
+                <w:lang w:val="es-US"/>
+              </w:rPr>
+              <w:t>Mínimo de valores faltantes</w:t>
+            </w:r>
+          </w:p>
+        </w:tc>
+      </w:tr>
+      <w:tr>
+        <w:tc>
+          <w:tcPr>
+            <w:tcW w:w="1984" w:type="dxa"/>
+          </w:tcPr>
+          <w:p>
+            <w:pPr>
+              <w:jc w:val="center"/>
+              <w:rPr>
+                <w:rFonts w:ascii="Times New Roman" w:hAnsi="Times New Roman" w:cs="Times New Roman"/>
+                <w:lang w:val="es-US"/>
+              </w:rPr>
+            </w:pPr>
+            <w:r>
+              <w:rPr>
+                <w:rFonts w:ascii="Times New Roman" w:hAnsi="Times New Roman" w:cs="Times New Roman"/>
+                <w:lang w:val="es-US"/>
+              </w:rPr>
+              <w:t>106</w:t>
+            </w:r>
+          </w:p>
+        </w:tc>
+        <w:tc>
+          <w:tcPr>
+            <w:tcW w:w="1985" w:type="dxa"/>
+          </w:tcPr>
+          <w:p>
+            <w:pPr>
+              <w:jc w:val="center"/>
+              <w:rPr>
+                <w:rFonts w:ascii="Times New Roman" w:hAnsi="Times New Roman" w:cs="Times New Roman"/>
+                <w:lang w:val="es-US"/>
+              </w:rPr>
+            </w:pPr>
+            <w:r>
+              <w:rPr>
+                <w:rFonts w:ascii="Times New Roman" w:hAnsi="Times New Roman" w:cs="Times New Roman"/>
+                <w:lang w:val="es-US"/>
+              </w:rPr>
+              <w:t>73</w:t>
+            </w:r>
+          </w:p>
+        </w:tc>
+        <w:tc>
+          <w:tcPr>
+            <w:tcW w:w="1985" w:type="dxa"/>
+          </w:tcPr>
+          <w:p>
+            <w:pPr>
+              <w:jc w:val="center"/>
+              <w:rPr>
+                <w:rFonts w:ascii="Times New Roman" w:hAnsi="Times New Roman" w:cs="Times New Roman"/>
+                <w:lang w:val="es-US"/>
+              </w:rPr>
+            </w:pPr>
+            <w:r>
+              <w:rPr>
+                <w:rFonts w:ascii="Times New Roman" w:hAnsi="Times New Roman" w:cs="Times New Roman"/>
+                <w:lang w:val="es-US"/>
+              </w:rPr>
+              <w:t>1</w:t>
+            </w:r>
+            <w:r>
+              <w:rPr>
+                <w:rFonts w:ascii="Times New Roman" w:hAnsi="Times New Roman" w:cs="Times New Roman"/>
+                <w:lang w:val="es-US"/>
+              </w:rPr>
+              <w:t>16</w:t>
+            </w:r>
+          </w:p>
+        </w:tc>
+        <w:tc>
+          <w:tcPr>
+            <w:tcW w:w="1985" w:type="dxa"/>
+          </w:tcPr>
+          <w:p>
+            <w:pPr>
+              <w:jc w:val="center"/>
+              <w:rPr>
+                <w:rFonts w:ascii="Times New Roman" w:hAnsi="Times New Roman" w:cs="Times New Roman"/>
+                <w:lang w:val="es-US"/>
+              </w:rPr>
+            </w:pPr>
+            <w:r>
+              <w:rPr>
+                <w:rFonts w:ascii="Times New Roman" w:hAnsi="Times New Roman" w:cs="Times New Roman"/>
+                <w:lang w:val="es-US"/>
+              </w:rPr>
+              <w:t>51</w:t>
+            </w:r>
+          </w:p>
+        </w:tc>
+      </w:tr>
+    </w:tbl>
+    <w:p>
+      <w:pPr>
+        <w:jc w:val="both"/>
+        <w:rPr>
+          <w:rFonts w:ascii="Times New Roman" w:hAnsi="Times New Roman" w:cs="Times New Roman"/>
+          <w:lang w:val="es-US"/>
+        </w:rPr>
+      </w:pPr>
+      <w:r>
+        <w:rPr>
+          <w:rFonts w:ascii="Times New Roman" w:hAnsi="Times New Roman" w:cs="Times New Roman"/>
+          <w:lang w:val="es-US"/>
+        </w:rPr>
+        <w:t>De las columnas</w:t>
+      </w:r>
+      <w:r>
+        <w:rPr>
+          <w:rFonts w:ascii="Times New Roman" w:hAnsi="Times New Roman" w:cs="Times New Roman"/>
+          <w:lang w:val="es-US"/>
+        </w:rPr>
+        <w:t xml:space="preserve"> </w:t>
+      </w:r>
+      <w:r>
+        <w:rPr>
+          <w:rFonts w:ascii="Times New Roman" w:hAnsi="Times New Roman" w:cs="Times New Roman"/>
+          <w:lang w:val="es-US"/>
+        </w:rPr>
+        <w:t>que son útiles, se tiene presencia de valores faltantes en la mayoría de éstas, pero la cantidad de valores faltantes máxima es mucho menor que en el conjunto original.</w:t>
       </w:r>
     </w:p>
     <w:p>
       <w:pPr>
+        <w:jc w:val="both"/>
         <w:rPr>
           <w:rFonts w:ascii="Times New Roman" w:hAnsi="Times New Roman" w:cs="Times New Roman"/>
           <w:lang w:val="es-US"/>
@@ -363,6 +2533,972 @@
     </w:p>
     <w:p>
       <w:pPr>
+        <w:jc w:val="both"/>
+        <w:rPr>
+          <w:rFonts w:ascii="Times New Roman" w:hAnsi="Times New Roman" w:cs="Times New Roman"/>
+          <w:lang w:val="es-US"/>
+        </w:rPr>
+      </w:pPr>
+      <w:r>
+        <w:rPr>
+          <w:rFonts w:ascii="Times New Roman" w:hAnsi="Times New Roman" w:cs="Times New Roman"/>
+          <w:b/>
+          <w:bCs/>
+          <w:lang w:val="es-US"/>
+        </w:rPr>
+        <w:t>Cuadro 4:</w:t>
+      </w:r>
+      <w:r>
+        <w:rPr>
+          <w:rFonts w:ascii="Times New Roman" w:hAnsi="Times New Roman" w:cs="Times New Roman"/>
+          <w:lang w:val="es-US"/>
+        </w:rPr>
+        <w:t xml:space="preserve"> </w:t>
+      </w:r>
+      <w:r>
+        <w:rPr>
+          <w:rFonts w:ascii="Times New Roman" w:hAnsi="Times New Roman" w:cs="Times New Roman"/>
+          <w:lang w:val="es-US"/>
+        </w:rPr>
+        <w:t>Cantidad de columnas que no cumplen con</w:t>
+      </w:r>
+      <w:r>
+        <w:rPr>
+          <w:rFonts w:ascii="Times New Roman" w:hAnsi="Times New Roman" w:cs="Times New Roman"/>
+          <w:lang w:val="es-US"/>
+        </w:rPr>
+        <w:t xml:space="preserve"> criterios estadísticos </w:t>
+      </w:r>
+      <w:r>
+        <w:rPr>
+          <w:rFonts w:ascii="Times New Roman" w:hAnsi="Times New Roman" w:cs="Times New Roman"/>
+          <w:lang w:val="es-US"/>
+        </w:rPr>
+        <w:t xml:space="preserve">deseados, </w:t>
+      </w:r>
+      <w:r>
+        <w:rPr>
+          <w:rFonts w:ascii="Times New Roman" w:hAnsi="Times New Roman" w:cs="Times New Roman"/>
+          <w:lang w:val="es-US"/>
+        </w:rPr>
+        <w:t>para conjuntos diferenciados</w:t>
+      </w:r>
+      <w:r>
+        <w:rPr>
+          <w:rFonts w:ascii="Times New Roman" w:hAnsi="Times New Roman" w:cs="Times New Roman"/>
+          <w:lang w:val="es-US"/>
+        </w:rPr>
+        <w:t xml:space="preserve"> provenientes de </w:t>
+      </w:r>
+      <w:proofErr w:type="spellStart"/>
+      <w:r>
+        <w:rPr>
+          <w:rFonts w:ascii="Times New Roman" w:hAnsi="Times New Roman" w:cs="Times New Roman"/>
+          <w:lang w:val="es-US"/>
+        </w:rPr>
+        <w:t>train</w:t>
+      </w:r>
+      <w:proofErr w:type="spellEnd"/>
+      <w:r>
+        <w:rPr>
+          <w:rFonts w:ascii="Times New Roman" w:hAnsi="Times New Roman" w:cs="Times New Roman"/>
+          <w:lang w:val="es-US"/>
+        </w:rPr>
+        <w:t xml:space="preserve"> preprocesado a escala logarítmica y solo con columnas útiles.</w:t>
+      </w:r>
+    </w:p>
+    <w:tbl>
+      <w:tblPr>
+        <w:tblStyle w:val="Tablaconcuadrcula"/>
+        <w:tblW w:w="0" w:type="auto"/>
+        <w:tblLook w:val="04A0" w:firstRow="1" w:lastRow="0" w:firstColumn="1" w:lastColumn="0" w:noHBand="0" w:noVBand="1"/>
+      </w:tblPr>
+      <w:tblGrid>
+        <w:gridCol w:w="2547"/>
+        <w:gridCol w:w="1559"/>
+        <w:gridCol w:w="1559"/>
+        <w:gridCol w:w="1560"/>
+        <w:gridCol w:w="1603"/>
+      </w:tblGrid>
+      <w:tr>
+        <w:tc>
+          <w:tcPr>
+            <w:tcW w:w="2547" w:type="dxa"/>
+          </w:tcPr>
+          <w:p>
+            <w:pPr>
+              <w:jc w:val="center"/>
+              <w:rPr>
+                <w:rFonts w:ascii="Times New Roman" w:hAnsi="Times New Roman" w:cs="Times New Roman"/>
+                <w:b/>
+                <w:bCs/>
+                <w:lang w:val="es-US"/>
+              </w:rPr>
+            </w:pPr>
+            <w:r>
+              <w:rPr>
+                <w:rFonts w:ascii="Times New Roman" w:hAnsi="Times New Roman" w:cs="Times New Roman"/>
+                <w:b/>
+                <w:bCs/>
+                <w:lang w:val="es-US"/>
+              </w:rPr>
+              <w:t>Criterio</w:t>
+            </w:r>
+          </w:p>
+        </w:tc>
+        <w:tc>
+          <w:tcPr>
+            <w:tcW w:w="1559" w:type="dxa"/>
+          </w:tcPr>
+          <w:p>
+            <w:pPr>
+              <w:jc w:val="center"/>
+              <w:rPr>
+                <w:rFonts w:ascii="Times New Roman" w:hAnsi="Times New Roman" w:cs="Times New Roman"/>
+                <w:b/>
+                <w:bCs/>
+                <w:lang w:val="es-US"/>
+              </w:rPr>
+            </w:pPr>
+            <w:r>
+              <w:rPr>
+                <w:rFonts w:ascii="Times New Roman" w:hAnsi="Times New Roman" w:cs="Times New Roman"/>
+                <w:b/>
+                <w:bCs/>
+                <w:lang w:val="es-US"/>
+              </w:rPr>
+              <w:t>Diferencia 1</w:t>
+            </w:r>
+          </w:p>
+        </w:tc>
+        <w:tc>
+          <w:tcPr>
+            <w:tcW w:w="1559" w:type="dxa"/>
+          </w:tcPr>
+          <w:p>
+            <w:pPr>
+              <w:jc w:val="center"/>
+              <w:rPr>
+                <w:rFonts w:ascii="Times New Roman" w:hAnsi="Times New Roman" w:cs="Times New Roman"/>
+                <w:b/>
+                <w:bCs/>
+                <w:lang w:val="es-US"/>
+              </w:rPr>
+            </w:pPr>
+            <w:r>
+              <w:rPr>
+                <w:rFonts w:ascii="Times New Roman" w:hAnsi="Times New Roman" w:cs="Times New Roman"/>
+                <w:b/>
+                <w:bCs/>
+                <w:lang w:val="es-US"/>
+              </w:rPr>
+              <w:t>Diferencia 2</w:t>
+            </w:r>
+          </w:p>
+        </w:tc>
+        <w:tc>
+          <w:tcPr>
+            <w:tcW w:w="1560" w:type="dxa"/>
+          </w:tcPr>
+          <w:p>
+            <w:pPr>
+              <w:jc w:val="center"/>
+              <w:rPr>
+                <w:rFonts w:ascii="Times New Roman" w:hAnsi="Times New Roman" w:cs="Times New Roman"/>
+                <w:b/>
+                <w:bCs/>
+                <w:lang w:val="es-US"/>
+              </w:rPr>
+            </w:pPr>
+            <w:r>
+              <w:rPr>
+                <w:rFonts w:ascii="Times New Roman" w:hAnsi="Times New Roman" w:cs="Times New Roman"/>
+                <w:b/>
+                <w:bCs/>
+                <w:lang w:val="es-US"/>
+              </w:rPr>
+              <w:t>Diferencia 3</w:t>
+            </w:r>
+          </w:p>
+        </w:tc>
+        <w:tc>
+          <w:tcPr>
+            <w:tcW w:w="1603" w:type="dxa"/>
+          </w:tcPr>
+          <w:p>
+            <w:pPr>
+              <w:jc w:val="center"/>
+              <w:rPr>
+                <w:rFonts w:ascii="Times New Roman" w:hAnsi="Times New Roman" w:cs="Times New Roman"/>
+                <w:b/>
+                <w:bCs/>
+                <w:lang w:val="es-US"/>
+              </w:rPr>
+            </w:pPr>
+            <w:r>
+              <w:rPr>
+                <w:rFonts w:ascii="Times New Roman" w:hAnsi="Times New Roman" w:cs="Times New Roman"/>
+                <w:b/>
+                <w:bCs/>
+                <w:lang w:val="es-US"/>
+              </w:rPr>
+              <w:t>Diferencia 4</w:t>
+            </w:r>
+          </w:p>
+        </w:tc>
+      </w:tr>
+      <w:tr>
+        <w:tc>
+          <w:tcPr>
+            <w:tcW w:w="2547" w:type="dxa"/>
+          </w:tcPr>
+          <w:p>
+            <w:pPr>
+              <w:jc w:val="center"/>
+              <w:rPr>
+                <w:rFonts w:ascii="Times New Roman" w:hAnsi="Times New Roman" w:cs="Times New Roman"/>
+                <w:lang w:val="es-US"/>
+              </w:rPr>
+            </w:pPr>
+            <w:r>
+              <w:rPr>
+                <w:rFonts w:ascii="Times New Roman" w:hAnsi="Times New Roman" w:cs="Times New Roman"/>
+                <w:lang w:val="es-US"/>
+              </w:rPr>
+              <w:t>Media 0</w:t>
+            </w:r>
+          </w:p>
+        </w:tc>
+        <w:tc>
+          <w:tcPr>
+            <w:tcW w:w="1559" w:type="dxa"/>
+          </w:tcPr>
+          <w:p>
+            <w:pPr>
+              <w:jc w:val="center"/>
+              <w:rPr>
+                <w:rFonts w:ascii="Times New Roman" w:hAnsi="Times New Roman" w:cs="Times New Roman"/>
+                <w:lang w:val="es-US"/>
+              </w:rPr>
+            </w:pPr>
+            <w:r>
+              <w:rPr>
+                <w:rFonts w:ascii="Times New Roman" w:hAnsi="Times New Roman" w:cs="Times New Roman"/>
+                <w:lang w:val="es-US"/>
+              </w:rPr>
+              <w:t>0</w:t>
+            </w:r>
+          </w:p>
+        </w:tc>
+        <w:tc>
+          <w:tcPr>
+            <w:tcW w:w="1559" w:type="dxa"/>
+          </w:tcPr>
+          <w:p>
+            <w:pPr>
+              <w:jc w:val="center"/>
+              <w:rPr>
+                <w:rFonts w:ascii="Times New Roman" w:hAnsi="Times New Roman" w:cs="Times New Roman"/>
+                <w:lang w:val="es-US"/>
+              </w:rPr>
+            </w:pPr>
+            <w:r>
+              <w:rPr>
+                <w:rFonts w:ascii="Times New Roman" w:hAnsi="Times New Roman" w:cs="Times New Roman"/>
+                <w:lang w:val="es-US"/>
+              </w:rPr>
+              <w:t>0</w:t>
+            </w:r>
+          </w:p>
+        </w:tc>
+        <w:tc>
+          <w:tcPr>
+            <w:tcW w:w="1560" w:type="dxa"/>
+          </w:tcPr>
+          <w:p>
+            <w:pPr>
+              <w:jc w:val="center"/>
+              <w:rPr>
+                <w:rFonts w:ascii="Times New Roman" w:hAnsi="Times New Roman" w:cs="Times New Roman"/>
+                <w:lang w:val="es-US"/>
+              </w:rPr>
+            </w:pPr>
+            <w:r>
+              <w:rPr>
+                <w:rFonts w:ascii="Times New Roman" w:hAnsi="Times New Roman" w:cs="Times New Roman"/>
+                <w:lang w:val="es-US"/>
+              </w:rPr>
+              <w:t>0</w:t>
+            </w:r>
+          </w:p>
+        </w:tc>
+        <w:tc>
+          <w:tcPr>
+            <w:tcW w:w="1603" w:type="dxa"/>
+          </w:tcPr>
+          <w:p>
+            <w:pPr>
+              <w:jc w:val="center"/>
+              <w:rPr>
+                <w:rFonts w:ascii="Times New Roman" w:hAnsi="Times New Roman" w:cs="Times New Roman"/>
+                <w:lang w:val="es-US"/>
+              </w:rPr>
+            </w:pPr>
+            <w:r>
+              <w:rPr>
+                <w:rFonts w:ascii="Times New Roman" w:hAnsi="Times New Roman" w:cs="Times New Roman"/>
+                <w:lang w:val="es-US"/>
+              </w:rPr>
+              <w:t>0</w:t>
+            </w:r>
+          </w:p>
+        </w:tc>
+      </w:tr>
+      <w:tr>
+        <w:tc>
+          <w:tcPr>
+            <w:tcW w:w="2547" w:type="dxa"/>
+          </w:tcPr>
+          <w:p>
+            <w:pPr>
+              <w:jc w:val="center"/>
+              <w:rPr>
+                <w:rFonts w:ascii="Times New Roman" w:hAnsi="Times New Roman" w:cs="Times New Roman"/>
+                <w:lang w:val="es-US"/>
+              </w:rPr>
+            </w:pPr>
+            <w:r>
+              <w:rPr>
+                <w:rFonts w:ascii="Times New Roman" w:hAnsi="Times New Roman" w:cs="Times New Roman"/>
+                <w:lang w:val="es-US"/>
+              </w:rPr>
+              <w:t>Mediana 0</w:t>
+            </w:r>
+          </w:p>
+        </w:tc>
+        <w:tc>
+          <w:tcPr>
+            <w:tcW w:w="1559" w:type="dxa"/>
+          </w:tcPr>
+          <w:p>
+            <w:pPr>
+              <w:jc w:val="center"/>
+              <w:rPr>
+                <w:rFonts w:ascii="Times New Roman" w:hAnsi="Times New Roman" w:cs="Times New Roman"/>
+                <w:lang w:val="es-US"/>
+              </w:rPr>
+            </w:pPr>
+            <w:r>
+              <w:rPr>
+                <w:rFonts w:ascii="Times New Roman" w:hAnsi="Times New Roman" w:cs="Times New Roman"/>
+                <w:lang w:val="es-US"/>
+              </w:rPr>
+              <w:t>0</w:t>
+            </w:r>
+          </w:p>
+        </w:tc>
+        <w:tc>
+          <w:tcPr>
+            <w:tcW w:w="1559" w:type="dxa"/>
+          </w:tcPr>
+          <w:p>
+            <w:pPr>
+              <w:jc w:val="center"/>
+              <w:rPr>
+                <w:rFonts w:ascii="Times New Roman" w:hAnsi="Times New Roman" w:cs="Times New Roman"/>
+                <w:lang w:val="es-US"/>
+              </w:rPr>
+            </w:pPr>
+            <w:r>
+              <w:rPr>
+                <w:rFonts w:ascii="Times New Roman" w:hAnsi="Times New Roman" w:cs="Times New Roman"/>
+                <w:lang w:val="es-US"/>
+              </w:rPr>
+              <w:t>0</w:t>
+            </w:r>
+          </w:p>
+        </w:tc>
+        <w:tc>
+          <w:tcPr>
+            <w:tcW w:w="1560" w:type="dxa"/>
+          </w:tcPr>
+          <w:p>
+            <w:pPr>
+              <w:jc w:val="center"/>
+              <w:rPr>
+                <w:rFonts w:ascii="Times New Roman" w:hAnsi="Times New Roman" w:cs="Times New Roman"/>
+                <w:lang w:val="es-US"/>
+              </w:rPr>
+            </w:pPr>
+            <w:r>
+              <w:rPr>
+                <w:rFonts w:ascii="Times New Roman" w:hAnsi="Times New Roman" w:cs="Times New Roman"/>
+                <w:lang w:val="es-US"/>
+              </w:rPr>
+              <w:t>0</w:t>
+            </w:r>
+          </w:p>
+        </w:tc>
+        <w:tc>
+          <w:tcPr>
+            <w:tcW w:w="1603" w:type="dxa"/>
+          </w:tcPr>
+          <w:p>
+            <w:pPr>
+              <w:jc w:val="center"/>
+              <w:rPr>
+                <w:rFonts w:ascii="Times New Roman" w:hAnsi="Times New Roman" w:cs="Times New Roman"/>
+                <w:lang w:val="es-US"/>
+              </w:rPr>
+            </w:pPr>
+            <w:r>
+              <w:rPr>
+                <w:rFonts w:ascii="Times New Roman" w:hAnsi="Times New Roman" w:cs="Times New Roman"/>
+                <w:lang w:val="es-US"/>
+              </w:rPr>
+              <w:t>0</w:t>
+            </w:r>
+          </w:p>
+        </w:tc>
+      </w:tr>
+      <w:tr>
+        <w:tc>
+          <w:tcPr>
+            <w:tcW w:w="2547" w:type="dxa"/>
+          </w:tcPr>
+          <w:p>
+            <w:pPr>
+              <w:jc w:val="center"/>
+              <w:rPr>
+                <w:rFonts w:ascii="Times New Roman" w:hAnsi="Times New Roman" w:cs="Times New Roman"/>
+                <w:lang w:val="es-US"/>
+              </w:rPr>
+            </w:pPr>
+            <w:r>
+              <w:rPr>
+                <w:rFonts w:ascii="Times New Roman" w:hAnsi="Times New Roman" w:cs="Times New Roman"/>
+                <w:lang w:val="es-US"/>
+              </w:rPr>
+              <w:t>Media y mediana cercanas</w:t>
+            </w:r>
+          </w:p>
+        </w:tc>
+        <w:tc>
+          <w:tcPr>
+            <w:tcW w:w="1559" w:type="dxa"/>
+          </w:tcPr>
+          <w:p>
+            <w:pPr>
+              <w:jc w:val="center"/>
+              <w:rPr>
+                <w:rFonts w:ascii="Times New Roman" w:hAnsi="Times New Roman" w:cs="Times New Roman"/>
+                <w:lang w:val="es-US"/>
+              </w:rPr>
+            </w:pPr>
+            <w:r>
+              <w:rPr>
+                <w:rFonts w:ascii="Times New Roman" w:hAnsi="Times New Roman" w:cs="Times New Roman"/>
+                <w:lang w:val="es-US"/>
+              </w:rPr>
+              <w:t>0</w:t>
+            </w:r>
+          </w:p>
+        </w:tc>
+        <w:tc>
+          <w:tcPr>
+            <w:tcW w:w="1559" w:type="dxa"/>
+          </w:tcPr>
+          <w:p>
+            <w:pPr>
+              <w:jc w:val="center"/>
+              <w:rPr>
+                <w:rFonts w:ascii="Times New Roman" w:hAnsi="Times New Roman" w:cs="Times New Roman"/>
+                <w:lang w:val="es-US"/>
+              </w:rPr>
+            </w:pPr>
+            <w:r>
+              <w:rPr>
+                <w:rFonts w:ascii="Times New Roman" w:hAnsi="Times New Roman" w:cs="Times New Roman"/>
+                <w:lang w:val="es-US"/>
+              </w:rPr>
+              <w:t>0</w:t>
+            </w:r>
+          </w:p>
+        </w:tc>
+        <w:tc>
+          <w:tcPr>
+            <w:tcW w:w="1560" w:type="dxa"/>
+          </w:tcPr>
+          <w:p>
+            <w:pPr>
+              <w:jc w:val="center"/>
+              <w:rPr>
+                <w:rFonts w:ascii="Times New Roman" w:hAnsi="Times New Roman" w:cs="Times New Roman"/>
+                <w:lang w:val="es-US"/>
+              </w:rPr>
+            </w:pPr>
+            <w:r>
+              <w:rPr>
+                <w:rFonts w:ascii="Times New Roman" w:hAnsi="Times New Roman" w:cs="Times New Roman"/>
+                <w:lang w:val="es-US"/>
+              </w:rPr>
+              <w:t>0</w:t>
+            </w:r>
+          </w:p>
+        </w:tc>
+        <w:tc>
+          <w:tcPr>
+            <w:tcW w:w="1603" w:type="dxa"/>
+          </w:tcPr>
+          <w:p>
+            <w:pPr>
+              <w:jc w:val="center"/>
+              <w:rPr>
+                <w:rFonts w:ascii="Times New Roman" w:hAnsi="Times New Roman" w:cs="Times New Roman"/>
+                <w:lang w:val="es-US"/>
+              </w:rPr>
+            </w:pPr>
+            <w:r>
+              <w:rPr>
+                <w:rFonts w:ascii="Times New Roman" w:hAnsi="Times New Roman" w:cs="Times New Roman"/>
+                <w:lang w:val="es-US"/>
+              </w:rPr>
+              <w:t>0</w:t>
+            </w:r>
+          </w:p>
+        </w:tc>
+      </w:tr>
+      <w:tr>
+        <w:tc>
+          <w:tcPr>
+            <w:tcW w:w="2547" w:type="dxa"/>
+          </w:tcPr>
+          <w:p>
+            <w:pPr>
+              <w:jc w:val="center"/>
+              <w:rPr>
+                <w:rFonts w:ascii="Times New Roman" w:hAnsi="Times New Roman" w:cs="Times New Roman"/>
+                <w:lang w:val="es-US"/>
+              </w:rPr>
+            </w:pPr>
+            <w:r>
+              <w:rPr>
+                <w:rFonts w:ascii="Times New Roman" w:hAnsi="Times New Roman" w:cs="Times New Roman"/>
+                <w:lang w:val="es-US"/>
+              </w:rPr>
+              <w:t>Sesgo bajo</w:t>
+            </w:r>
+          </w:p>
+        </w:tc>
+        <w:tc>
+          <w:tcPr>
+            <w:tcW w:w="1559" w:type="dxa"/>
+          </w:tcPr>
+          <w:p>
+            <w:pPr>
+              <w:jc w:val="center"/>
+              <w:rPr>
+                <w:rFonts w:ascii="Times New Roman" w:hAnsi="Times New Roman" w:cs="Times New Roman"/>
+                <w:lang w:val="es-US"/>
+              </w:rPr>
+            </w:pPr>
+            <w:r>
+              <w:rPr>
+                <w:rFonts w:ascii="Times New Roman" w:hAnsi="Times New Roman" w:cs="Times New Roman"/>
+                <w:lang w:val="es-US"/>
+              </w:rPr>
+              <w:t>0</w:t>
+            </w:r>
+          </w:p>
+        </w:tc>
+        <w:tc>
+          <w:tcPr>
+            <w:tcW w:w="1559" w:type="dxa"/>
+          </w:tcPr>
+          <w:p>
+            <w:pPr>
+              <w:jc w:val="center"/>
+              <w:rPr>
+                <w:rFonts w:ascii="Times New Roman" w:hAnsi="Times New Roman" w:cs="Times New Roman"/>
+                <w:lang w:val="es-US"/>
+              </w:rPr>
+            </w:pPr>
+            <w:r>
+              <w:rPr>
+                <w:rFonts w:ascii="Times New Roman" w:hAnsi="Times New Roman" w:cs="Times New Roman"/>
+                <w:lang w:val="es-US"/>
+              </w:rPr>
+              <w:t>3</w:t>
+            </w:r>
+          </w:p>
+        </w:tc>
+        <w:tc>
+          <w:tcPr>
+            <w:tcW w:w="1560" w:type="dxa"/>
+          </w:tcPr>
+          <w:p>
+            <w:pPr>
+              <w:jc w:val="center"/>
+              <w:rPr>
+                <w:rFonts w:ascii="Times New Roman" w:hAnsi="Times New Roman" w:cs="Times New Roman"/>
+                <w:lang w:val="es-US"/>
+              </w:rPr>
+            </w:pPr>
+            <w:r>
+              <w:rPr>
+                <w:rFonts w:ascii="Times New Roman" w:hAnsi="Times New Roman" w:cs="Times New Roman"/>
+                <w:lang w:val="es-US"/>
+              </w:rPr>
+              <w:t>8</w:t>
+            </w:r>
+          </w:p>
+        </w:tc>
+        <w:tc>
+          <w:tcPr>
+            <w:tcW w:w="1603" w:type="dxa"/>
+          </w:tcPr>
+          <w:p>
+            <w:pPr>
+              <w:jc w:val="center"/>
+              <w:rPr>
+                <w:rFonts w:ascii="Times New Roman" w:hAnsi="Times New Roman" w:cs="Times New Roman"/>
+                <w:lang w:val="es-US"/>
+              </w:rPr>
+            </w:pPr>
+            <w:r>
+              <w:rPr>
+                <w:rFonts w:ascii="Times New Roman" w:hAnsi="Times New Roman" w:cs="Times New Roman"/>
+                <w:lang w:val="es-US"/>
+              </w:rPr>
+              <w:t>10</w:t>
+            </w:r>
+          </w:p>
+        </w:tc>
+      </w:tr>
+      <w:tr>
+        <w:tc>
+          <w:tcPr>
+            <w:tcW w:w="2547" w:type="dxa"/>
+          </w:tcPr>
+          <w:p>
+            <w:pPr>
+              <w:jc w:val="center"/>
+              <w:rPr>
+                <w:rFonts w:ascii="Times New Roman" w:hAnsi="Times New Roman" w:cs="Times New Roman"/>
+                <w:lang w:val="es-US"/>
+              </w:rPr>
+            </w:pPr>
+            <w:r>
+              <w:rPr>
+                <w:rFonts w:ascii="Times New Roman" w:hAnsi="Times New Roman" w:cs="Times New Roman"/>
+                <w:lang w:val="es-US"/>
+              </w:rPr>
+              <w:t>Curtosis positiva</w:t>
+            </w:r>
+          </w:p>
+        </w:tc>
+        <w:tc>
+          <w:tcPr>
+            <w:tcW w:w="1559" w:type="dxa"/>
+          </w:tcPr>
+          <w:p>
+            <w:pPr>
+              <w:jc w:val="center"/>
+              <w:rPr>
+                <w:rFonts w:ascii="Times New Roman" w:hAnsi="Times New Roman" w:cs="Times New Roman"/>
+                <w:lang w:val="es-US"/>
+              </w:rPr>
+            </w:pPr>
+            <w:r>
+              <w:rPr>
+                <w:rFonts w:ascii="Times New Roman" w:hAnsi="Times New Roman" w:cs="Times New Roman"/>
+                <w:lang w:val="es-US"/>
+              </w:rPr>
+              <w:t>0</w:t>
+            </w:r>
+          </w:p>
+        </w:tc>
+        <w:tc>
+          <w:tcPr>
+            <w:tcW w:w="1559" w:type="dxa"/>
+          </w:tcPr>
+          <w:p>
+            <w:pPr>
+              <w:jc w:val="center"/>
+              <w:rPr>
+                <w:rFonts w:ascii="Times New Roman" w:hAnsi="Times New Roman" w:cs="Times New Roman"/>
+                <w:lang w:val="es-US"/>
+              </w:rPr>
+            </w:pPr>
+            <w:r>
+              <w:rPr>
+                <w:rFonts w:ascii="Times New Roman" w:hAnsi="Times New Roman" w:cs="Times New Roman"/>
+                <w:lang w:val="es-US"/>
+              </w:rPr>
+              <w:t>0</w:t>
+            </w:r>
+          </w:p>
+        </w:tc>
+        <w:tc>
+          <w:tcPr>
+            <w:tcW w:w="1560" w:type="dxa"/>
+          </w:tcPr>
+          <w:p>
+            <w:pPr>
+              <w:jc w:val="center"/>
+              <w:rPr>
+                <w:rFonts w:ascii="Times New Roman" w:hAnsi="Times New Roman" w:cs="Times New Roman"/>
+                <w:lang w:val="es-US"/>
+              </w:rPr>
+            </w:pPr>
+            <w:r>
+              <w:rPr>
+                <w:rFonts w:ascii="Times New Roman" w:hAnsi="Times New Roman" w:cs="Times New Roman"/>
+                <w:lang w:val="es-US"/>
+              </w:rPr>
+              <w:t>0</w:t>
+            </w:r>
+          </w:p>
+        </w:tc>
+        <w:tc>
+          <w:tcPr>
+            <w:tcW w:w="1603" w:type="dxa"/>
+          </w:tcPr>
+          <w:p>
+            <w:pPr>
+              <w:jc w:val="center"/>
+              <w:rPr>
+                <w:rFonts w:ascii="Times New Roman" w:hAnsi="Times New Roman" w:cs="Times New Roman"/>
+                <w:lang w:val="es-US"/>
+              </w:rPr>
+            </w:pPr>
+            <w:r>
+              <w:rPr>
+                <w:rFonts w:ascii="Times New Roman" w:hAnsi="Times New Roman" w:cs="Times New Roman"/>
+                <w:lang w:val="es-US"/>
+              </w:rPr>
+              <w:t>0</w:t>
+            </w:r>
+          </w:p>
+        </w:tc>
+      </w:tr>
+      <w:tr>
+        <w:tc>
+          <w:tcPr>
+            <w:tcW w:w="2547" w:type="dxa"/>
+          </w:tcPr>
+          <w:p>
+            <w:pPr>
+              <w:jc w:val="center"/>
+              <w:rPr>
+                <w:rFonts w:ascii="Times New Roman" w:hAnsi="Times New Roman" w:cs="Times New Roman"/>
+                <w:lang w:val="es-US"/>
+              </w:rPr>
+            </w:pPr>
+            <w:r>
+              <w:rPr>
+                <w:rFonts w:ascii="Times New Roman" w:hAnsi="Times New Roman" w:cs="Times New Roman"/>
+                <w:lang w:val="es-US"/>
+              </w:rPr>
+              <w:t>Desviación estándar positiva</w:t>
+            </w:r>
+          </w:p>
+        </w:tc>
+        <w:tc>
+          <w:tcPr>
+            <w:tcW w:w="1559" w:type="dxa"/>
+          </w:tcPr>
+          <w:p>
+            <w:pPr>
+              <w:jc w:val="center"/>
+              <w:rPr>
+                <w:rFonts w:ascii="Times New Roman" w:hAnsi="Times New Roman" w:cs="Times New Roman"/>
+                <w:lang w:val="es-US"/>
+              </w:rPr>
+            </w:pPr>
+            <w:r>
+              <w:rPr>
+                <w:rFonts w:ascii="Times New Roman" w:hAnsi="Times New Roman" w:cs="Times New Roman"/>
+                <w:lang w:val="es-US"/>
+              </w:rPr>
+              <w:t>7</w:t>
+            </w:r>
+          </w:p>
+        </w:tc>
+        <w:tc>
+          <w:tcPr>
+            <w:tcW w:w="1559" w:type="dxa"/>
+          </w:tcPr>
+          <w:p>
+            <w:pPr>
+              <w:jc w:val="center"/>
+              <w:rPr>
+                <w:rFonts w:ascii="Times New Roman" w:hAnsi="Times New Roman" w:cs="Times New Roman"/>
+                <w:lang w:val="es-US"/>
+              </w:rPr>
+            </w:pPr>
+            <w:r>
+              <w:rPr>
+                <w:rFonts w:ascii="Times New Roman" w:hAnsi="Times New Roman" w:cs="Times New Roman"/>
+                <w:lang w:val="es-US"/>
+              </w:rPr>
+              <w:t>1</w:t>
+            </w:r>
+          </w:p>
+        </w:tc>
+        <w:tc>
+          <w:tcPr>
+            <w:tcW w:w="1560" w:type="dxa"/>
+          </w:tcPr>
+          <w:p>
+            <w:pPr>
+              <w:jc w:val="center"/>
+              <w:rPr>
+                <w:rFonts w:ascii="Times New Roman" w:hAnsi="Times New Roman" w:cs="Times New Roman"/>
+                <w:lang w:val="es-US"/>
+              </w:rPr>
+            </w:pPr>
+            <w:r>
+              <w:rPr>
+                <w:rFonts w:ascii="Times New Roman" w:hAnsi="Times New Roman" w:cs="Times New Roman"/>
+                <w:lang w:val="es-US"/>
+              </w:rPr>
+              <w:t>0</w:t>
+            </w:r>
+          </w:p>
+        </w:tc>
+        <w:tc>
+          <w:tcPr>
+            <w:tcW w:w="1603" w:type="dxa"/>
+          </w:tcPr>
+          <w:p>
+            <w:pPr>
+              <w:jc w:val="center"/>
+              <w:rPr>
+                <w:rFonts w:ascii="Times New Roman" w:hAnsi="Times New Roman" w:cs="Times New Roman"/>
+                <w:lang w:val="es-US"/>
+              </w:rPr>
+            </w:pPr>
+            <w:r>
+              <w:rPr>
+                <w:rFonts w:ascii="Times New Roman" w:hAnsi="Times New Roman" w:cs="Times New Roman"/>
+                <w:lang w:val="es-US"/>
+              </w:rPr>
+              <w:t>0</w:t>
+            </w:r>
+          </w:p>
+        </w:tc>
+      </w:tr>
+      <w:tr>
+        <w:tc>
+          <w:tcPr>
+            <w:tcW w:w="2547" w:type="dxa"/>
+          </w:tcPr>
+          <w:p>
+            <w:pPr>
+              <w:jc w:val="center"/>
+              <w:rPr>
+                <w:rFonts w:ascii="Times New Roman" w:hAnsi="Times New Roman" w:cs="Times New Roman"/>
+                <w:lang w:val="es-US"/>
+              </w:rPr>
+            </w:pPr>
+            <w:r>
+              <w:rPr>
+                <w:rFonts w:ascii="Times New Roman" w:hAnsi="Times New Roman" w:cs="Times New Roman"/>
+                <w:lang w:val="es-US"/>
+              </w:rPr>
+              <w:t>Rango intercuartílico positiva</w:t>
+            </w:r>
+          </w:p>
+        </w:tc>
+        <w:tc>
+          <w:tcPr>
+            <w:tcW w:w="1559" w:type="dxa"/>
+          </w:tcPr>
+          <w:p>
+            <w:pPr>
+              <w:jc w:val="center"/>
+              <w:rPr>
+                <w:rFonts w:ascii="Times New Roman" w:hAnsi="Times New Roman" w:cs="Times New Roman"/>
+                <w:lang w:val="es-US"/>
+              </w:rPr>
+            </w:pPr>
+            <w:r>
+              <w:rPr>
+                <w:rFonts w:ascii="Times New Roman" w:hAnsi="Times New Roman" w:cs="Times New Roman"/>
+                <w:lang w:val="es-US"/>
+              </w:rPr>
+              <w:t>6</w:t>
+            </w:r>
+          </w:p>
+        </w:tc>
+        <w:tc>
+          <w:tcPr>
+            <w:tcW w:w="1559" w:type="dxa"/>
+          </w:tcPr>
+          <w:p>
+            <w:pPr>
+              <w:jc w:val="center"/>
+              <w:rPr>
+                <w:rFonts w:ascii="Times New Roman" w:hAnsi="Times New Roman" w:cs="Times New Roman"/>
+                <w:lang w:val="es-US"/>
+              </w:rPr>
+            </w:pPr>
+            <w:r>
+              <w:rPr>
+                <w:rFonts w:ascii="Times New Roman" w:hAnsi="Times New Roman" w:cs="Times New Roman"/>
+                <w:lang w:val="es-US"/>
+              </w:rPr>
+              <w:t>2</w:t>
+            </w:r>
+          </w:p>
+        </w:tc>
+        <w:tc>
+          <w:tcPr>
+            <w:tcW w:w="1560" w:type="dxa"/>
+          </w:tcPr>
+          <w:p>
+            <w:pPr>
+              <w:jc w:val="center"/>
+              <w:rPr>
+                <w:rFonts w:ascii="Times New Roman" w:hAnsi="Times New Roman" w:cs="Times New Roman"/>
+                <w:lang w:val="es-US"/>
+              </w:rPr>
+            </w:pPr>
+            <w:r>
+              <w:rPr>
+                <w:rFonts w:ascii="Times New Roman" w:hAnsi="Times New Roman" w:cs="Times New Roman"/>
+                <w:lang w:val="es-US"/>
+              </w:rPr>
+              <w:t>0</w:t>
+            </w:r>
+          </w:p>
+        </w:tc>
+        <w:tc>
+          <w:tcPr>
+            <w:tcW w:w="1603" w:type="dxa"/>
+          </w:tcPr>
+          <w:p>
+            <w:pPr>
+              <w:jc w:val="center"/>
+              <w:rPr>
+                <w:rFonts w:ascii="Times New Roman" w:hAnsi="Times New Roman" w:cs="Times New Roman"/>
+                <w:lang w:val="es-US"/>
+              </w:rPr>
+            </w:pPr>
+            <w:r>
+              <w:rPr>
+                <w:rFonts w:ascii="Times New Roman" w:hAnsi="Times New Roman" w:cs="Times New Roman"/>
+                <w:lang w:val="es-US"/>
+              </w:rPr>
+              <w:t>0</w:t>
+            </w:r>
+          </w:p>
+        </w:tc>
+      </w:tr>
+    </w:tbl>
+    <w:p>
+      <w:pPr>
         <w:rPr>
           <w:rFonts w:ascii="Times New Roman" w:hAnsi="Times New Roman" w:cs="Times New Roman"/>
           <w:lang w:val="es-US"/>
@@ -379,81 +3515,1279 @@
     </w:p>
     <w:p>
       <w:pPr>
-        <w:rPr>
-          <w:rFonts w:ascii="Times New Roman" w:hAnsi="Times New Roman" w:cs="Times New Roman"/>
-          <w:lang w:val="es-US"/>
-        </w:rPr>
-      </w:pPr>
+        <w:jc w:val="both"/>
+        <w:rPr>
+          <w:rFonts w:ascii="Times New Roman" w:hAnsi="Times New Roman" w:cs="Times New Roman"/>
+          <w:lang w:val="es-US"/>
+        </w:rPr>
+      </w:pPr>
+      <w:r>
+        <w:rPr>
+          <w:rFonts w:ascii="Times New Roman" w:hAnsi="Times New Roman" w:cs="Times New Roman"/>
+          <w:b/>
+          <w:bCs/>
+          <w:lang w:val="es-US"/>
+        </w:rPr>
+        <w:lastRenderedPageBreak/>
+        <w:t xml:space="preserve">Cuadro </w:t>
+      </w:r>
+      <w:r>
+        <w:rPr>
+          <w:rFonts w:ascii="Times New Roman" w:hAnsi="Times New Roman" w:cs="Times New Roman"/>
+          <w:b/>
+          <w:bCs/>
+          <w:lang w:val="es-US"/>
+        </w:rPr>
+        <w:t>5</w:t>
+      </w:r>
+      <w:r>
+        <w:rPr>
+          <w:rFonts w:ascii="Times New Roman" w:hAnsi="Times New Roman" w:cs="Times New Roman"/>
+          <w:b/>
+          <w:bCs/>
+          <w:lang w:val="es-US"/>
+        </w:rPr>
+        <w:t>:</w:t>
+      </w:r>
+      <w:r>
+        <w:rPr>
+          <w:rFonts w:ascii="Times New Roman" w:hAnsi="Times New Roman" w:cs="Times New Roman"/>
+          <w:lang w:val="es-US"/>
+        </w:rPr>
+        <w:t xml:space="preserve"> </w:t>
+      </w:r>
+      <w:r>
+        <w:rPr>
+          <w:rFonts w:ascii="Times New Roman" w:hAnsi="Times New Roman" w:cs="Times New Roman"/>
+          <w:lang w:val="es-US"/>
+        </w:rPr>
+        <w:t>Cantidad</w:t>
+      </w:r>
+      <w:r>
+        <w:rPr>
+          <w:rFonts w:ascii="Times New Roman" w:hAnsi="Times New Roman" w:cs="Times New Roman"/>
+          <w:lang w:val="es-US"/>
+        </w:rPr>
+        <w:t xml:space="preserve"> de columnas que no cumplen con </w:t>
+      </w:r>
+      <w:r>
+        <w:rPr>
+          <w:rFonts w:ascii="Times New Roman" w:hAnsi="Times New Roman" w:cs="Times New Roman"/>
+          <w:lang w:val="es-US"/>
+        </w:rPr>
+        <w:t>supuestos</w:t>
+      </w:r>
+      <w:r>
+        <w:rPr>
+          <w:rFonts w:ascii="Times New Roman" w:hAnsi="Times New Roman" w:cs="Times New Roman"/>
+          <w:lang w:val="es-US"/>
+        </w:rPr>
+        <w:t xml:space="preserve"> deseados, para conjuntos diferenciados provenientes de </w:t>
+      </w:r>
+      <w:proofErr w:type="spellStart"/>
+      <w:r>
+        <w:rPr>
+          <w:rFonts w:ascii="Times New Roman" w:hAnsi="Times New Roman" w:cs="Times New Roman"/>
+          <w:lang w:val="es-US"/>
+        </w:rPr>
+        <w:t>train</w:t>
+      </w:r>
+      <w:proofErr w:type="spellEnd"/>
+      <w:r>
+        <w:rPr>
+          <w:rFonts w:ascii="Times New Roman" w:hAnsi="Times New Roman" w:cs="Times New Roman"/>
+          <w:lang w:val="es-US"/>
+        </w:rPr>
+        <w:t xml:space="preserve"> preprocesado a escala logarítmica y solo con columnas útiles.</w:t>
+      </w:r>
+    </w:p>
+    <w:tbl>
+      <w:tblPr>
+        <w:tblStyle w:val="Tablaconcuadrcula"/>
+        <w:tblW w:w="0" w:type="auto"/>
+        <w:tblLook w:val="04A0" w:firstRow="1" w:lastRow="0" w:firstColumn="1" w:lastColumn="0" w:noHBand="0" w:noVBand="1"/>
+      </w:tblPr>
+      <w:tblGrid>
+        <w:gridCol w:w="2547"/>
+        <w:gridCol w:w="1559"/>
+        <w:gridCol w:w="1559"/>
+        <w:gridCol w:w="1560"/>
+        <w:gridCol w:w="1603"/>
+      </w:tblGrid>
+      <w:tr>
+        <w:tc>
+          <w:tcPr>
+            <w:tcW w:w="2547" w:type="dxa"/>
+          </w:tcPr>
+          <w:p>
+            <w:pPr>
+              <w:jc w:val="center"/>
+              <w:rPr>
+                <w:rFonts w:ascii="Times New Roman" w:hAnsi="Times New Roman" w:cs="Times New Roman"/>
+                <w:b/>
+                <w:bCs/>
+                <w:lang w:val="es-US"/>
+              </w:rPr>
+            </w:pPr>
+            <w:r>
+              <w:rPr>
+                <w:rFonts w:ascii="Times New Roman" w:hAnsi="Times New Roman" w:cs="Times New Roman"/>
+                <w:b/>
+                <w:bCs/>
+                <w:lang w:val="es-US"/>
+              </w:rPr>
+              <w:t>Criterio</w:t>
+            </w:r>
+          </w:p>
+        </w:tc>
+        <w:tc>
+          <w:tcPr>
+            <w:tcW w:w="1559" w:type="dxa"/>
+          </w:tcPr>
+          <w:p>
+            <w:pPr>
+              <w:jc w:val="center"/>
+              <w:rPr>
+                <w:rFonts w:ascii="Times New Roman" w:hAnsi="Times New Roman" w:cs="Times New Roman"/>
+                <w:b/>
+                <w:bCs/>
+                <w:lang w:val="es-US"/>
+              </w:rPr>
+            </w:pPr>
+            <w:r>
+              <w:rPr>
+                <w:rFonts w:ascii="Times New Roman" w:hAnsi="Times New Roman" w:cs="Times New Roman"/>
+                <w:b/>
+                <w:bCs/>
+                <w:lang w:val="es-US"/>
+              </w:rPr>
+              <w:t>Diferencia 1</w:t>
+            </w:r>
+          </w:p>
+        </w:tc>
+        <w:tc>
+          <w:tcPr>
+            <w:tcW w:w="1559" w:type="dxa"/>
+          </w:tcPr>
+          <w:p>
+            <w:pPr>
+              <w:jc w:val="center"/>
+              <w:rPr>
+                <w:rFonts w:ascii="Times New Roman" w:hAnsi="Times New Roman" w:cs="Times New Roman"/>
+                <w:b/>
+                <w:bCs/>
+                <w:lang w:val="es-US"/>
+              </w:rPr>
+            </w:pPr>
+            <w:r>
+              <w:rPr>
+                <w:rFonts w:ascii="Times New Roman" w:hAnsi="Times New Roman" w:cs="Times New Roman"/>
+                <w:b/>
+                <w:bCs/>
+                <w:lang w:val="es-US"/>
+              </w:rPr>
+              <w:t>Diferencia 2</w:t>
+            </w:r>
+          </w:p>
+        </w:tc>
+        <w:tc>
+          <w:tcPr>
+            <w:tcW w:w="1560" w:type="dxa"/>
+          </w:tcPr>
+          <w:p>
+            <w:pPr>
+              <w:jc w:val="center"/>
+              <w:rPr>
+                <w:rFonts w:ascii="Times New Roman" w:hAnsi="Times New Roman" w:cs="Times New Roman"/>
+                <w:b/>
+                <w:bCs/>
+                <w:lang w:val="es-US"/>
+              </w:rPr>
+            </w:pPr>
+            <w:r>
+              <w:rPr>
+                <w:rFonts w:ascii="Times New Roman" w:hAnsi="Times New Roman" w:cs="Times New Roman"/>
+                <w:b/>
+                <w:bCs/>
+                <w:lang w:val="es-US"/>
+              </w:rPr>
+              <w:t>Diferencia 3</w:t>
+            </w:r>
+          </w:p>
+        </w:tc>
+        <w:tc>
+          <w:tcPr>
+            <w:tcW w:w="1603" w:type="dxa"/>
+          </w:tcPr>
+          <w:p>
+            <w:pPr>
+              <w:jc w:val="center"/>
+              <w:rPr>
+                <w:rFonts w:ascii="Times New Roman" w:hAnsi="Times New Roman" w:cs="Times New Roman"/>
+                <w:b/>
+                <w:bCs/>
+                <w:lang w:val="es-US"/>
+              </w:rPr>
+            </w:pPr>
+            <w:r>
+              <w:rPr>
+                <w:rFonts w:ascii="Times New Roman" w:hAnsi="Times New Roman" w:cs="Times New Roman"/>
+                <w:b/>
+                <w:bCs/>
+                <w:lang w:val="es-US"/>
+              </w:rPr>
+              <w:t>Diferencia 4</w:t>
+            </w:r>
+          </w:p>
+        </w:tc>
+      </w:tr>
+      <w:tr>
+        <w:tc>
+          <w:tcPr>
+            <w:tcW w:w="2547" w:type="dxa"/>
+          </w:tcPr>
+          <w:p>
+            <w:pPr>
+              <w:jc w:val="center"/>
+              <w:rPr>
+                <w:rFonts w:ascii="Times New Roman" w:hAnsi="Times New Roman" w:cs="Times New Roman"/>
+                <w:lang w:val="es-US"/>
+              </w:rPr>
+            </w:pPr>
+            <w:r>
+              <w:rPr>
+                <w:rFonts w:ascii="Times New Roman" w:hAnsi="Times New Roman" w:cs="Times New Roman"/>
+                <w:lang w:val="es-US"/>
+              </w:rPr>
+              <w:t>Estacionariedad de media</w:t>
+            </w:r>
+          </w:p>
+        </w:tc>
+        <w:tc>
+          <w:tcPr>
+            <w:tcW w:w="1559" w:type="dxa"/>
+          </w:tcPr>
+          <w:p>
+            <w:pPr>
+              <w:jc w:val="center"/>
+              <w:rPr>
+                <w:rFonts w:ascii="Times New Roman" w:hAnsi="Times New Roman" w:cs="Times New Roman"/>
+                <w:lang w:val="es-US"/>
+              </w:rPr>
+            </w:pPr>
+            <w:r>
+              <w:rPr>
+                <w:rFonts w:ascii="Times New Roman" w:hAnsi="Times New Roman" w:cs="Times New Roman"/>
+                <w:lang w:val="es-US"/>
+              </w:rPr>
+              <w:t>1</w:t>
+            </w:r>
+          </w:p>
+        </w:tc>
+        <w:tc>
+          <w:tcPr>
+            <w:tcW w:w="1559" w:type="dxa"/>
+          </w:tcPr>
+          <w:p>
+            <w:pPr>
+              <w:jc w:val="center"/>
+              <w:rPr>
+                <w:rFonts w:ascii="Times New Roman" w:hAnsi="Times New Roman" w:cs="Times New Roman"/>
+                <w:lang w:val="es-US"/>
+              </w:rPr>
+            </w:pPr>
+            <w:r>
+              <w:rPr>
+                <w:rFonts w:ascii="Times New Roman" w:hAnsi="Times New Roman" w:cs="Times New Roman"/>
+                <w:lang w:val="es-US"/>
+              </w:rPr>
+              <w:t>1</w:t>
+            </w:r>
+          </w:p>
+        </w:tc>
+        <w:tc>
+          <w:tcPr>
+            <w:tcW w:w="1560" w:type="dxa"/>
+          </w:tcPr>
+          <w:p>
+            <w:pPr>
+              <w:jc w:val="center"/>
+              <w:rPr>
+                <w:rFonts w:ascii="Times New Roman" w:hAnsi="Times New Roman" w:cs="Times New Roman"/>
+                <w:lang w:val="es-US"/>
+              </w:rPr>
+            </w:pPr>
+            <w:r>
+              <w:rPr>
+                <w:rFonts w:ascii="Times New Roman" w:hAnsi="Times New Roman" w:cs="Times New Roman"/>
+                <w:lang w:val="es-US"/>
+              </w:rPr>
+              <w:t>2</w:t>
+            </w:r>
+          </w:p>
+        </w:tc>
+        <w:tc>
+          <w:tcPr>
+            <w:tcW w:w="1603" w:type="dxa"/>
+          </w:tcPr>
+          <w:p>
+            <w:pPr>
+              <w:jc w:val="center"/>
+              <w:rPr>
+                <w:rFonts w:ascii="Times New Roman" w:hAnsi="Times New Roman" w:cs="Times New Roman"/>
+                <w:lang w:val="es-US"/>
+              </w:rPr>
+            </w:pPr>
+            <w:r>
+              <w:rPr>
+                <w:rFonts w:ascii="Times New Roman" w:hAnsi="Times New Roman" w:cs="Times New Roman"/>
+                <w:lang w:val="es-US"/>
+              </w:rPr>
+              <w:t>2</w:t>
+            </w:r>
+          </w:p>
+        </w:tc>
+      </w:tr>
+      <w:tr>
+        <w:tc>
+          <w:tcPr>
+            <w:tcW w:w="2547" w:type="dxa"/>
+          </w:tcPr>
+          <w:p>
+            <w:pPr>
+              <w:jc w:val="center"/>
+              <w:rPr>
+                <w:rFonts w:ascii="Times New Roman" w:hAnsi="Times New Roman" w:cs="Times New Roman"/>
+                <w:lang w:val="es-US"/>
+              </w:rPr>
+            </w:pPr>
+            <w:r>
+              <w:rPr>
+                <w:rFonts w:ascii="Times New Roman" w:hAnsi="Times New Roman" w:cs="Times New Roman"/>
+                <w:lang w:val="es-US"/>
+              </w:rPr>
+              <w:t>Estacionariedad de varianza</w:t>
+            </w:r>
+          </w:p>
+        </w:tc>
+        <w:tc>
+          <w:tcPr>
+            <w:tcW w:w="1559" w:type="dxa"/>
+          </w:tcPr>
+          <w:p>
+            <w:pPr>
+              <w:jc w:val="center"/>
+              <w:rPr>
+                <w:rFonts w:ascii="Times New Roman" w:hAnsi="Times New Roman" w:cs="Times New Roman"/>
+                <w:lang w:val="es-US"/>
+              </w:rPr>
+            </w:pPr>
+            <w:r>
+              <w:rPr>
+                <w:rFonts w:ascii="Times New Roman" w:hAnsi="Times New Roman" w:cs="Times New Roman"/>
+                <w:lang w:val="es-US"/>
+              </w:rPr>
+              <w:t>106</w:t>
+            </w:r>
+          </w:p>
+        </w:tc>
+        <w:tc>
+          <w:tcPr>
+            <w:tcW w:w="1559" w:type="dxa"/>
+          </w:tcPr>
+          <w:p>
+            <w:pPr>
+              <w:jc w:val="center"/>
+              <w:rPr>
+                <w:rFonts w:ascii="Times New Roman" w:hAnsi="Times New Roman" w:cs="Times New Roman"/>
+                <w:lang w:val="es-US"/>
+              </w:rPr>
+            </w:pPr>
+            <w:r>
+              <w:rPr>
+                <w:rFonts w:ascii="Times New Roman" w:hAnsi="Times New Roman" w:cs="Times New Roman"/>
+                <w:lang w:val="es-US"/>
+              </w:rPr>
+              <w:t>106</w:t>
+            </w:r>
+          </w:p>
+        </w:tc>
+        <w:tc>
+          <w:tcPr>
+            <w:tcW w:w="1560" w:type="dxa"/>
+          </w:tcPr>
+          <w:p>
+            <w:pPr>
+              <w:jc w:val="center"/>
+              <w:rPr>
+                <w:rFonts w:ascii="Times New Roman" w:hAnsi="Times New Roman" w:cs="Times New Roman"/>
+                <w:lang w:val="es-US"/>
+              </w:rPr>
+            </w:pPr>
+            <w:r>
+              <w:rPr>
+                <w:rFonts w:ascii="Times New Roman" w:hAnsi="Times New Roman" w:cs="Times New Roman"/>
+                <w:lang w:val="es-US"/>
+              </w:rPr>
+              <w:t>106</w:t>
+            </w:r>
+          </w:p>
+        </w:tc>
+        <w:tc>
+          <w:tcPr>
+            <w:tcW w:w="1603" w:type="dxa"/>
+          </w:tcPr>
+          <w:p>
+            <w:pPr>
+              <w:jc w:val="center"/>
+              <w:rPr>
+                <w:rFonts w:ascii="Times New Roman" w:hAnsi="Times New Roman" w:cs="Times New Roman"/>
+                <w:lang w:val="es-US"/>
+              </w:rPr>
+            </w:pPr>
+            <w:r>
+              <w:rPr>
+                <w:rFonts w:ascii="Times New Roman" w:hAnsi="Times New Roman" w:cs="Times New Roman"/>
+                <w:lang w:val="es-US"/>
+              </w:rPr>
+              <w:t>106</w:t>
+            </w:r>
+          </w:p>
+        </w:tc>
+      </w:tr>
+      <w:tr>
+        <w:tc>
+          <w:tcPr>
+            <w:tcW w:w="2547" w:type="dxa"/>
+          </w:tcPr>
+          <w:p>
+            <w:pPr>
+              <w:jc w:val="center"/>
+              <w:rPr>
+                <w:rFonts w:ascii="Times New Roman" w:hAnsi="Times New Roman" w:cs="Times New Roman"/>
+                <w:lang w:val="es-US"/>
+              </w:rPr>
+            </w:pPr>
+            <w:r>
+              <w:rPr>
+                <w:rFonts w:ascii="Times New Roman" w:hAnsi="Times New Roman" w:cs="Times New Roman"/>
+                <w:lang w:val="es-US"/>
+              </w:rPr>
+              <w:t>Volatilidad a través del tiempo</w:t>
+            </w:r>
+          </w:p>
+        </w:tc>
+        <w:tc>
+          <w:tcPr>
+            <w:tcW w:w="1559" w:type="dxa"/>
+          </w:tcPr>
+          <w:p>
+            <w:pPr>
+              <w:jc w:val="center"/>
+              <w:rPr>
+                <w:rFonts w:ascii="Times New Roman" w:hAnsi="Times New Roman" w:cs="Times New Roman"/>
+                <w:lang w:val="es-US"/>
+              </w:rPr>
+            </w:pPr>
+            <w:r>
+              <w:rPr>
+                <w:rFonts w:ascii="Times New Roman" w:hAnsi="Times New Roman" w:cs="Times New Roman"/>
+                <w:lang w:val="es-US"/>
+              </w:rPr>
+              <w:t>0</w:t>
+            </w:r>
+          </w:p>
+        </w:tc>
+        <w:tc>
+          <w:tcPr>
+            <w:tcW w:w="1559" w:type="dxa"/>
+          </w:tcPr>
+          <w:p>
+            <w:pPr>
+              <w:jc w:val="center"/>
+              <w:rPr>
+                <w:rFonts w:ascii="Times New Roman" w:hAnsi="Times New Roman" w:cs="Times New Roman"/>
+                <w:lang w:val="es-US"/>
+              </w:rPr>
+            </w:pPr>
+            <w:r>
+              <w:rPr>
+                <w:rFonts w:ascii="Times New Roman" w:hAnsi="Times New Roman" w:cs="Times New Roman"/>
+                <w:lang w:val="es-US"/>
+              </w:rPr>
+              <w:t>0</w:t>
+            </w:r>
+          </w:p>
+        </w:tc>
+        <w:tc>
+          <w:tcPr>
+            <w:tcW w:w="1560" w:type="dxa"/>
+          </w:tcPr>
+          <w:p>
+            <w:pPr>
+              <w:jc w:val="center"/>
+              <w:rPr>
+                <w:rFonts w:ascii="Times New Roman" w:hAnsi="Times New Roman" w:cs="Times New Roman"/>
+                <w:lang w:val="es-US"/>
+              </w:rPr>
+            </w:pPr>
+            <w:r>
+              <w:rPr>
+                <w:rFonts w:ascii="Times New Roman" w:hAnsi="Times New Roman" w:cs="Times New Roman"/>
+                <w:lang w:val="es-US"/>
+              </w:rPr>
+              <w:t>0</w:t>
+            </w:r>
+          </w:p>
+        </w:tc>
+        <w:tc>
+          <w:tcPr>
+            <w:tcW w:w="1603" w:type="dxa"/>
+          </w:tcPr>
+          <w:p>
+            <w:pPr>
+              <w:jc w:val="center"/>
+              <w:rPr>
+                <w:rFonts w:ascii="Times New Roman" w:hAnsi="Times New Roman" w:cs="Times New Roman"/>
+                <w:lang w:val="es-US"/>
+              </w:rPr>
+            </w:pPr>
+            <w:r>
+              <w:rPr>
+                <w:rFonts w:ascii="Times New Roman" w:hAnsi="Times New Roman" w:cs="Times New Roman"/>
+                <w:lang w:val="es-US"/>
+              </w:rPr>
+              <w:t>0</w:t>
+            </w:r>
+          </w:p>
+        </w:tc>
+      </w:tr>
+      <w:tr>
+        <w:tc>
+          <w:tcPr>
+            <w:tcW w:w="2547" w:type="dxa"/>
+          </w:tcPr>
+          <w:p>
+            <w:pPr>
+              <w:jc w:val="center"/>
+              <w:rPr>
+                <w:rFonts w:ascii="Times New Roman" w:hAnsi="Times New Roman" w:cs="Times New Roman"/>
+                <w:lang w:val="es-US"/>
+              </w:rPr>
+            </w:pPr>
+            <w:r>
+              <w:rPr>
+                <w:rFonts w:ascii="Times New Roman" w:hAnsi="Times New Roman" w:cs="Times New Roman"/>
+                <w:lang w:val="es-US"/>
+              </w:rPr>
+              <w:t>Autocorrelación ACF</w:t>
+            </w:r>
+          </w:p>
+        </w:tc>
+        <w:tc>
+          <w:tcPr>
+            <w:tcW w:w="1559" w:type="dxa"/>
+          </w:tcPr>
+          <w:p>
+            <w:pPr>
+              <w:jc w:val="center"/>
+              <w:rPr>
+                <w:rFonts w:ascii="Times New Roman" w:hAnsi="Times New Roman" w:cs="Times New Roman"/>
+                <w:lang w:val="es-US"/>
+              </w:rPr>
+            </w:pPr>
+            <w:r>
+              <w:rPr>
+                <w:rFonts w:ascii="Times New Roman" w:hAnsi="Times New Roman" w:cs="Times New Roman"/>
+                <w:lang w:val="es-US"/>
+              </w:rPr>
+              <w:t>1</w:t>
+            </w:r>
+          </w:p>
+        </w:tc>
+        <w:tc>
+          <w:tcPr>
+            <w:tcW w:w="1559" w:type="dxa"/>
+          </w:tcPr>
+          <w:p>
+            <w:pPr>
+              <w:jc w:val="center"/>
+              <w:rPr>
+                <w:rFonts w:ascii="Times New Roman" w:hAnsi="Times New Roman" w:cs="Times New Roman"/>
+                <w:lang w:val="es-US"/>
+              </w:rPr>
+            </w:pPr>
+            <w:r>
+              <w:rPr>
+                <w:rFonts w:ascii="Times New Roman" w:hAnsi="Times New Roman" w:cs="Times New Roman"/>
+                <w:lang w:val="es-US"/>
+              </w:rPr>
+              <w:t>0</w:t>
+            </w:r>
+          </w:p>
+        </w:tc>
+        <w:tc>
+          <w:tcPr>
+            <w:tcW w:w="1560" w:type="dxa"/>
+          </w:tcPr>
+          <w:p>
+            <w:pPr>
+              <w:jc w:val="center"/>
+              <w:rPr>
+                <w:rFonts w:ascii="Times New Roman" w:hAnsi="Times New Roman" w:cs="Times New Roman"/>
+                <w:lang w:val="es-US"/>
+              </w:rPr>
+            </w:pPr>
+            <w:r>
+              <w:rPr>
+                <w:rFonts w:ascii="Times New Roman" w:hAnsi="Times New Roman" w:cs="Times New Roman"/>
+                <w:lang w:val="es-US"/>
+              </w:rPr>
+              <w:t>0</w:t>
+            </w:r>
+          </w:p>
+        </w:tc>
+        <w:tc>
+          <w:tcPr>
+            <w:tcW w:w="1603" w:type="dxa"/>
+          </w:tcPr>
+          <w:p>
+            <w:pPr>
+              <w:jc w:val="center"/>
+              <w:rPr>
+                <w:rFonts w:ascii="Times New Roman" w:hAnsi="Times New Roman" w:cs="Times New Roman"/>
+                <w:lang w:val="es-US"/>
+              </w:rPr>
+            </w:pPr>
+            <w:r>
+              <w:rPr>
+                <w:rFonts w:ascii="Times New Roman" w:hAnsi="Times New Roman" w:cs="Times New Roman"/>
+                <w:lang w:val="es-US"/>
+              </w:rPr>
+              <w:t>0</w:t>
+            </w:r>
+          </w:p>
+        </w:tc>
+      </w:tr>
+      <w:tr>
+        <w:tc>
+          <w:tcPr>
+            <w:tcW w:w="2547" w:type="dxa"/>
+          </w:tcPr>
+          <w:p>
+            <w:pPr>
+              <w:jc w:val="center"/>
+              <w:rPr>
+                <w:rFonts w:ascii="Times New Roman" w:hAnsi="Times New Roman" w:cs="Times New Roman"/>
+                <w:lang w:val="es-US"/>
+              </w:rPr>
+            </w:pPr>
+            <w:r>
+              <w:rPr>
+                <w:rFonts w:ascii="Times New Roman" w:hAnsi="Times New Roman" w:cs="Times New Roman"/>
+                <w:lang w:val="es-US"/>
+              </w:rPr>
+              <w:t>Autocorrelación PACF</w:t>
+            </w:r>
+          </w:p>
+        </w:tc>
+        <w:tc>
+          <w:tcPr>
+            <w:tcW w:w="1559" w:type="dxa"/>
+          </w:tcPr>
+          <w:p>
+            <w:pPr>
+              <w:jc w:val="center"/>
+              <w:rPr>
+                <w:rFonts w:ascii="Times New Roman" w:hAnsi="Times New Roman" w:cs="Times New Roman"/>
+                <w:lang w:val="es-US"/>
+              </w:rPr>
+            </w:pPr>
+            <w:r>
+              <w:rPr>
+                <w:rFonts w:ascii="Times New Roman" w:hAnsi="Times New Roman" w:cs="Times New Roman"/>
+                <w:lang w:val="es-US"/>
+              </w:rPr>
+              <w:t>1</w:t>
+            </w:r>
+          </w:p>
+        </w:tc>
+        <w:tc>
+          <w:tcPr>
+            <w:tcW w:w="1559" w:type="dxa"/>
+          </w:tcPr>
+          <w:p>
+            <w:pPr>
+              <w:jc w:val="center"/>
+              <w:rPr>
+                <w:rFonts w:ascii="Times New Roman" w:hAnsi="Times New Roman" w:cs="Times New Roman"/>
+                <w:lang w:val="es-US"/>
+              </w:rPr>
+            </w:pPr>
+            <w:r>
+              <w:rPr>
+                <w:rFonts w:ascii="Times New Roman" w:hAnsi="Times New Roman" w:cs="Times New Roman"/>
+                <w:lang w:val="es-US"/>
+              </w:rPr>
+              <w:t>0</w:t>
+            </w:r>
+          </w:p>
+        </w:tc>
+        <w:tc>
+          <w:tcPr>
+            <w:tcW w:w="1560" w:type="dxa"/>
+          </w:tcPr>
+          <w:p>
+            <w:pPr>
+              <w:jc w:val="center"/>
+              <w:rPr>
+                <w:rFonts w:ascii="Times New Roman" w:hAnsi="Times New Roman" w:cs="Times New Roman"/>
+                <w:lang w:val="es-US"/>
+              </w:rPr>
+            </w:pPr>
+            <w:r>
+              <w:rPr>
+                <w:rFonts w:ascii="Times New Roman" w:hAnsi="Times New Roman" w:cs="Times New Roman"/>
+                <w:lang w:val="es-US"/>
+              </w:rPr>
+              <w:t>0</w:t>
+            </w:r>
+          </w:p>
+        </w:tc>
+        <w:tc>
+          <w:tcPr>
+            <w:tcW w:w="1603" w:type="dxa"/>
+          </w:tcPr>
+          <w:p>
+            <w:pPr>
+              <w:jc w:val="center"/>
+              <w:rPr>
+                <w:rFonts w:ascii="Times New Roman" w:hAnsi="Times New Roman" w:cs="Times New Roman"/>
+                <w:lang w:val="es-US"/>
+              </w:rPr>
+            </w:pPr>
+            <w:r>
+              <w:rPr>
+                <w:rFonts w:ascii="Times New Roman" w:hAnsi="Times New Roman" w:cs="Times New Roman"/>
+                <w:lang w:val="es-US"/>
+              </w:rPr>
+              <w:t>0</w:t>
+            </w:r>
+          </w:p>
+        </w:tc>
+      </w:tr>
+      <w:tr>
+        <w:tc>
+          <w:tcPr>
+            <w:tcW w:w="2547" w:type="dxa"/>
+          </w:tcPr>
+          <w:p>
+            <w:pPr>
+              <w:jc w:val="center"/>
+              <w:rPr>
+                <w:rFonts w:ascii="Times New Roman" w:hAnsi="Times New Roman" w:cs="Times New Roman"/>
+                <w:lang w:val="es-US"/>
+              </w:rPr>
+            </w:pPr>
+            <w:r>
+              <w:rPr>
+                <w:rFonts w:ascii="Times New Roman" w:hAnsi="Times New Roman" w:cs="Times New Roman"/>
+                <w:lang w:val="es-US"/>
+              </w:rPr>
+              <w:t>Estacionalidad</w:t>
+            </w:r>
+          </w:p>
+        </w:tc>
+        <w:tc>
+          <w:tcPr>
+            <w:tcW w:w="1559" w:type="dxa"/>
+          </w:tcPr>
+          <w:p>
+            <w:pPr>
+              <w:jc w:val="center"/>
+              <w:rPr>
+                <w:rFonts w:ascii="Times New Roman" w:hAnsi="Times New Roman" w:cs="Times New Roman"/>
+                <w:lang w:val="es-US"/>
+              </w:rPr>
+            </w:pPr>
+            <w:r>
+              <w:rPr>
+                <w:rFonts w:ascii="Times New Roman" w:hAnsi="Times New Roman" w:cs="Times New Roman"/>
+                <w:lang w:val="es-US"/>
+              </w:rPr>
+              <w:t>86</w:t>
+            </w:r>
+          </w:p>
+        </w:tc>
+        <w:tc>
+          <w:tcPr>
+            <w:tcW w:w="1559" w:type="dxa"/>
+          </w:tcPr>
+          <w:p>
+            <w:pPr>
+              <w:jc w:val="center"/>
+              <w:rPr>
+                <w:rFonts w:ascii="Times New Roman" w:hAnsi="Times New Roman" w:cs="Times New Roman"/>
+                <w:lang w:val="es-US"/>
+              </w:rPr>
+            </w:pPr>
+            <w:r>
+              <w:rPr>
+                <w:rFonts w:ascii="Times New Roman" w:hAnsi="Times New Roman" w:cs="Times New Roman"/>
+                <w:lang w:val="es-US"/>
+              </w:rPr>
+              <w:t>96</w:t>
+            </w:r>
+          </w:p>
+        </w:tc>
+        <w:tc>
+          <w:tcPr>
+            <w:tcW w:w="1560" w:type="dxa"/>
+          </w:tcPr>
+          <w:p>
+            <w:pPr>
+              <w:jc w:val="center"/>
+              <w:rPr>
+                <w:rFonts w:ascii="Times New Roman" w:hAnsi="Times New Roman" w:cs="Times New Roman"/>
+                <w:lang w:val="es-US"/>
+              </w:rPr>
+            </w:pPr>
+            <w:r>
+              <w:rPr>
+                <w:rFonts w:ascii="Times New Roman" w:hAnsi="Times New Roman" w:cs="Times New Roman"/>
+                <w:lang w:val="es-US"/>
+              </w:rPr>
+              <w:t>101</w:t>
+            </w:r>
+          </w:p>
+        </w:tc>
+        <w:tc>
+          <w:tcPr>
+            <w:tcW w:w="1603" w:type="dxa"/>
+          </w:tcPr>
+          <w:p>
+            <w:pPr>
+              <w:jc w:val="center"/>
+              <w:rPr>
+                <w:rFonts w:ascii="Times New Roman" w:hAnsi="Times New Roman" w:cs="Times New Roman"/>
+                <w:lang w:val="es-US"/>
+              </w:rPr>
+            </w:pPr>
+            <w:r>
+              <w:rPr>
+                <w:rFonts w:ascii="Times New Roman" w:hAnsi="Times New Roman" w:cs="Times New Roman"/>
+                <w:lang w:val="es-US"/>
+              </w:rPr>
+              <w:t>88</w:t>
+            </w:r>
+          </w:p>
+        </w:tc>
+      </w:tr>
+    </w:tbl>
+    <w:p>
+      <w:pPr>
+        <w:jc w:val="both"/>
+        <w:rPr>
+          <w:rFonts w:ascii="Times New Roman" w:hAnsi="Times New Roman" w:cs="Times New Roman"/>
+          <w:lang w:val="es-US"/>
+        </w:rPr>
+      </w:pPr>
+      <w:r>
+        <w:rPr>
+          <w:rFonts w:ascii="Times New Roman" w:hAnsi="Times New Roman" w:cs="Times New Roman"/>
+          <w:lang w:val="es-US"/>
+        </w:rPr>
+        <w:t>Algunos supuestos no se cumplen en algunas columnas, pero al tener como candidatos a modelos de volatilidad y a SARIMA/SARFIMA tenemos la capacidad de generar buenos modelos, ya que los supuestos son distintos, ya que los de volatilidad se suelen usar cuando no hay estacionariedad en varianza.</w:t>
+      </w:r>
     </w:p>
     <w:p>
       <w:pPr>
-        <w:rPr>
-          <w:rFonts w:ascii="Times New Roman" w:hAnsi="Times New Roman" w:cs="Times New Roman"/>
-          <w:lang w:val="es-US"/>
-        </w:rPr>
-      </w:pPr>
+        <w:pStyle w:val="Ttulo1"/>
+        <w:rPr>
+          <w:lang w:val="es-US"/>
+        </w:rPr>
+      </w:pPr>
+      <w:r>
+        <w:rPr>
+          <w:lang w:val="es-US"/>
+        </w:rPr>
+        <w:t>Proceso de limpieza</w:t>
+      </w:r>
     </w:p>
     <w:p>
       <w:pPr>
-        <w:rPr>
-          <w:rFonts w:ascii="Times New Roman" w:hAnsi="Times New Roman" w:cs="Times New Roman"/>
-          <w:lang w:val="es-US"/>
-        </w:rPr>
-      </w:pPr>
+        <w:pStyle w:val="Prrafodelista"/>
+        <w:numPr>
+          <w:ilvl w:val="0"/>
+          <w:numId w:val="3"/>
+        </w:numPr>
+        <w:jc w:val="both"/>
+        <w:rPr>
+          <w:rFonts w:ascii="Times New Roman" w:hAnsi="Times New Roman" w:cs="Times New Roman"/>
+          <w:lang w:val="es-US"/>
+        </w:rPr>
+      </w:pPr>
+      <w:r>
+        <w:rPr>
+          <w:rFonts w:ascii="Times New Roman" w:hAnsi="Times New Roman" w:cs="Times New Roman"/>
+          <w:lang w:val="es-US"/>
+        </w:rPr>
+        <w:t xml:space="preserve">Se separaron únicamente las 106 columnas útiles en el conjunto </w:t>
+      </w:r>
+      <w:proofErr w:type="spellStart"/>
+      <w:r>
+        <w:rPr>
+          <w:rFonts w:ascii="Times New Roman" w:hAnsi="Times New Roman" w:cs="Times New Roman"/>
+          <w:lang w:val="es-US"/>
+        </w:rPr>
+        <w:t>train</w:t>
+      </w:r>
+      <w:proofErr w:type="spellEnd"/>
+      <w:r>
+        <w:rPr>
+          <w:rFonts w:ascii="Times New Roman" w:hAnsi="Times New Roman" w:cs="Times New Roman"/>
+          <w:lang w:val="es-US"/>
+        </w:rPr>
+        <w:t>.</w:t>
+      </w:r>
     </w:p>
     <w:p>
       <w:pPr>
-        <w:rPr>
-          <w:rFonts w:ascii="Times New Roman" w:hAnsi="Times New Roman" w:cs="Times New Roman"/>
-          <w:lang w:val="es-US"/>
-        </w:rPr>
-      </w:pPr>
+        <w:pStyle w:val="Prrafodelista"/>
+        <w:numPr>
+          <w:ilvl w:val="0"/>
+          <w:numId w:val="3"/>
+        </w:numPr>
+        <w:jc w:val="both"/>
+        <w:rPr>
+          <w:rFonts w:ascii="Times New Roman" w:hAnsi="Times New Roman" w:cs="Times New Roman"/>
+          <w:lang w:val="es-US"/>
+        </w:rPr>
+      </w:pPr>
+      <w:r>
+        <w:rPr>
+          <w:rFonts w:ascii="Times New Roman" w:hAnsi="Times New Roman" w:cs="Times New Roman"/>
+          <w:lang w:val="es-US"/>
+        </w:rPr>
+        <w:t xml:space="preserve">Se aplicó la escala log al conjunto </w:t>
+      </w:r>
+      <w:proofErr w:type="spellStart"/>
+      <w:r>
+        <w:rPr>
+          <w:rFonts w:ascii="Times New Roman" w:hAnsi="Times New Roman" w:cs="Times New Roman"/>
+          <w:lang w:val="es-US"/>
+        </w:rPr>
+        <w:t>train</w:t>
+      </w:r>
+      <w:proofErr w:type="spellEnd"/>
+      <w:r>
+        <w:rPr>
+          <w:rFonts w:ascii="Times New Roman" w:hAnsi="Times New Roman" w:cs="Times New Roman"/>
+          <w:lang w:val="es-US"/>
+        </w:rPr>
+        <w:t>.</w:t>
+      </w:r>
     </w:p>
     <w:p>
       <w:pPr>
-        <w:pStyle w:val="Ttulo1"/>
-        <w:rPr>
-          <w:lang w:val="es-US"/>
-        </w:rPr>
-      </w:pPr>
-      <w:r>
-        <w:rPr>
-          <w:lang w:val="es-US"/>
-        </w:rPr>
-        <w:t>Conclusiones y recomendaciones</w:t>
+        <w:pStyle w:val="Prrafodelista"/>
+        <w:numPr>
+          <w:ilvl w:val="0"/>
+          <w:numId w:val="3"/>
+        </w:numPr>
+        <w:jc w:val="both"/>
+        <w:rPr>
+          <w:rFonts w:ascii="Times New Roman" w:hAnsi="Times New Roman" w:cs="Times New Roman"/>
+          <w:lang w:val="es-US"/>
+        </w:rPr>
+      </w:pPr>
+      <w:r>
+        <w:rPr>
+          <w:rFonts w:ascii="Times New Roman" w:hAnsi="Times New Roman" w:cs="Times New Roman"/>
+          <w:lang w:val="es-US"/>
+        </w:rPr>
+        <w:t xml:space="preserve">Se realizó el cálculo en las posiciones de </w:t>
+      </w:r>
+      <w:proofErr w:type="spellStart"/>
+      <w:r>
+        <w:rPr>
+          <w:rFonts w:ascii="Times New Roman" w:hAnsi="Times New Roman" w:cs="Times New Roman"/>
+          <w:lang w:val="es-US"/>
+        </w:rPr>
+        <w:t>train_labels</w:t>
+      </w:r>
+      <w:proofErr w:type="spellEnd"/>
+      <w:r>
+        <w:rPr>
+          <w:rFonts w:ascii="Times New Roman" w:hAnsi="Times New Roman" w:cs="Times New Roman"/>
+          <w:lang w:val="es-US"/>
+        </w:rPr>
+        <w:t xml:space="preserve"> con valores nulos, a partir de las posiciones correspondientes no nulas del conjunto </w:t>
+      </w:r>
+      <w:proofErr w:type="spellStart"/>
+      <w:r>
+        <w:rPr>
+          <w:rFonts w:ascii="Times New Roman" w:hAnsi="Times New Roman" w:cs="Times New Roman"/>
+          <w:lang w:val="es-US"/>
+        </w:rPr>
+        <w:t>train</w:t>
+      </w:r>
+      <w:proofErr w:type="spellEnd"/>
+      <w:r>
+        <w:rPr>
+          <w:rFonts w:ascii="Times New Roman" w:hAnsi="Times New Roman" w:cs="Times New Roman"/>
+          <w:lang w:val="es-US"/>
+        </w:rPr>
+        <w:t xml:space="preserve">. En este paso </w:t>
+      </w:r>
+      <w:r>
+        <w:rPr>
+          <w:rFonts w:ascii="Times New Roman" w:hAnsi="Times New Roman" w:cs="Times New Roman"/>
+          <w:lang w:val="es-US"/>
+        </w:rPr>
+        <w:t>se reemplazaron 66,977 valores nulos.</w:t>
       </w:r>
     </w:p>
     <w:p>
       <w:pPr>
-        <w:rPr>
-          <w:rFonts w:ascii="Times New Roman" w:hAnsi="Times New Roman" w:cs="Times New Roman"/>
-          <w:lang w:val="es-US"/>
-        </w:rPr>
-      </w:pPr>
+        <w:pStyle w:val="Prrafodelista"/>
+        <w:numPr>
+          <w:ilvl w:val="0"/>
+          <w:numId w:val="3"/>
+        </w:numPr>
+        <w:jc w:val="both"/>
+        <w:rPr>
+          <w:rFonts w:ascii="Times New Roman" w:hAnsi="Times New Roman" w:cs="Times New Roman"/>
+          <w:lang w:val="es-US"/>
+        </w:rPr>
+      </w:pPr>
+      <w:r>
+        <w:rPr>
+          <w:rFonts w:ascii="Times New Roman" w:hAnsi="Times New Roman" w:cs="Times New Roman"/>
+          <w:lang w:val="es-US"/>
+        </w:rPr>
+        <w:t xml:space="preserve">Se reemplazaron los valores nulos que se encontraban en las primeras filas y últimas filas del conjunto </w:t>
+      </w:r>
+      <w:proofErr w:type="spellStart"/>
+      <w:r>
+        <w:rPr>
+          <w:rFonts w:ascii="Times New Roman" w:hAnsi="Times New Roman" w:cs="Times New Roman"/>
+          <w:lang w:val="es-US"/>
+        </w:rPr>
+        <w:t>train</w:t>
+      </w:r>
+      <w:proofErr w:type="spellEnd"/>
+      <w:r>
+        <w:rPr>
+          <w:rFonts w:ascii="Times New Roman" w:hAnsi="Times New Roman" w:cs="Times New Roman"/>
+          <w:lang w:val="es-US"/>
+        </w:rPr>
+        <w:t xml:space="preserve"> con el valor más próximo no nulo. En este paso se reemplazaron 36 valores nulos.</w:t>
+      </w:r>
     </w:p>
     <w:p>
       <w:pPr>
-        <w:rPr>
-          <w:rFonts w:ascii="Times New Roman" w:hAnsi="Times New Roman" w:cs="Times New Roman"/>
-          <w:lang w:val="es-US"/>
-        </w:rPr>
-      </w:pPr>
+        <w:pStyle w:val="Prrafodelista"/>
+        <w:numPr>
+          <w:ilvl w:val="0"/>
+          <w:numId w:val="3"/>
+        </w:numPr>
+        <w:jc w:val="both"/>
+        <w:rPr>
+          <w:rFonts w:ascii="Times New Roman" w:hAnsi="Times New Roman" w:cs="Times New Roman"/>
+          <w:lang w:val="es-US"/>
+        </w:rPr>
+      </w:pPr>
+      <w:r>
+        <w:rPr>
+          <w:rFonts w:ascii="Times New Roman" w:hAnsi="Times New Roman" w:cs="Times New Roman"/>
+          <w:lang w:val="es-US"/>
+        </w:rPr>
+        <w:t xml:space="preserve">Se reemplazaron los valores nulos que se encontraban en las primeras filas y últimas filas del conjunto </w:t>
+      </w:r>
+      <w:proofErr w:type="spellStart"/>
+      <w:r>
+        <w:rPr>
+          <w:rFonts w:ascii="Times New Roman" w:hAnsi="Times New Roman" w:cs="Times New Roman"/>
+          <w:lang w:val="es-US"/>
+        </w:rPr>
+        <w:t>train</w:t>
+      </w:r>
+      <w:r>
+        <w:rPr>
+          <w:rFonts w:ascii="Times New Roman" w:hAnsi="Times New Roman" w:cs="Times New Roman"/>
+          <w:lang w:val="es-US"/>
+        </w:rPr>
+        <w:t>_labels</w:t>
+      </w:r>
+      <w:proofErr w:type="spellEnd"/>
+      <w:r>
+        <w:rPr>
+          <w:rFonts w:ascii="Times New Roman" w:hAnsi="Times New Roman" w:cs="Times New Roman"/>
+          <w:lang w:val="es-US"/>
+        </w:rPr>
+        <w:t xml:space="preserve"> con el valor más próximo no nulo. En este paso se reemplazaron 3</w:t>
+      </w:r>
+      <w:r>
+        <w:rPr>
+          <w:rFonts w:ascii="Times New Roman" w:hAnsi="Times New Roman" w:cs="Times New Roman"/>
+          <w:lang w:val="es-US"/>
+        </w:rPr>
+        <w:t>19</w:t>
+      </w:r>
+      <w:r>
+        <w:rPr>
+          <w:rFonts w:ascii="Times New Roman" w:hAnsi="Times New Roman" w:cs="Times New Roman"/>
+          <w:lang w:val="es-US"/>
+        </w:rPr>
+        <w:t xml:space="preserve"> valores nulos.</w:t>
+      </w:r>
     </w:p>
     <w:p>
       <w:pPr>
-        <w:rPr>
-          <w:rFonts w:ascii="Times New Roman" w:hAnsi="Times New Roman" w:cs="Times New Roman"/>
-          <w:lang w:val="es-US"/>
-        </w:rPr>
-      </w:pPr>
+        <w:pStyle w:val="Prrafodelista"/>
+        <w:numPr>
+          <w:ilvl w:val="0"/>
+          <w:numId w:val="3"/>
+        </w:numPr>
+        <w:jc w:val="both"/>
+        <w:rPr>
+          <w:rFonts w:ascii="Times New Roman" w:hAnsi="Times New Roman" w:cs="Times New Roman"/>
+          <w:lang w:val="es-US"/>
+        </w:rPr>
+      </w:pPr>
+      <w:r>
+        <w:rPr>
+          <w:rFonts w:ascii="Times New Roman" w:hAnsi="Times New Roman" w:cs="Times New Roman"/>
+          <w:lang w:val="es-US"/>
+        </w:rPr>
+        <w:t xml:space="preserve">Se </w:t>
+      </w:r>
+      <w:r>
+        <w:rPr>
+          <w:rFonts w:ascii="Times New Roman" w:hAnsi="Times New Roman" w:cs="Times New Roman"/>
+          <w:lang w:val="es-US"/>
+        </w:rPr>
+        <w:t xml:space="preserve">reemplazaron valores nulos del conjunto </w:t>
+      </w:r>
+      <w:proofErr w:type="spellStart"/>
+      <w:r>
+        <w:rPr>
+          <w:rFonts w:ascii="Times New Roman" w:hAnsi="Times New Roman" w:cs="Times New Roman"/>
+          <w:lang w:val="es-US"/>
+        </w:rPr>
+        <w:t>train</w:t>
+      </w:r>
+      <w:proofErr w:type="spellEnd"/>
+      <w:r>
+        <w:rPr>
+          <w:rFonts w:ascii="Times New Roman" w:hAnsi="Times New Roman" w:cs="Times New Roman"/>
+          <w:lang w:val="es-US"/>
+        </w:rPr>
+        <w:t xml:space="preserve"> mediante la interpolación, usando de extremos los valores no nulos que encerraban a los valores nulos. En este paso se reemplazaron</w:t>
+      </w:r>
+      <w:r>
+        <w:rPr>
+          <w:rFonts w:ascii="Times New Roman" w:hAnsi="Times New Roman" w:cs="Times New Roman"/>
+          <w:lang w:val="es-US"/>
+        </w:rPr>
+        <w:t xml:space="preserve"> </w:t>
+      </w:r>
+      <w:r>
+        <w:rPr>
+          <w:rFonts w:ascii="Times New Roman" w:hAnsi="Times New Roman" w:cs="Times New Roman"/>
+          <w:lang w:val="es-US"/>
+        </w:rPr>
+        <w:t>4,919 valores nulos</w:t>
+      </w:r>
+      <w:r>
+        <w:rPr>
+          <w:rFonts w:ascii="Times New Roman" w:hAnsi="Times New Roman" w:cs="Times New Roman"/>
+          <w:lang w:val="es-US"/>
+        </w:rPr>
+        <w:t xml:space="preserve"> y el conjunto quedó sin valores nulos.</w:t>
+      </w:r>
     </w:p>
     <w:p>
       <w:pPr>
-        <w:rPr>
-          <w:rFonts w:ascii="Times New Roman" w:hAnsi="Times New Roman" w:cs="Times New Roman"/>
-          <w:lang w:val="es-US"/>
-        </w:rPr>
-      </w:pPr>
+        <w:pStyle w:val="Prrafodelista"/>
+        <w:numPr>
+          <w:ilvl w:val="0"/>
+          <w:numId w:val="3"/>
+        </w:numPr>
+        <w:jc w:val="both"/>
+        <w:rPr>
+          <w:rFonts w:ascii="Times New Roman" w:hAnsi="Times New Roman" w:cs="Times New Roman"/>
+          <w:lang w:val="es-US"/>
+        </w:rPr>
+      </w:pPr>
+      <w:r>
+        <w:rPr>
+          <w:rFonts w:ascii="Times New Roman" w:hAnsi="Times New Roman" w:cs="Times New Roman"/>
+          <w:lang w:val="es-US"/>
+        </w:rPr>
+        <w:t xml:space="preserve">Se realizó el cálculo en las posiciones de </w:t>
+      </w:r>
+      <w:proofErr w:type="spellStart"/>
+      <w:r>
+        <w:rPr>
+          <w:rFonts w:ascii="Times New Roman" w:hAnsi="Times New Roman" w:cs="Times New Roman"/>
+          <w:lang w:val="es-US"/>
+        </w:rPr>
+        <w:t>train_labels</w:t>
+      </w:r>
+      <w:proofErr w:type="spellEnd"/>
+      <w:r>
+        <w:rPr>
+          <w:rFonts w:ascii="Times New Roman" w:hAnsi="Times New Roman" w:cs="Times New Roman"/>
+          <w:lang w:val="es-US"/>
+        </w:rPr>
+        <w:t xml:space="preserve"> con valores nulos, a partir de las posiciones correspondientes no nulas del conjunto </w:t>
+      </w:r>
+      <w:proofErr w:type="spellStart"/>
+      <w:r>
+        <w:rPr>
+          <w:rFonts w:ascii="Times New Roman" w:hAnsi="Times New Roman" w:cs="Times New Roman"/>
+          <w:lang w:val="es-US"/>
+        </w:rPr>
+        <w:t>train</w:t>
+      </w:r>
+      <w:proofErr w:type="spellEnd"/>
+      <w:r>
+        <w:rPr>
+          <w:rFonts w:ascii="Times New Roman" w:hAnsi="Times New Roman" w:cs="Times New Roman"/>
+          <w:lang w:val="es-US"/>
+        </w:rPr>
+        <w:t xml:space="preserve">. En este paso se reemplazaron </w:t>
+      </w:r>
+      <w:r>
+        <w:rPr>
+          <w:rFonts w:ascii="Times New Roman" w:hAnsi="Times New Roman" w:cs="Times New Roman"/>
+          <w:lang w:val="es-US"/>
+        </w:rPr>
+        <w:t>20,107</w:t>
+      </w:r>
+      <w:r>
+        <w:rPr>
+          <w:rFonts w:ascii="Times New Roman" w:hAnsi="Times New Roman" w:cs="Times New Roman"/>
+          <w:lang w:val="es-US"/>
+        </w:rPr>
+        <w:t xml:space="preserve"> valores nulos</w:t>
+      </w:r>
+      <w:r>
+        <w:rPr>
+          <w:rFonts w:ascii="Times New Roman" w:hAnsi="Times New Roman" w:cs="Times New Roman"/>
+          <w:lang w:val="es-US"/>
+        </w:rPr>
+        <w:t xml:space="preserve"> y el conjunto quedó sin valores nulos</w:t>
+      </w:r>
+      <w:r>
+        <w:rPr>
+          <w:rFonts w:ascii="Times New Roman" w:hAnsi="Times New Roman" w:cs="Times New Roman"/>
+          <w:lang w:val="es-US"/>
+        </w:rPr>
+        <w:t>.</w:t>
+      </w:r>
     </w:p>
     <w:p>
       <w:pPr>
@@ -465,194 +4799,493 @@
     </w:p>
     <w:p>
       <w:pPr>
-        <w:rPr>
-          <w:rFonts w:ascii="Times New Roman" w:hAnsi="Times New Roman" w:cs="Times New Roman"/>
-          <w:lang w:val="es-US"/>
-        </w:rPr>
-      </w:pPr>
+        <w:pStyle w:val="Ttulo1"/>
+        <w:rPr>
+          <w:lang w:val="es-US"/>
+        </w:rPr>
+      </w:pPr>
+      <w:r>
+        <w:rPr>
+          <w:lang w:val="es-US"/>
+        </w:rPr>
+        <w:lastRenderedPageBreak/>
+        <w:t>Conclusiones y recomendaciones</w:t>
+      </w:r>
     </w:p>
     <w:p>
       <w:pPr>
-        <w:rPr>
-          <w:rFonts w:ascii="Times New Roman" w:hAnsi="Times New Roman" w:cs="Times New Roman"/>
-          <w:lang w:val="es-US"/>
-        </w:rPr>
-      </w:pPr>
+        <w:jc w:val="both"/>
+        <w:rPr>
+          <w:rFonts w:ascii="Times New Roman" w:hAnsi="Times New Roman" w:cs="Times New Roman"/>
+        </w:rPr>
+      </w:pPr>
+      <w:r>
+        <w:rPr>
+          <w:rFonts w:ascii="Times New Roman" w:hAnsi="Times New Roman" w:cs="Times New Roman"/>
+        </w:rPr>
+        <w:t xml:space="preserve">El conjunto </w:t>
+      </w:r>
+      <w:proofErr w:type="spellStart"/>
+      <w:r>
+        <w:rPr>
+          <w:rFonts w:ascii="Times New Roman" w:hAnsi="Times New Roman" w:cs="Times New Roman"/>
+        </w:rPr>
+        <w:t>train_labels</w:t>
+      </w:r>
+      <w:proofErr w:type="spellEnd"/>
+      <w:r>
+        <w:rPr>
+          <w:rFonts w:ascii="Times New Roman" w:hAnsi="Times New Roman" w:cs="Times New Roman"/>
+        </w:rPr>
+        <w:t xml:space="preserve"> es el resultado de una transformación logarítmica en el conjunto </w:t>
+      </w:r>
+      <w:proofErr w:type="spellStart"/>
+      <w:r>
+        <w:rPr>
+          <w:rFonts w:ascii="Times New Roman" w:hAnsi="Times New Roman" w:cs="Times New Roman"/>
+        </w:rPr>
+        <w:t>train</w:t>
+      </w:r>
+      <w:proofErr w:type="spellEnd"/>
+      <w:r>
+        <w:rPr>
+          <w:rFonts w:ascii="Times New Roman" w:hAnsi="Times New Roman" w:cs="Times New Roman"/>
+        </w:rPr>
+        <w:t xml:space="preserve"> y operaciones definidas por el conjunto </w:t>
+      </w:r>
+      <w:proofErr w:type="spellStart"/>
+      <w:proofErr w:type="gramStart"/>
+      <w:r>
+        <w:rPr>
+          <w:rFonts w:ascii="Times New Roman" w:hAnsi="Times New Roman" w:cs="Times New Roman"/>
+        </w:rPr>
+        <w:t>target</w:t>
+      </w:r>
+      <w:proofErr w:type="gramEnd"/>
+      <w:r>
+        <w:rPr>
+          <w:rFonts w:ascii="Times New Roman" w:hAnsi="Times New Roman" w:cs="Times New Roman"/>
+        </w:rPr>
+        <w:t>_pairs</w:t>
+      </w:r>
+      <w:proofErr w:type="spellEnd"/>
+      <w:r>
+        <w:rPr>
+          <w:rFonts w:ascii="Times New Roman" w:hAnsi="Times New Roman" w:cs="Times New Roman"/>
+        </w:rPr>
+        <w:t xml:space="preserve">. Aunque hay algunos datos, que no pueden ser obtenidos, los cuales son los que pertenecen a las últimas filas, debido a que, al realizar operaciones con datos futuros, se requerirían de más filas en el conjunto </w:t>
+      </w:r>
+      <w:proofErr w:type="spellStart"/>
+      <w:r>
+        <w:rPr>
+          <w:rFonts w:ascii="Times New Roman" w:hAnsi="Times New Roman" w:cs="Times New Roman"/>
+        </w:rPr>
+        <w:t>train</w:t>
+      </w:r>
+      <w:proofErr w:type="spellEnd"/>
+      <w:r>
+        <w:rPr>
+          <w:rFonts w:ascii="Times New Roman" w:hAnsi="Times New Roman" w:cs="Times New Roman"/>
+        </w:rPr>
+        <w:t xml:space="preserve"> para generar todas las filas de </w:t>
+      </w:r>
+      <w:proofErr w:type="spellStart"/>
+      <w:r>
+        <w:rPr>
+          <w:rFonts w:ascii="Times New Roman" w:hAnsi="Times New Roman" w:cs="Times New Roman"/>
+        </w:rPr>
+        <w:t>train_labels</w:t>
+      </w:r>
+      <w:proofErr w:type="spellEnd"/>
+      <w:r>
+        <w:rPr>
+          <w:rFonts w:ascii="Times New Roman" w:hAnsi="Times New Roman" w:cs="Times New Roman"/>
+        </w:rPr>
+        <w:t>.</w:t>
+      </w:r>
     </w:p>
     <w:p>
       <w:pPr>
-        <w:rPr>
-          <w:rFonts w:ascii="Times New Roman" w:hAnsi="Times New Roman" w:cs="Times New Roman"/>
-          <w:lang w:val="es-US"/>
-        </w:rPr>
-      </w:pPr>
+        <w:jc w:val="both"/>
+        <w:rPr>
+          <w:rFonts w:ascii="Times New Roman" w:hAnsi="Times New Roman" w:cs="Times New Roman"/>
+        </w:rPr>
+      </w:pPr>
+      <w:r>
+        <w:rPr>
+          <w:rFonts w:ascii="Times New Roman" w:hAnsi="Times New Roman" w:cs="Times New Roman"/>
+        </w:rPr>
+        <w:t xml:space="preserve">De las 557 filas del conjunto </w:t>
+      </w:r>
+      <w:proofErr w:type="spellStart"/>
+      <w:r>
+        <w:rPr>
+          <w:rFonts w:ascii="Times New Roman" w:hAnsi="Times New Roman" w:cs="Times New Roman"/>
+        </w:rPr>
+        <w:t>train</w:t>
+      </w:r>
+      <w:proofErr w:type="spellEnd"/>
+      <w:r>
+        <w:rPr>
+          <w:rFonts w:ascii="Times New Roman" w:hAnsi="Times New Roman" w:cs="Times New Roman"/>
+        </w:rPr>
+        <w:t xml:space="preserve">, solo son útiles 106. Estas fueron definidas mediante la aparición en el conjunto </w:t>
+      </w:r>
+      <w:proofErr w:type="spellStart"/>
+      <w:proofErr w:type="gramStart"/>
+      <w:r>
+        <w:rPr>
+          <w:rFonts w:ascii="Times New Roman" w:hAnsi="Times New Roman" w:cs="Times New Roman"/>
+        </w:rPr>
+        <w:t>target</w:t>
+      </w:r>
+      <w:proofErr w:type="gramEnd"/>
+      <w:r>
+        <w:rPr>
+          <w:rFonts w:ascii="Times New Roman" w:hAnsi="Times New Roman" w:cs="Times New Roman"/>
+        </w:rPr>
+        <w:t>_pairs</w:t>
+      </w:r>
+      <w:proofErr w:type="spellEnd"/>
+      <w:r>
+        <w:rPr>
+          <w:rFonts w:ascii="Times New Roman" w:hAnsi="Times New Roman" w:cs="Times New Roman"/>
+        </w:rPr>
+        <w:t xml:space="preserve">, el cual indica cómo generar el conjunto </w:t>
+      </w:r>
+      <w:proofErr w:type="spellStart"/>
+      <w:r>
+        <w:rPr>
+          <w:rFonts w:ascii="Times New Roman" w:hAnsi="Times New Roman" w:cs="Times New Roman"/>
+        </w:rPr>
+        <w:t>train_labels</w:t>
+      </w:r>
+      <w:proofErr w:type="spellEnd"/>
+      <w:r>
+        <w:rPr>
+          <w:rFonts w:ascii="Times New Roman" w:hAnsi="Times New Roman" w:cs="Times New Roman"/>
+        </w:rPr>
+        <w:t>.</w:t>
+      </w:r>
     </w:p>
     <w:p>
       <w:pPr>
-        <w:rPr>
-          <w:rFonts w:ascii="Times New Roman" w:hAnsi="Times New Roman" w:cs="Times New Roman"/>
-          <w:lang w:val="es-US"/>
-        </w:rPr>
-      </w:pPr>
+        <w:jc w:val="both"/>
+        <w:rPr>
+          <w:rFonts w:ascii="Times New Roman" w:hAnsi="Times New Roman" w:cs="Times New Roman"/>
+        </w:rPr>
+      </w:pPr>
+      <w:r>
+        <w:rPr>
+          <w:rFonts w:ascii="Times New Roman" w:hAnsi="Times New Roman" w:cs="Times New Roman"/>
+        </w:rPr>
+        <w:t>La mayoría de las columnas útiles</w:t>
+      </w:r>
+      <w:r>
+        <w:rPr>
+          <w:rFonts w:ascii="Times New Roman" w:hAnsi="Times New Roman" w:cs="Times New Roman"/>
+        </w:rPr>
+        <w:t xml:space="preserve"> tenían valores faltantes, pero estos no representaban más del 10% de los valores de cada columna.</w:t>
+      </w:r>
     </w:p>
     <w:p>
       <w:pPr>
-        <w:rPr>
-          <w:rFonts w:ascii="Times New Roman" w:hAnsi="Times New Roman" w:cs="Times New Roman"/>
-          <w:lang w:val="es-US"/>
-        </w:rPr>
-      </w:pPr>
+        <w:jc w:val="both"/>
+        <w:rPr>
+          <w:rFonts w:ascii="Times New Roman" w:hAnsi="Times New Roman" w:cs="Times New Roman"/>
+        </w:rPr>
+      </w:pPr>
+      <w:r>
+        <w:rPr>
+          <w:rFonts w:ascii="Times New Roman" w:hAnsi="Times New Roman" w:cs="Times New Roman"/>
+        </w:rPr>
+        <w:t>Los modelos investigados que se usarán para predecir las series de tiempo serán: GARCH, SARIMA y SARFIMA. En el caso de los modelos SARIMA y SARFIMA no cumplieron con el supuesto de varianza estacionaria, pero se considerarán útiles si logran la mejor capacidad predictiva.</w:t>
+      </w:r>
     </w:p>
     <w:p>
       <w:pPr>
-        <w:rPr>
-          <w:rFonts w:ascii="Times New Roman" w:hAnsi="Times New Roman" w:cs="Times New Roman"/>
-          <w:lang w:val="es-US"/>
-        </w:rPr>
-      </w:pPr>
+        <w:jc w:val="both"/>
+        <w:rPr>
+          <w:rFonts w:ascii="Times New Roman" w:hAnsi="Times New Roman" w:cs="Times New Roman"/>
+        </w:rPr>
+      </w:pPr>
+      <w:r>
+        <w:rPr>
+          <w:rFonts w:ascii="Times New Roman" w:hAnsi="Times New Roman" w:cs="Times New Roman"/>
+        </w:rPr>
+        <w:t xml:space="preserve">Las columnas útiles del conjunto </w:t>
+      </w:r>
+      <w:proofErr w:type="spellStart"/>
+      <w:r>
+        <w:rPr>
+          <w:rFonts w:ascii="Times New Roman" w:hAnsi="Times New Roman" w:cs="Times New Roman"/>
+        </w:rPr>
+        <w:t>train</w:t>
+      </w:r>
+      <w:proofErr w:type="spellEnd"/>
+      <w:r>
+        <w:rPr>
+          <w:rFonts w:ascii="Times New Roman" w:hAnsi="Times New Roman" w:cs="Times New Roman"/>
+        </w:rPr>
+        <w:t xml:space="preserve"> cumple en su gran mayoría</w:t>
+      </w:r>
+      <w:r>
+        <w:rPr>
+          <w:rFonts w:ascii="Times New Roman" w:hAnsi="Times New Roman" w:cs="Times New Roman"/>
+        </w:rPr>
+        <w:t xml:space="preserve"> con buenos estadísticos para hacer modelos de volatilidad y la mayoría de los supuestos para los modelos SARIMA y SARFIMA.</w:t>
+      </w:r>
     </w:p>
     <w:p>
       <w:pPr>
-        <w:rPr>
-          <w:rFonts w:ascii="Times New Roman" w:hAnsi="Times New Roman" w:cs="Times New Roman"/>
-          <w:lang w:val="es-US"/>
-        </w:rPr>
-      </w:pPr>
+        <w:jc w:val="both"/>
+        <w:rPr>
+          <w:rFonts w:ascii="Times New Roman" w:hAnsi="Times New Roman" w:cs="Times New Roman"/>
+          <w:lang w:val="es-US"/>
+        </w:rPr>
+      </w:pPr>
+      <w:r>
+        <w:rPr>
+          <w:rFonts w:ascii="Times New Roman" w:hAnsi="Times New Roman" w:cs="Times New Roman"/>
+          <w:lang w:val="es-US"/>
+        </w:rPr>
+        <w:t xml:space="preserve">Se realizaron procesos de limpieza consistentes en cálculos, reemplazo por valor no nulo más próximo e interpolación en los conjuntos de </w:t>
+      </w:r>
+      <w:proofErr w:type="spellStart"/>
+      <w:r>
+        <w:rPr>
+          <w:rFonts w:ascii="Times New Roman" w:hAnsi="Times New Roman" w:cs="Times New Roman"/>
+          <w:lang w:val="es-US"/>
+        </w:rPr>
+        <w:t>train</w:t>
+      </w:r>
+      <w:proofErr w:type="spellEnd"/>
+      <w:r>
+        <w:rPr>
+          <w:rFonts w:ascii="Times New Roman" w:hAnsi="Times New Roman" w:cs="Times New Roman"/>
+          <w:lang w:val="es-US"/>
+        </w:rPr>
+        <w:t xml:space="preserve"> y </w:t>
+      </w:r>
+      <w:proofErr w:type="spellStart"/>
+      <w:r>
+        <w:rPr>
+          <w:rFonts w:ascii="Times New Roman" w:hAnsi="Times New Roman" w:cs="Times New Roman"/>
+          <w:lang w:val="es-US"/>
+        </w:rPr>
+        <w:t>train_labels</w:t>
+      </w:r>
+      <w:proofErr w:type="spellEnd"/>
+      <w:r>
+        <w:rPr>
+          <w:rFonts w:ascii="Times New Roman" w:hAnsi="Times New Roman" w:cs="Times New Roman"/>
+          <w:lang w:val="es-US"/>
+        </w:rPr>
+        <w:t xml:space="preserve">. Realizando estas operaciones se lograron reemplazar todos los valores no nulos y se almacenaron los datos limpios en dos nuevos archivos </w:t>
+      </w:r>
+      <w:proofErr w:type="spellStart"/>
+      <w:r>
+        <w:rPr>
+          <w:rFonts w:ascii="Times New Roman" w:hAnsi="Times New Roman" w:cs="Times New Roman"/>
+          <w:lang w:val="es-US"/>
+        </w:rPr>
+        <w:t>csv</w:t>
+      </w:r>
+      <w:proofErr w:type="spellEnd"/>
+      <w:r>
+        <w:rPr>
+          <w:rFonts w:ascii="Times New Roman" w:hAnsi="Times New Roman" w:cs="Times New Roman"/>
+          <w:lang w:val="es-US"/>
+        </w:rPr>
+        <w:t xml:space="preserve"> llamados entrenamiento y </w:t>
+      </w:r>
+      <w:proofErr w:type="spellStart"/>
+      <w:r>
+        <w:rPr>
+          <w:rFonts w:ascii="Times New Roman" w:hAnsi="Times New Roman" w:cs="Times New Roman"/>
+          <w:lang w:val="es-US"/>
+        </w:rPr>
+        <w:t>entrenamiento_etiquetas</w:t>
+      </w:r>
+      <w:proofErr w:type="spellEnd"/>
+      <w:r>
+        <w:rPr>
+          <w:rFonts w:ascii="Times New Roman" w:hAnsi="Times New Roman" w:cs="Times New Roman"/>
+          <w:lang w:val="es-US"/>
+        </w:rPr>
+        <w:t>.</w:t>
+      </w:r>
     </w:p>
     <w:p>
       <w:pPr>
-        <w:rPr>
-          <w:rFonts w:ascii="Times New Roman" w:hAnsi="Times New Roman" w:cs="Times New Roman"/>
-          <w:lang w:val="es-US"/>
-        </w:rPr>
-      </w:pPr>
+        <w:pStyle w:val="Ttulo1"/>
+        <w:rPr>
+          <w:lang w:val="es-US"/>
+        </w:rPr>
+      </w:pPr>
+      <w:r>
+        <w:rPr>
+          <w:lang w:val="es-US"/>
+        </w:rPr>
+        <w:t>Referencias</w:t>
+      </w:r>
     </w:p>
     <w:p>
       <w:pPr>
-        <w:rPr>
-          <w:rFonts w:ascii="Times New Roman" w:hAnsi="Times New Roman" w:cs="Times New Roman"/>
-          <w:lang w:val="es-US"/>
-        </w:rPr>
-      </w:pPr>
+        <w:jc w:val="both"/>
+        <w:rPr>
+          <w:rFonts w:ascii="Times New Roman" w:hAnsi="Times New Roman" w:cs="Times New Roman"/>
+        </w:rPr>
+      </w:pPr>
+      <w:r>
+        <w:rPr>
+          <w:rFonts w:ascii="Times New Roman" w:hAnsi="Times New Roman" w:cs="Times New Roman"/>
+        </w:rPr>
+        <w:t>De Jesús-Gutiérrez, R. (2023). El uso de la volatilidad implícita en el modelado de la varianza condicional puede mejorar la predicción de la volatilidad y la estimación del VaR y CVaR. Economía: Teoría y Práctica, 58, 173–198.</w:t>
+      </w:r>
     </w:p>
     <w:p>
       <w:pPr>
-        <w:rPr>
-          <w:rFonts w:ascii="Times New Roman" w:hAnsi="Times New Roman" w:cs="Times New Roman"/>
-          <w:lang w:val="es-US"/>
-        </w:rPr>
-      </w:pPr>
+        <w:jc w:val="both"/>
+        <w:rPr>
+          <w:rFonts w:ascii="Times New Roman" w:hAnsi="Times New Roman" w:cs="Times New Roman"/>
+          <w:lang w:val="en-US"/>
+        </w:rPr>
+      </w:pPr>
+      <w:proofErr w:type="spellStart"/>
+      <w:r>
+        <w:rPr>
+          <w:rFonts w:ascii="Times New Roman" w:hAnsi="Times New Roman" w:cs="Times New Roman"/>
+        </w:rPr>
+        <w:t>Devianto</w:t>
+      </w:r>
+      <w:proofErr w:type="spellEnd"/>
+      <w:r>
+        <w:rPr>
+          <w:rFonts w:ascii="Times New Roman" w:hAnsi="Times New Roman" w:cs="Times New Roman"/>
+        </w:rPr>
+        <w:t xml:space="preserve">, D., Wahyuni, E., </w:t>
+      </w:r>
+      <w:proofErr w:type="spellStart"/>
+      <w:r>
+        <w:rPr>
+          <w:rFonts w:ascii="Times New Roman" w:hAnsi="Times New Roman" w:cs="Times New Roman"/>
+        </w:rPr>
+        <w:t>Maiyastri</w:t>
+      </w:r>
+      <w:proofErr w:type="spellEnd"/>
+      <w:r>
+        <w:rPr>
+          <w:rFonts w:ascii="Times New Roman" w:hAnsi="Times New Roman" w:cs="Times New Roman"/>
+        </w:rPr>
+        <w:t xml:space="preserve">, M., &amp; Yollanda, M. (2024). </w:t>
+      </w:r>
+      <w:r>
+        <w:rPr>
+          <w:rFonts w:ascii="Times New Roman" w:hAnsi="Times New Roman" w:cs="Times New Roman"/>
+          <w:lang w:val="en-US"/>
+        </w:rPr>
+        <w:t>The seasonal model of chili price movement with the effect of long memory and exogenous variables for improving time series model accuracy. Frontiers in Applied Mathematics and Statistics, 10, 1408381.</w:t>
+      </w:r>
     </w:p>
     <w:p>
       <w:pPr>
-        <w:rPr>
-          <w:rFonts w:ascii="Times New Roman" w:hAnsi="Times New Roman" w:cs="Times New Roman"/>
-          <w:lang w:val="es-US"/>
-        </w:rPr>
-      </w:pPr>
+        <w:jc w:val="both"/>
+        <w:rPr>
+          <w:rFonts w:ascii="Times New Roman" w:hAnsi="Times New Roman" w:cs="Times New Roman"/>
+        </w:rPr>
+      </w:pPr>
+      <w:r>
+        <w:rPr>
+          <w:rFonts w:ascii="Times New Roman" w:hAnsi="Times New Roman" w:cs="Times New Roman"/>
+          <w:lang w:val="en-US"/>
+        </w:rPr>
+        <w:t xml:space="preserve">Li, X., Li, B., Wei, G., Bai, L. y Wei, Y. (2021). </w:t>
+      </w:r>
+      <w:r>
+        <w:rPr>
+          <w:rFonts w:ascii="Times New Roman" w:hAnsi="Times New Roman" w:cs="Times New Roman"/>
+          <w:lang w:val="en-US"/>
+        </w:rPr>
+        <w:t xml:space="preserve">Return connectedness among commodity and financial assets during the COVID-19 pandemic: Evidence from China and the US. </w:t>
+      </w:r>
+      <w:proofErr w:type="spellStart"/>
+      <w:r>
+        <w:rPr>
+          <w:rFonts w:ascii="Times New Roman" w:hAnsi="Times New Roman" w:cs="Times New Roman"/>
+        </w:rPr>
+        <w:t>Resources</w:t>
+      </w:r>
+      <w:proofErr w:type="spellEnd"/>
+      <w:r>
+        <w:rPr>
+          <w:rFonts w:ascii="Times New Roman" w:hAnsi="Times New Roman" w:cs="Times New Roman"/>
+        </w:rPr>
+        <w:t xml:space="preserve"> Policy, 73, 102166.</w:t>
+      </w:r>
     </w:p>
     <w:p>
       <w:pPr>
-        <w:rPr>
-          <w:rFonts w:ascii="Times New Roman" w:hAnsi="Times New Roman" w:cs="Times New Roman"/>
-          <w:lang w:val="es-US"/>
-        </w:rPr>
-      </w:pPr>
+        <w:jc w:val="both"/>
+        <w:rPr>
+          <w:rFonts w:ascii="Times New Roman" w:hAnsi="Times New Roman" w:cs="Times New Roman"/>
+        </w:rPr>
+      </w:pPr>
+      <w:r>
+        <w:rPr>
+          <w:rFonts w:ascii="Times New Roman" w:hAnsi="Times New Roman" w:cs="Times New Roman"/>
+        </w:rPr>
+        <w:t>López, F., Ortiz, E.</w:t>
+      </w:r>
+      <w:r>
+        <w:rPr>
+          <w:rFonts w:ascii="Times New Roman" w:hAnsi="Times New Roman" w:cs="Times New Roman"/>
+        </w:rPr>
+        <w:t xml:space="preserve"> y</w:t>
+      </w:r>
+      <w:r>
+        <w:rPr>
+          <w:rFonts w:ascii="Times New Roman" w:hAnsi="Times New Roman" w:cs="Times New Roman"/>
+        </w:rPr>
+        <w:t xml:space="preserve"> Cabello, A. (2009). Las interrelaciones de volatilidad y rendimientos entre los mercados de valores del TLCAN. Investigación Económica, 68(267), 83–114.</w:t>
+      </w:r>
     </w:p>
     <w:p>
       <w:pPr>
-        <w:rPr>
-          <w:rFonts w:ascii="Times New Roman" w:hAnsi="Times New Roman" w:cs="Times New Roman"/>
-          <w:lang w:val="es-US"/>
-        </w:rPr>
-      </w:pPr>
-    </w:p>
-    <w:p>
-      <w:pPr>
-        <w:rPr>
-          <w:rFonts w:ascii="Times New Roman" w:hAnsi="Times New Roman" w:cs="Times New Roman"/>
-          <w:lang w:val="es-US"/>
-        </w:rPr>
-      </w:pPr>
-    </w:p>
-    <w:p>
-      <w:pPr>
-        <w:rPr>
-          <w:rFonts w:ascii="Times New Roman" w:hAnsi="Times New Roman" w:cs="Times New Roman"/>
-          <w:lang w:val="es-US"/>
-        </w:rPr>
-      </w:pPr>
-    </w:p>
-    <w:p>
-      <w:pPr>
-        <w:rPr>
-          <w:rFonts w:ascii="Times New Roman" w:hAnsi="Times New Roman" w:cs="Times New Roman"/>
-          <w:lang w:val="es-US"/>
-        </w:rPr>
-      </w:pPr>
-    </w:p>
-    <w:p>
-      <w:pPr>
-        <w:rPr>
-          <w:rFonts w:ascii="Times New Roman" w:hAnsi="Times New Roman" w:cs="Times New Roman"/>
-          <w:lang w:val="es-US"/>
-        </w:rPr>
-      </w:pPr>
-    </w:p>
-    <w:p>
-      <w:pPr>
-        <w:rPr>
-          <w:rFonts w:ascii="Times New Roman" w:hAnsi="Times New Roman" w:cs="Times New Roman"/>
-          <w:lang w:val="es-US"/>
-        </w:rPr>
-      </w:pPr>
-    </w:p>
-    <w:p>
-      <w:pPr>
-        <w:rPr>
-          <w:rFonts w:ascii="Times New Roman" w:hAnsi="Times New Roman" w:cs="Times New Roman"/>
-          <w:lang w:val="es-US"/>
-        </w:rPr>
-      </w:pPr>
-    </w:p>
-    <w:p>
-      <w:pPr>
-        <w:rPr>
-          <w:rFonts w:ascii="Times New Roman" w:hAnsi="Times New Roman" w:cs="Times New Roman"/>
-          <w:lang w:val="es-US"/>
-        </w:rPr>
-      </w:pPr>
-    </w:p>
-    <w:p>
-      <w:pPr>
-        <w:rPr>
-          <w:rFonts w:ascii="Times New Roman" w:hAnsi="Times New Roman" w:cs="Times New Roman"/>
-          <w:lang w:val="es-US"/>
-        </w:rPr>
-      </w:pPr>
-    </w:p>
-    <w:p>
-      <w:pPr>
-        <w:rPr>
-          <w:rFonts w:ascii="Times New Roman" w:hAnsi="Times New Roman" w:cs="Times New Roman"/>
-          <w:lang w:val="es-US"/>
-        </w:rPr>
-      </w:pPr>
-    </w:p>
-    <w:p>
-      <w:pPr>
-        <w:rPr>
-          <w:rFonts w:ascii="Times New Roman" w:hAnsi="Times New Roman" w:cs="Times New Roman"/>
-          <w:lang w:val="es-US"/>
-        </w:rPr>
-      </w:pPr>
-    </w:p>
-    <w:p>
-      <w:pPr>
-        <w:rPr>
-          <w:lang w:val="es-US"/>
-        </w:rPr>
-      </w:pPr>
+        <w:jc w:val="both"/>
+        <w:rPr>
+          <w:rFonts w:ascii="Times New Roman" w:hAnsi="Times New Roman" w:cs="Times New Roman"/>
+          <w:lang w:val="es-US"/>
+        </w:rPr>
+      </w:pPr>
+      <w:r>
+        <w:rPr>
+          <w:rFonts w:ascii="Times New Roman" w:hAnsi="Times New Roman" w:cs="Times New Roman"/>
+        </w:rPr>
+        <w:lastRenderedPageBreak/>
+        <w:t xml:space="preserve">Mohommad, A., Raissi, M., Lee, K., &amp; </w:t>
+      </w:r>
+      <w:proofErr w:type="spellStart"/>
+      <w:r>
+        <w:rPr>
+          <w:rFonts w:ascii="Times New Roman" w:hAnsi="Times New Roman" w:cs="Times New Roman"/>
+        </w:rPr>
+        <w:t>Fizzarotti</w:t>
+      </w:r>
+      <w:proofErr w:type="spellEnd"/>
+      <w:r>
+        <w:rPr>
+          <w:rFonts w:ascii="Times New Roman" w:hAnsi="Times New Roman" w:cs="Times New Roman"/>
+        </w:rPr>
+        <w:t xml:space="preserve">, C. (2023). </w:t>
+      </w:r>
+      <w:r>
+        <w:rPr>
+          <w:rFonts w:ascii="Times New Roman" w:hAnsi="Times New Roman" w:cs="Times New Roman"/>
+          <w:lang w:val="es-US"/>
+        </w:rPr>
+        <w:t>La volatilidad de precios de las materias primas reduce el crecimiento y aumenta las fluctuaciones de la inflación. Fondo Monetario Internacional.</w:t>
+      </w:r>
     </w:p>
     <w:sectPr>
       <w:pgSz w:w="12240" w:h="15840"/>
@@ -662,6 +5295,358 @@
     </w:sectPr>
   </w:body>
 </w:document>
+</file>
+
+<file path=word/numbering.xml><?xml version="1.0" encoding="utf-8"?>
+<w:numbering xmlns:wpc="http://schemas.microsoft.com/office/word/2010/wordprocessingCanvas" xmlns:cx="http://schemas.microsoft.com/office/drawing/2014/chartex" xmlns:cx1="http://schemas.microsoft.com/office/drawing/2015/9/8/chartex" xmlns:cx2="http://schemas.microsoft.com/office/drawing/2015/10/21/chartex" xmlns:cx3="http://schemas.microsoft.com/office/drawing/2016/5/9/chartex" xmlns:cx4="http://schemas.microsoft.com/office/drawing/2016/5/10/chartex" xmlns:cx5="http://schemas.microsoft.com/office/drawing/2016/5/11/chartex" xmlns:cx6="http://schemas.microsoft.com/office/drawing/2016/5/12/chartex" xmlns:cx7="http://schemas.microsoft.com/office/drawing/2016/5/13/chartex" xmlns:cx8="http://schemas.microsoft.com/office/drawing/2016/5/14/chartex" xmlns:mc="http://schemas.openxmlformats.org/markup-compatibility/2006" xmlns:aink="http://schemas.microsoft.com/office/drawing/2016/ink" xmlns:am3d="http://schemas.microsoft.com/office/drawing/2017/model3d" xmlns:o="urn:schemas-microsoft-com:office:office" xmlns:oel="http://schemas.microsoft.com/office/2019/extlst" xmlns:r="http://schemas.openxmlformats.org/officeDocument/2006/relationships" xmlns:m="http://schemas.openxmlformats.org/officeDocument/2006/math" xmlns:v="urn:schemas-microsoft-com:vml" xmlns:wp14="http://schemas.microsoft.com/office/word/2010/wordprocessingDrawing" xmlns:wp="http://schemas.openxmlformats.org/drawingml/2006/wordprocessingDrawing" xmlns:w10="urn:schemas-microsoft-com:office:word" xmlns:w="http://schemas.openxmlformats.org/wordprocessingml/2006/main" xmlns:w14="http://schemas.microsoft.com/office/word/2010/wordml" xmlns:w15="http://schemas.microsoft.com/office/word/2012/wordml" xmlns:w16cex="http://schemas.microsoft.com/office/word/2018/wordml/cex" xmlns:w16cid="http://schemas.microsoft.com/office/word/2016/wordml/cid" xmlns:w16="http://schemas.microsoft.com/office/word/2018/wordml" xmlns:w16du="http://schemas.microsoft.com/office/word/2023/wordml/word16du" xmlns:w16sdtdh="http://schemas.microsoft.com/office/word/2020/wordml/sdtdatahash" xmlns:w16sdtfl="http://schemas.microsoft.com/office/word/2024/wordml/sdtformatlock" xmlns:w16se="http://schemas.microsoft.com/office/word/2015/wordml/symex" xmlns:wpg="http://schemas.microsoft.com/office/word/2010/wordprocessingGroup" xmlns:wpi="http://schemas.microsoft.com/office/word/2010/wordprocessingInk" xmlns:wne="http://schemas.microsoft.com/office/word/2006/wordml" xmlns:wps="http://schemas.microsoft.com/office/word/2010/wordprocessingShape" mc:Ignorable="w14 w15 w16se w16cid w16 w16cex w16sdtdh w16sdtfl w16du wp14">
+  <w:abstractNum w:abstractNumId="0" w15:restartNumberingAfterBreak="0">
+    <w:nsid w:val="074B7BEA"/>
+    <w:multiLevelType w:val="hybridMultilevel"/>
+    <w:tmpl w:val="217E3A2C"/>
+    <w:lvl w:ilvl="0" w:tplc="D3D65B5A">
+      <w:numFmt w:val="bullet"/>
+      <w:lvlText w:val="-"/>
+      <w:lvlJc w:val="left"/>
+      <w:pPr>
+        <w:ind w:left="720" w:hanging="360"/>
+      </w:pPr>
+      <w:rPr>
+        <w:rFonts w:ascii="Times New Roman" w:eastAsiaTheme="minorHAnsi" w:hAnsi="Times New Roman" w:cs="Times New Roman" w:hint="default"/>
+      </w:rPr>
+    </w:lvl>
+    <w:lvl w:ilvl="1" w:tplc="100A0003" w:tentative="1">
+      <w:start w:val="1"/>
+      <w:numFmt w:val="bullet"/>
+      <w:lvlText w:val="o"/>
+      <w:lvlJc w:val="left"/>
+      <w:pPr>
+        <w:ind w:left="1440" w:hanging="360"/>
+      </w:pPr>
+      <w:rPr>
+        <w:rFonts w:ascii="Courier New" w:hAnsi="Courier New" w:cs="Courier New" w:hint="default"/>
+      </w:rPr>
+    </w:lvl>
+    <w:lvl w:ilvl="2" w:tplc="100A0005" w:tentative="1">
+      <w:start w:val="1"/>
+      <w:numFmt w:val="bullet"/>
+      <w:lvlText w:val=""/>
+      <w:lvlJc w:val="left"/>
+      <w:pPr>
+        <w:ind w:left="2160" w:hanging="360"/>
+      </w:pPr>
+      <w:rPr>
+        <w:rFonts w:ascii="Wingdings" w:hAnsi="Wingdings" w:hint="default"/>
+      </w:rPr>
+    </w:lvl>
+    <w:lvl w:ilvl="3" w:tplc="100A0001" w:tentative="1">
+      <w:start w:val="1"/>
+      <w:numFmt w:val="bullet"/>
+      <w:lvlText w:val=""/>
+      <w:lvlJc w:val="left"/>
+      <w:pPr>
+        <w:ind w:left="2880" w:hanging="360"/>
+      </w:pPr>
+      <w:rPr>
+        <w:rFonts w:ascii="Symbol" w:hAnsi="Symbol" w:hint="default"/>
+      </w:rPr>
+    </w:lvl>
+    <w:lvl w:ilvl="4" w:tplc="100A0003" w:tentative="1">
+      <w:start w:val="1"/>
+      <w:numFmt w:val="bullet"/>
+      <w:lvlText w:val="o"/>
+      <w:lvlJc w:val="left"/>
+      <w:pPr>
+        <w:ind w:left="3600" w:hanging="360"/>
+      </w:pPr>
+      <w:rPr>
+        <w:rFonts w:ascii="Courier New" w:hAnsi="Courier New" w:cs="Courier New" w:hint="default"/>
+      </w:rPr>
+    </w:lvl>
+    <w:lvl w:ilvl="5" w:tplc="100A0005" w:tentative="1">
+      <w:start w:val="1"/>
+      <w:numFmt w:val="bullet"/>
+      <w:lvlText w:val=""/>
+      <w:lvlJc w:val="left"/>
+      <w:pPr>
+        <w:ind w:left="4320" w:hanging="360"/>
+      </w:pPr>
+      <w:rPr>
+        <w:rFonts w:ascii="Wingdings" w:hAnsi="Wingdings" w:hint="default"/>
+      </w:rPr>
+    </w:lvl>
+    <w:lvl w:ilvl="6" w:tplc="100A0001" w:tentative="1">
+      <w:start w:val="1"/>
+      <w:numFmt w:val="bullet"/>
+      <w:lvlText w:val=""/>
+      <w:lvlJc w:val="left"/>
+      <w:pPr>
+        <w:ind w:left="5040" w:hanging="360"/>
+      </w:pPr>
+      <w:rPr>
+        <w:rFonts w:ascii="Symbol" w:hAnsi="Symbol" w:hint="default"/>
+      </w:rPr>
+    </w:lvl>
+    <w:lvl w:ilvl="7" w:tplc="100A0003" w:tentative="1">
+      <w:start w:val="1"/>
+      <w:numFmt w:val="bullet"/>
+      <w:lvlText w:val="o"/>
+      <w:lvlJc w:val="left"/>
+      <w:pPr>
+        <w:ind w:left="5760" w:hanging="360"/>
+      </w:pPr>
+      <w:rPr>
+        <w:rFonts w:ascii="Courier New" w:hAnsi="Courier New" w:cs="Courier New" w:hint="default"/>
+      </w:rPr>
+    </w:lvl>
+    <w:lvl w:ilvl="8" w:tplc="100A0005" w:tentative="1">
+      <w:start w:val="1"/>
+      <w:numFmt w:val="bullet"/>
+      <w:lvlText w:val=""/>
+      <w:lvlJc w:val="left"/>
+      <w:pPr>
+        <w:ind w:left="6480" w:hanging="360"/>
+      </w:pPr>
+      <w:rPr>
+        <w:rFonts w:ascii="Wingdings" w:hAnsi="Wingdings" w:hint="default"/>
+      </w:rPr>
+    </w:lvl>
+  </w:abstractNum>
+  <w:abstractNum w:abstractNumId="1" w15:restartNumberingAfterBreak="0">
+    <w:nsid w:val="320E7153"/>
+    <w:multiLevelType w:val="hybridMultilevel"/>
+    <w:tmpl w:val="A9DCFFB2"/>
+    <w:lvl w:ilvl="0" w:tplc="100A0001">
+      <w:start w:val="1"/>
+      <w:numFmt w:val="bullet"/>
+      <w:lvlText w:val=""/>
+      <w:lvlJc w:val="left"/>
+      <w:pPr>
+        <w:ind w:left="720" w:hanging="360"/>
+      </w:pPr>
+      <w:rPr>
+        <w:rFonts w:ascii="Symbol" w:hAnsi="Symbol" w:hint="default"/>
+      </w:rPr>
+    </w:lvl>
+    <w:lvl w:ilvl="1" w:tplc="100A0003" w:tentative="1">
+      <w:start w:val="1"/>
+      <w:numFmt w:val="bullet"/>
+      <w:lvlText w:val="o"/>
+      <w:lvlJc w:val="left"/>
+      <w:pPr>
+        <w:ind w:left="1440" w:hanging="360"/>
+      </w:pPr>
+      <w:rPr>
+        <w:rFonts w:ascii="Courier New" w:hAnsi="Courier New" w:cs="Courier New" w:hint="default"/>
+      </w:rPr>
+    </w:lvl>
+    <w:lvl w:ilvl="2" w:tplc="100A0005" w:tentative="1">
+      <w:start w:val="1"/>
+      <w:numFmt w:val="bullet"/>
+      <w:lvlText w:val=""/>
+      <w:lvlJc w:val="left"/>
+      <w:pPr>
+        <w:ind w:left="2160" w:hanging="360"/>
+      </w:pPr>
+      <w:rPr>
+        <w:rFonts w:ascii="Wingdings" w:hAnsi="Wingdings" w:hint="default"/>
+      </w:rPr>
+    </w:lvl>
+    <w:lvl w:ilvl="3" w:tplc="100A0001" w:tentative="1">
+      <w:start w:val="1"/>
+      <w:numFmt w:val="bullet"/>
+      <w:lvlText w:val=""/>
+      <w:lvlJc w:val="left"/>
+      <w:pPr>
+        <w:ind w:left="2880" w:hanging="360"/>
+      </w:pPr>
+      <w:rPr>
+        <w:rFonts w:ascii="Symbol" w:hAnsi="Symbol" w:hint="default"/>
+      </w:rPr>
+    </w:lvl>
+    <w:lvl w:ilvl="4" w:tplc="100A0003" w:tentative="1">
+      <w:start w:val="1"/>
+      <w:numFmt w:val="bullet"/>
+      <w:lvlText w:val="o"/>
+      <w:lvlJc w:val="left"/>
+      <w:pPr>
+        <w:ind w:left="3600" w:hanging="360"/>
+      </w:pPr>
+      <w:rPr>
+        <w:rFonts w:ascii="Courier New" w:hAnsi="Courier New" w:cs="Courier New" w:hint="default"/>
+      </w:rPr>
+    </w:lvl>
+    <w:lvl w:ilvl="5" w:tplc="100A0005" w:tentative="1">
+      <w:start w:val="1"/>
+      <w:numFmt w:val="bullet"/>
+      <w:lvlText w:val=""/>
+      <w:lvlJc w:val="left"/>
+      <w:pPr>
+        <w:ind w:left="4320" w:hanging="360"/>
+      </w:pPr>
+      <w:rPr>
+        <w:rFonts w:ascii="Wingdings" w:hAnsi="Wingdings" w:hint="default"/>
+      </w:rPr>
+    </w:lvl>
+    <w:lvl w:ilvl="6" w:tplc="100A0001" w:tentative="1">
+      <w:start w:val="1"/>
+      <w:numFmt w:val="bullet"/>
+      <w:lvlText w:val=""/>
+      <w:lvlJc w:val="left"/>
+      <w:pPr>
+        <w:ind w:left="5040" w:hanging="360"/>
+      </w:pPr>
+      <w:rPr>
+        <w:rFonts w:ascii="Symbol" w:hAnsi="Symbol" w:hint="default"/>
+      </w:rPr>
+    </w:lvl>
+    <w:lvl w:ilvl="7" w:tplc="100A0003" w:tentative="1">
+      <w:start w:val="1"/>
+      <w:numFmt w:val="bullet"/>
+      <w:lvlText w:val="o"/>
+      <w:lvlJc w:val="left"/>
+      <w:pPr>
+        <w:ind w:left="5760" w:hanging="360"/>
+      </w:pPr>
+      <w:rPr>
+        <w:rFonts w:ascii="Courier New" w:hAnsi="Courier New" w:cs="Courier New" w:hint="default"/>
+      </w:rPr>
+    </w:lvl>
+    <w:lvl w:ilvl="8" w:tplc="100A0005" w:tentative="1">
+      <w:start w:val="1"/>
+      <w:numFmt w:val="bullet"/>
+      <w:lvlText w:val=""/>
+      <w:lvlJc w:val="left"/>
+      <w:pPr>
+        <w:ind w:left="6480" w:hanging="360"/>
+      </w:pPr>
+      <w:rPr>
+        <w:rFonts w:ascii="Wingdings" w:hAnsi="Wingdings" w:hint="default"/>
+      </w:rPr>
+    </w:lvl>
+  </w:abstractNum>
+  <w:abstractNum w:abstractNumId="2" w15:restartNumberingAfterBreak="0">
+    <w:nsid w:val="5BFD46A4"/>
+    <w:multiLevelType w:val="hybridMultilevel"/>
+    <w:tmpl w:val="9C0E4DD0"/>
+    <w:lvl w:ilvl="0" w:tplc="100A0001">
+      <w:start w:val="1"/>
+      <w:numFmt w:val="bullet"/>
+      <w:lvlText w:val=""/>
+      <w:lvlJc w:val="left"/>
+      <w:pPr>
+        <w:ind w:left="720" w:hanging="360"/>
+      </w:pPr>
+      <w:rPr>
+        <w:rFonts w:ascii="Symbol" w:hAnsi="Symbol" w:hint="default"/>
+      </w:rPr>
+    </w:lvl>
+    <w:lvl w:ilvl="1" w:tplc="100A0003" w:tentative="1">
+      <w:start w:val="1"/>
+      <w:numFmt w:val="bullet"/>
+      <w:lvlText w:val="o"/>
+      <w:lvlJc w:val="left"/>
+      <w:pPr>
+        <w:ind w:left="1440" w:hanging="360"/>
+      </w:pPr>
+      <w:rPr>
+        <w:rFonts w:ascii="Courier New" w:hAnsi="Courier New" w:cs="Courier New" w:hint="default"/>
+      </w:rPr>
+    </w:lvl>
+    <w:lvl w:ilvl="2" w:tplc="100A0005" w:tentative="1">
+      <w:start w:val="1"/>
+      <w:numFmt w:val="bullet"/>
+      <w:lvlText w:val=""/>
+      <w:lvlJc w:val="left"/>
+      <w:pPr>
+        <w:ind w:left="2160" w:hanging="360"/>
+      </w:pPr>
+      <w:rPr>
+        <w:rFonts w:ascii="Wingdings" w:hAnsi="Wingdings" w:hint="default"/>
+      </w:rPr>
+    </w:lvl>
+    <w:lvl w:ilvl="3" w:tplc="100A0001" w:tentative="1">
+      <w:start w:val="1"/>
+      <w:numFmt w:val="bullet"/>
+      <w:lvlText w:val=""/>
+      <w:lvlJc w:val="left"/>
+      <w:pPr>
+        <w:ind w:left="2880" w:hanging="360"/>
+      </w:pPr>
+      <w:rPr>
+        <w:rFonts w:ascii="Symbol" w:hAnsi="Symbol" w:hint="default"/>
+      </w:rPr>
+    </w:lvl>
+    <w:lvl w:ilvl="4" w:tplc="100A0003" w:tentative="1">
+      <w:start w:val="1"/>
+      <w:numFmt w:val="bullet"/>
+      <w:lvlText w:val="o"/>
+      <w:lvlJc w:val="left"/>
+      <w:pPr>
+        <w:ind w:left="3600" w:hanging="360"/>
+      </w:pPr>
+      <w:rPr>
+        <w:rFonts w:ascii="Courier New" w:hAnsi="Courier New" w:cs="Courier New" w:hint="default"/>
+      </w:rPr>
+    </w:lvl>
+    <w:lvl w:ilvl="5" w:tplc="100A0005" w:tentative="1">
+      <w:start w:val="1"/>
+      <w:numFmt w:val="bullet"/>
+      <w:lvlText w:val=""/>
+      <w:lvlJc w:val="left"/>
+      <w:pPr>
+        <w:ind w:left="4320" w:hanging="360"/>
+      </w:pPr>
+      <w:rPr>
+        <w:rFonts w:ascii="Wingdings" w:hAnsi="Wingdings" w:hint="default"/>
+      </w:rPr>
+    </w:lvl>
+    <w:lvl w:ilvl="6" w:tplc="100A0001" w:tentative="1">
+      <w:start w:val="1"/>
+      <w:numFmt w:val="bullet"/>
+      <w:lvlText w:val=""/>
+      <w:lvlJc w:val="left"/>
+      <w:pPr>
+        <w:ind w:left="5040" w:hanging="360"/>
+      </w:pPr>
+      <w:rPr>
+        <w:rFonts w:ascii="Symbol" w:hAnsi="Symbol" w:hint="default"/>
+      </w:rPr>
+    </w:lvl>
+    <w:lvl w:ilvl="7" w:tplc="100A0003" w:tentative="1">
+      <w:start w:val="1"/>
+      <w:numFmt w:val="bullet"/>
+      <w:lvlText w:val="o"/>
+      <w:lvlJc w:val="left"/>
+      <w:pPr>
+        <w:ind w:left="5760" w:hanging="360"/>
+      </w:pPr>
+      <w:rPr>
+        <w:rFonts w:ascii="Courier New" w:hAnsi="Courier New" w:cs="Courier New" w:hint="default"/>
+      </w:rPr>
+    </w:lvl>
+    <w:lvl w:ilvl="8" w:tplc="100A0005" w:tentative="1">
+      <w:start w:val="1"/>
+      <w:numFmt w:val="bullet"/>
+      <w:lvlText w:val=""/>
+      <w:lvlJc w:val="left"/>
+      <w:pPr>
+        <w:ind w:left="6480" w:hanging="360"/>
+      </w:pPr>
+      <w:rPr>
+        <w:rFonts w:ascii="Wingdings" w:hAnsi="Wingdings" w:hint="default"/>
+      </w:rPr>
+    </w:lvl>
+  </w:abstractNum>
+  <w:num w:numId="1" w16cid:durableId="1316686634">
+    <w:abstractNumId w:val="0"/>
+  </w:num>
+  <w:num w:numId="2" w16cid:durableId="1724015184">
+    <w:abstractNumId w:val="2"/>
+  </w:num>
+  <w:num w:numId="3" w16cid:durableId="1735006493">
+    <w:abstractNumId w:val="1"/>
+  </w:num>
+</w:numbering>
 </file>
 
 <file path=word/styles.xml><?xml version="1.0" encoding="utf-8"?>
@@ -1600,6 +6585,25 @@
     <w:basedOn w:val="Fuentedeprrafopredeter"/>
     <w:rsid w:val="00D21D9C"/>
   </w:style>
+  <w:style w:type="table" w:styleId="Tablaconcuadrcula">
+    <w:name w:val="Table Grid"/>
+    <w:basedOn w:val="Tablanormal"/>
+    <w:uiPriority w:val="39"/>
+    <w:rsid w:val="000F2F2B"/>
+    <w:pPr>
+      <w:spacing w:after="0" w:line="240" w:lineRule="auto"/>
+    </w:pPr>
+    <w:tblPr>
+      <w:tblBorders>
+        <w:top w:val="single" w:sz="4" w:space="0" w:color="auto"/>
+        <w:left w:val="single" w:sz="4" w:space="0" w:color="auto"/>
+        <w:bottom w:val="single" w:sz="4" w:space="0" w:color="auto"/>
+        <w:right w:val="single" w:sz="4" w:space="0" w:color="auto"/>
+        <w:insideH w:val="single" w:sz="4" w:space="0" w:color="auto"/>
+        <w:insideV w:val="single" w:sz="4" w:space="0" w:color="auto"/>
+      </w:tblBorders>
+    </w:tblPr>
+  </w:style>
 </w:styles>
 </file>
 

--- a/Informe proyecto 2.docx
+++ b/Informe proyecto 2.docx
@@ -21,27 +21,7 @@
           <w:szCs w:val="48"/>
           <w:lang w:val="es-US"/>
         </w:rPr>
-        <w:t xml:space="preserve">Predicción de </w:t>
-      </w:r>
-      <w:proofErr w:type="spellStart"/>
-      <w:r>
-        <w:rPr>
-          <w:rStyle w:val="normaltextrun"/>
-          <w:sz w:val="48"/>
-          <w:szCs w:val="48"/>
-          <w:lang w:val="es-US"/>
-        </w:rPr>
-        <w:t>Commodities</w:t>
-      </w:r>
-      <w:proofErr w:type="spellEnd"/>
-      <w:r>
-        <w:rPr>
-          <w:rStyle w:val="normaltextrun"/>
-          <w:sz w:val="48"/>
-          <w:szCs w:val="48"/>
-          <w:lang w:val="es-US"/>
-        </w:rPr>
-        <w:t xml:space="preserve"> usando series temporales</w:t>
+        <w:t>Predicción de Commodities usando series temporales</w:t>
       </w:r>
     </w:p>
     <w:p>
@@ -110,14 +90,6 @@
     </w:p>
     <w:p>
       <w:pPr>
-        <w:rPr>
-          <w:rFonts w:ascii="Times New Roman" w:hAnsi="Times New Roman" w:cs="Times New Roman"/>
-          <w:lang w:val="es-US"/>
-        </w:rPr>
-      </w:pPr>
-    </w:p>
-    <w:p>
-      <w:pPr>
         <w:pStyle w:val="Ttulo1"/>
         <w:rPr>
           <w:rFonts w:ascii="Times New Roman" w:hAnsi="Times New Roman" w:cs="Times New Roman"/>
@@ -145,23 +117,7 @@
           <w:rFonts w:ascii="Times New Roman" w:hAnsi="Times New Roman" w:cs="Times New Roman"/>
           <w:lang w:val="es-US"/>
         </w:rPr>
-        <w:t xml:space="preserve">Debido a que el conjunto de datos se trata de </w:t>
-      </w:r>
-      <w:proofErr w:type="spellStart"/>
-      <w:r>
-        <w:rPr>
-          <w:rFonts w:ascii="Times New Roman" w:hAnsi="Times New Roman" w:cs="Times New Roman"/>
-          <w:lang w:val="es-US"/>
-        </w:rPr>
-        <w:t>commodities</w:t>
-      </w:r>
-      <w:proofErr w:type="spellEnd"/>
-      <w:r>
-        <w:rPr>
-          <w:rFonts w:ascii="Times New Roman" w:hAnsi="Times New Roman" w:cs="Times New Roman"/>
-          <w:lang w:val="es-US"/>
-        </w:rPr>
-        <w:t xml:space="preserve"> y estos so</w:t>
+        <w:t>Debido a que el conjunto de datos se trata de commodities y estos so</w:t>
       </w:r>
       <w:r>
         <w:rPr>
@@ -170,7 +126,6 @@
         </w:rPr>
         <w:t>n conocidos por su alta volatilidad, un modelo de volatilidad puede ser una opción viable para realizar predicciones (</w:t>
       </w:r>
-      <w:proofErr w:type="spellStart"/>
       <w:r>
         <w:rPr>
           <w:rFonts w:ascii="Times New Roman" w:hAnsi="Times New Roman" w:cs="Times New Roman"/>
@@ -178,29 +133,12 @@
         </w:rPr>
         <w:t>Mohommad</w:t>
       </w:r>
-      <w:proofErr w:type="spellEnd"/>
-      <w:r>
-        <w:rPr>
-          <w:rFonts w:ascii="Times New Roman" w:hAnsi="Times New Roman" w:cs="Times New Roman"/>
-          <w:lang w:val="es-US"/>
-        </w:rPr>
-        <w:t xml:space="preserve"> y </w:t>
-      </w:r>
-      <w:proofErr w:type="spellStart"/>
-      <w:r>
-        <w:rPr>
-          <w:rFonts w:ascii="Times New Roman" w:hAnsi="Times New Roman" w:cs="Times New Roman"/>
-          <w:lang w:val="es-US"/>
-        </w:rPr>
-        <w:t>cía</w:t>
-      </w:r>
-      <w:proofErr w:type="spellEnd"/>
-      <w:r>
-        <w:rPr>
-          <w:rFonts w:ascii="Times New Roman" w:hAnsi="Times New Roman" w:cs="Times New Roman"/>
-          <w:lang w:val="es-US"/>
-        </w:rPr>
-        <w:t>;</w:t>
+      <w:r>
+        <w:rPr>
+          <w:rFonts w:ascii="Times New Roman" w:hAnsi="Times New Roman" w:cs="Times New Roman"/>
+          <w:lang w:val="es-US"/>
+        </w:rPr>
+        <w:t xml:space="preserve"> y cía;</w:t>
       </w:r>
       <w:r>
         <w:rPr>
@@ -292,17 +230,50 @@
           <w:rFonts w:ascii="Times New Roman" w:hAnsi="Times New Roman" w:cs="Times New Roman"/>
           <w:lang w:val="es-US"/>
         </w:rPr>
-        <w:t xml:space="preserve">l caso multivariado de los modelos de volatilidad condicional (GARCH) </w:t>
-      </w:r>
-      <w:proofErr w:type="spellStart"/>
-      <w:r>
-        <w:rPr>
-          <w:rFonts w:ascii="Times New Roman" w:hAnsi="Times New Roman" w:cs="Times New Roman"/>
-          <w:lang w:val="es-US"/>
-        </w:rPr>
-        <w:t>univariados</w:t>
-      </w:r>
-      <w:proofErr w:type="spellEnd"/>
+        <w:t xml:space="preserve">l caso multivariado de los modelos de volatilidad condicional (GARCH) univariados </w:t>
+      </w:r>
+      <w:r>
+        <w:rPr>
+          <w:rFonts w:ascii="Times New Roman" w:hAnsi="Times New Roman" w:cs="Times New Roman"/>
+          <w:lang w:val="es-US"/>
+        </w:rPr>
+        <w:t>se usa para analizar</w:t>
+      </w:r>
+      <w:r>
+        <w:rPr>
+          <w:rFonts w:ascii="Times New Roman" w:hAnsi="Times New Roman" w:cs="Times New Roman"/>
+          <w:lang w:val="es-US"/>
+        </w:rPr>
+        <w:t xml:space="preserve"> la interrelación de las volatilidades de los mercados financieros. </w:t>
+      </w:r>
+      <w:r>
+        <w:rPr>
+          <w:rFonts w:ascii="Times New Roman" w:hAnsi="Times New Roman" w:cs="Times New Roman"/>
+          <w:lang w:val="es-US"/>
+        </w:rPr>
+        <w:t>Este modelo, enfrenta</w:t>
+      </w:r>
+      <w:r>
+        <w:rPr>
+          <w:rFonts w:ascii="Times New Roman" w:hAnsi="Times New Roman" w:cs="Times New Roman"/>
+          <w:lang w:val="es-US"/>
+        </w:rPr>
+        <w:t xml:space="preserve"> la maldición de la dimensión, </w:t>
+      </w:r>
+      <w:r>
+        <w:rPr>
+          <w:rFonts w:ascii="Times New Roman" w:hAnsi="Times New Roman" w:cs="Times New Roman"/>
+          <w:lang w:val="es-US"/>
+        </w:rPr>
+        <w:t>ya que el número</w:t>
+      </w:r>
+      <w:r>
+        <w:rPr>
+          <w:rFonts w:ascii="Times New Roman" w:hAnsi="Times New Roman" w:cs="Times New Roman"/>
+          <w:lang w:val="es-US"/>
+        </w:rPr>
+        <w:t xml:space="preserve"> de parámetros</w:t>
+      </w:r>
       <w:r>
         <w:rPr>
           <w:rFonts w:ascii="Times New Roman" w:hAnsi="Times New Roman" w:cs="Times New Roman"/>
@@ -315,55 +286,6 @@
           <w:rFonts w:ascii="Times New Roman" w:hAnsi="Times New Roman" w:cs="Times New Roman"/>
           <w:lang w:val="es-US"/>
         </w:rPr>
-        <w:t>se usa para analizar</w:t>
-      </w:r>
-      <w:r>
-        <w:rPr>
-          <w:rFonts w:ascii="Times New Roman" w:hAnsi="Times New Roman" w:cs="Times New Roman"/>
-          <w:lang w:val="es-US"/>
-        </w:rPr>
-        <w:t xml:space="preserve"> la interrelación de las volatilidades de los mercados financieros. </w:t>
-      </w:r>
-      <w:r>
-        <w:rPr>
-          <w:rFonts w:ascii="Times New Roman" w:hAnsi="Times New Roman" w:cs="Times New Roman"/>
-          <w:lang w:val="es-US"/>
-        </w:rPr>
-        <w:t>Este modelo, enfrenta</w:t>
-      </w:r>
-      <w:r>
-        <w:rPr>
-          <w:rFonts w:ascii="Times New Roman" w:hAnsi="Times New Roman" w:cs="Times New Roman"/>
-          <w:lang w:val="es-US"/>
-        </w:rPr>
-        <w:t xml:space="preserve"> la maldición de la dimensión, </w:t>
-      </w:r>
-      <w:r>
-        <w:rPr>
-          <w:rFonts w:ascii="Times New Roman" w:hAnsi="Times New Roman" w:cs="Times New Roman"/>
-          <w:lang w:val="es-US"/>
-        </w:rPr>
-        <w:t>ya que el número</w:t>
-      </w:r>
-      <w:r>
-        <w:rPr>
-          <w:rFonts w:ascii="Times New Roman" w:hAnsi="Times New Roman" w:cs="Times New Roman"/>
-          <w:lang w:val="es-US"/>
-        </w:rPr>
-        <w:t xml:space="preserve"> de parámetros</w:t>
-      </w:r>
-      <w:r>
-        <w:rPr>
-          <w:rFonts w:ascii="Times New Roman" w:hAnsi="Times New Roman" w:cs="Times New Roman"/>
-          <w:lang w:val="es-US"/>
-        </w:rPr>
-        <w:t xml:space="preserve"> </w:t>
-      </w:r>
-      <w:r>
-        <w:rPr>
-          <w:rFonts w:ascii="Times New Roman" w:hAnsi="Times New Roman" w:cs="Times New Roman"/>
-          <w:lang w:val="es-US"/>
-        </w:rPr>
         <w:t xml:space="preserve">crece más rápidamente que el número de variables en el modelo. </w:t>
       </w:r>
       <w:r>
@@ -451,23 +373,7 @@
           <w:rFonts w:ascii="Times New Roman" w:hAnsi="Times New Roman" w:cs="Times New Roman"/>
           <w:lang w:val="es-US"/>
         </w:rPr>
-        <w:t xml:space="preserve">En el análisis exploratorio es importante estudiar las relaciones entre los retornos de distintos </w:t>
-      </w:r>
-      <w:proofErr w:type="spellStart"/>
-      <w:r>
-        <w:rPr>
-          <w:rFonts w:ascii="Times New Roman" w:hAnsi="Times New Roman" w:cs="Times New Roman"/>
-          <w:lang w:val="es-US"/>
-        </w:rPr>
-        <w:t>commodities</w:t>
-      </w:r>
-      <w:proofErr w:type="spellEnd"/>
-      <w:r>
-        <w:rPr>
-          <w:rFonts w:ascii="Times New Roman" w:hAnsi="Times New Roman" w:cs="Times New Roman"/>
-          <w:lang w:val="es-US"/>
-        </w:rPr>
-        <w:t xml:space="preserve">, </w:t>
+        <w:t xml:space="preserve">En el análisis exploratorio es importante estudiar las relaciones entre los retornos de distintos commodities, </w:t>
       </w:r>
       <w:r>
         <w:rPr>
@@ -495,23 +401,7 @@
           <w:rFonts w:ascii="Times New Roman" w:hAnsi="Times New Roman" w:cs="Times New Roman"/>
           <w:lang w:val="es-US"/>
         </w:rPr>
-        <w:t xml:space="preserve"> información antes que otros. Estas relaciones permiten evaluar si los movimientos pasados de un </w:t>
-      </w:r>
-      <w:proofErr w:type="spellStart"/>
-      <w:r>
-        <w:rPr>
-          <w:rFonts w:ascii="Times New Roman" w:hAnsi="Times New Roman" w:cs="Times New Roman"/>
-          <w:lang w:val="es-US"/>
-        </w:rPr>
-        <w:t>commodity</w:t>
-      </w:r>
-      <w:proofErr w:type="spellEnd"/>
-      <w:r>
-        <w:rPr>
-          <w:rFonts w:ascii="Times New Roman" w:hAnsi="Times New Roman" w:cs="Times New Roman"/>
-          <w:lang w:val="es-US"/>
-        </w:rPr>
-        <w:t xml:space="preserve"> contienen información para anticipar </w:t>
+        <w:t xml:space="preserve"> información antes que otros. Estas relaciones permiten evaluar si los movimientos pasados de un commodity contienen información para anticipar </w:t>
       </w:r>
       <w:r>
         <w:rPr>
@@ -539,23 +429,7 @@
           <w:rFonts w:ascii="Times New Roman" w:hAnsi="Times New Roman" w:cs="Times New Roman"/>
           <w:lang w:val="es-US"/>
         </w:rPr>
-        <w:t xml:space="preserve">stas relaciones pueden aportar capacidad predictiva, especialmente entre </w:t>
-      </w:r>
-      <w:proofErr w:type="spellStart"/>
-      <w:r>
-        <w:rPr>
-          <w:rFonts w:ascii="Times New Roman" w:hAnsi="Times New Roman" w:cs="Times New Roman"/>
-          <w:lang w:val="es-US"/>
-        </w:rPr>
-        <w:t>commodities</w:t>
-      </w:r>
-      <w:proofErr w:type="spellEnd"/>
-      <w:r>
-        <w:rPr>
-          <w:rFonts w:ascii="Times New Roman" w:hAnsi="Times New Roman" w:cs="Times New Roman"/>
-          <w:lang w:val="es-US"/>
-        </w:rPr>
-        <w:t xml:space="preserve"> económicamente relacionados. Por</w:t>
+        <w:t>stas relaciones pueden aportar capacidad predictiva, especialmente entre commodities económicamente relacionados. Por</w:t>
       </w:r>
       <w:r>
         <w:rPr>
@@ -679,21 +553,7 @@
         <w:rPr>
           <w:rFonts w:ascii="Times New Roman" w:hAnsi="Times New Roman" w:cs="Times New Roman"/>
         </w:rPr>
-        <w:t xml:space="preserve"> precios de </w:t>
-      </w:r>
-      <w:proofErr w:type="spellStart"/>
-      <w:r>
-        <w:rPr>
-          <w:rFonts w:ascii="Times New Roman" w:hAnsi="Times New Roman" w:cs="Times New Roman"/>
-        </w:rPr>
-        <w:t>commodities</w:t>
-      </w:r>
-      <w:proofErr w:type="spellEnd"/>
-      <w:r>
-        <w:rPr>
-          <w:rFonts w:ascii="Times New Roman" w:hAnsi="Times New Roman" w:cs="Times New Roman"/>
-        </w:rPr>
-        <w:t xml:space="preserve"> cuando las series </w:t>
+        <w:t xml:space="preserve"> precios de commodities cuando las series </w:t>
       </w:r>
       <w:r>
         <w:rPr>
@@ -768,14 +628,12 @@
         </w:rPr>
         <w:t xml:space="preserve"> (</w:t>
       </w:r>
-      <w:proofErr w:type="spellStart"/>
       <w:r>
         <w:rPr>
           <w:rFonts w:ascii="Times New Roman" w:hAnsi="Times New Roman" w:cs="Times New Roman"/>
         </w:rPr>
         <w:t>Devianto</w:t>
       </w:r>
-      <w:proofErr w:type="spellEnd"/>
       <w:r>
         <w:rPr>
           <w:rFonts w:ascii="Times New Roman" w:hAnsi="Times New Roman" w:cs="Times New Roman"/>
@@ -1002,23 +860,7 @@
           <w:rFonts w:ascii="Times New Roman" w:hAnsi="Times New Roman" w:cs="Times New Roman"/>
           <w:lang w:val="es-US"/>
         </w:rPr>
-        <w:t xml:space="preserve">Generar modelos predictivos para cada </w:t>
-      </w:r>
-      <w:proofErr w:type="spellStart"/>
-      <w:r>
-        <w:rPr>
-          <w:rFonts w:ascii="Times New Roman" w:hAnsi="Times New Roman" w:cs="Times New Roman"/>
-          <w:lang w:val="es-US"/>
-        </w:rPr>
-        <w:t>Commodity</w:t>
-      </w:r>
-      <w:proofErr w:type="spellEnd"/>
-      <w:r>
-        <w:rPr>
-          <w:rFonts w:ascii="Times New Roman" w:hAnsi="Times New Roman" w:cs="Times New Roman"/>
-          <w:lang w:val="es-US"/>
-        </w:rPr>
-        <w:t xml:space="preserve"> presente en el conjunto train.csv</w:t>
+        <w:t>Generar modelos predictivos para cada Commodity presente en el conjunto train.csv</w:t>
       </w:r>
       <w:r>
         <w:rPr>
@@ -1055,17 +897,8 @@
           <w:rFonts w:ascii="Times New Roman" w:hAnsi="Times New Roman" w:cs="Times New Roman"/>
           <w:lang w:val="es-US"/>
         </w:rPr>
-        <w:t xml:space="preserve"> del mejor modelo para cada </w:t>
-      </w:r>
-      <w:proofErr w:type="spellStart"/>
-      <w:r>
-        <w:rPr>
-          <w:rFonts w:ascii="Times New Roman" w:hAnsi="Times New Roman" w:cs="Times New Roman"/>
-          <w:lang w:val="es-US"/>
-        </w:rPr>
-        <w:t>Commodity</w:t>
-      </w:r>
-      <w:proofErr w:type="spellEnd"/>
+        <w:t xml:space="preserve"> del mejor modelo para cada Commodity</w:t>
+      </w:r>
       <w:r>
         <w:rPr>
           <w:rFonts w:ascii="Times New Roman" w:hAnsi="Times New Roman" w:cs="Times New Roman"/>
@@ -1152,23 +985,7 @@
           <w:rFonts w:ascii="Times New Roman" w:hAnsi="Times New Roman" w:cs="Times New Roman"/>
           <w:lang w:val="es-US"/>
         </w:rPr>
-        <w:t xml:space="preserve">El reto de </w:t>
-      </w:r>
-      <w:proofErr w:type="spellStart"/>
-      <w:r>
-        <w:rPr>
-          <w:rFonts w:ascii="Times New Roman" w:hAnsi="Times New Roman" w:cs="Times New Roman"/>
-          <w:lang w:val="es-US"/>
-        </w:rPr>
-        <w:t>Kaggle</w:t>
-      </w:r>
-      <w:proofErr w:type="spellEnd"/>
-      <w:r>
-        <w:rPr>
-          <w:rFonts w:ascii="Times New Roman" w:hAnsi="Times New Roman" w:cs="Times New Roman"/>
-          <w:lang w:val="es-US"/>
-        </w:rPr>
-        <w:t xml:space="preserve"> cuenta con tres conjuntos de datos.</w:t>
+        <w:t>El reto de Kaggle cuenta con tres conjuntos de datos.</w:t>
       </w:r>
     </w:p>
     <w:p>
@@ -1184,21 +1001,12 @@
           <w:lang w:val="es-US"/>
         </w:rPr>
       </w:pPr>
-      <w:proofErr w:type="spellStart"/>
-      <w:r>
-        <w:rPr>
-          <w:rFonts w:ascii="Times New Roman" w:hAnsi="Times New Roman" w:cs="Times New Roman"/>
-          <w:lang w:val="es-US"/>
-        </w:rPr>
-        <w:t>train</w:t>
-      </w:r>
-      <w:proofErr w:type="spellEnd"/>
-      <w:r>
-        <w:rPr>
-          <w:rFonts w:ascii="Times New Roman" w:hAnsi="Times New Roman" w:cs="Times New Roman"/>
-          <w:lang w:val="es-US"/>
-        </w:rPr>
-        <w:t xml:space="preserve">: Este conjunto tiene datos </w:t>
+      <w:r>
+        <w:rPr>
+          <w:rFonts w:ascii="Times New Roman" w:hAnsi="Times New Roman" w:cs="Times New Roman"/>
+          <w:lang w:val="es-US"/>
+        </w:rPr>
+        <w:t xml:space="preserve">train: Este conjunto tiene datos </w:t>
       </w:r>
       <w:r>
         <w:rPr>
@@ -1212,23 +1020,7 @@
           <w:rFonts w:ascii="Times New Roman" w:hAnsi="Times New Roman" w:cs="Times New Roman"/>
           <w:lang w:val="es-US"/>
         </w:rPr>
-        <w:t xml:space="preserve"> </w:t>
-      </w:r>
-      <w:proofErr w:type="spellStart"/>
-      <w:r>
-        <w:rPr>
-          <w:rFonts w:ascii="Times New Roman" w:hAnsi="Times New Roman" w:cs="Times New Roman"/>
-          <w:lang w:val="es-US"/>
-        </w:rPr>
-        <w:t>commodities</w:t>
-      </w:r>
-      <w:proofErr w:type="spellEnd"/>
-      <w:r>
-        <w:rPr>
-          <w:rFonts w:ascii="Times New Roman" w:hAnsi="Times New Roman" w:cs="Times New Roman"/>
-          <w:lang w:val="es-US"/>
-        </w:rPr>
-        <w:t xml:space="preserve"> a través de 1961 unidades de tiempo.</w:t>
+        <w:t xml:space="preserve"> commodities a través de 1961 unidades de tiempo.</w:t>
       </w:r>
     </w:p>
     <w:p>
@@ -1244,21 +1036,12 @@
           <w:lang w:val="es-US"/>
         </w:rPr>
       </w:pPr>
-      <w:proofErr w:type="spellStart"/>
-      <w:r>
-        <w:rPr>
-          <w:rFonts w:ascii="Times New Roman" w:hAnsi="Times New Roman" w:cs="Times New Roman"/>
-          <w:lang w:val="es-US"/>
-        </w:rPr>
-        <w:t>train_labels</w:t>
-      </w:r>
-      <w:proofErr w:type="spellEnd"/>
-      <w:r>
-        <w:rPr>
-          <w:rFonts w:ascii="Times New Roman" w:hAnsi="Times New Roman" w:cs="Times New Roman"/>
-          <w:lang w:val="es-US"/>
-        </w:rPr>
-        <w:t xml:space="preserve">: Este conjunto de </w:t>
+      <w:r>
+        <w:rPr>
+          <w:rFonts w:ascii="Times New Roman" w:hAnsi="Times New Roman" w:cs="Times New Roman"/>
+          <w:lang w:val="es-US"/>
+        </w:rPr>
+        <w:t xml:space="preserve">train_labels: Este conjunto de </w:t>
       </w:r>
       <w:r>
         <w:rPr>
@@ -1287,61 +1070,17 @@
           <w:rFonts w:ascii="Times New Roman" w:hAnsi="Times New Roman" w:cs="Times New Roman"/>
         </w:rPr>
       </w:pPr>
-      <w:proofErr w:type="spellStart"/>
-      <w:proofErr w:type="gramStart"/>
-      <w:r>
-        <w:rPr>
-          <w:rFonts w:ascii="Times New Roman" w:hAnsi="Times New Roman" w:cs="Times New Roman"/>
-        </w:rPr>
-        <w:t>target</w:t>
-      </w:r>
-      <w:proofErr w:type="gramEnd"/>
-      <w:r>
-        <w:rPr>
-          <w:rFonts w:ascii="Times New Roman" w:hAnsi="Times New Roman" w:cs="Times New Roman"/>
-        </w:rPr>
-        <w:t>_pairs</w:t>
-      </w:r>
-      <w:proofErr w:type="spellEnd"/>
-      <w:r>
-        <w:rPr>
-          <w:rFonts w:ascii="Times New Roman" w:hAnsi="Times New Roman" w:cs="Times New Roman"/>
-        </w:rPr>
-        <w:t>: Muestra cómo calcul</w:t>
-      </w:r>
-      <w:r>
-        <w:rPr>
-          <w:rFonts w:ascii="Times New Roman" w:hAnsi="Times New Roman" w:cs="Times New Roman"/>
-        </w:rPr>
-        <w:t xml:space="preserve">ar las columnas del conjunto </w:t>
-      </w:r>
-      <w:proofErr w:type="spellStart"/>
-      <w:r>
-        <w:rPr>
-          <w:rFonts w:ascii="Times New Roman" w:hAnsi="Times New Roman" w:cs="Times New Roman"/>
-        </w:rPr>
-        <w:t>train_labels</w:t>
-      </w:r>
-      <w:proofErr w:type="spellEnd"/>
-      <w:r>
-        <w:rPr>
-          <w:rFonts w:ascii="Times New Roman" w:hAnsi="Times New Roman" w:cs="Times New Roman"/>
-        </w:rPr>
-        <w:t xml:space="preserve"> a partir de las columnas </w:t>
-      </w:r>
-      <w:proofErr w:type="spellStart"/>
-      <w:r>
-        <w:rPr>
-          <w:rFonts w:ascii="Times New Roman" w:hAnsi="Times New Roman" w:cs="Times New Roman"/>
-        </w:rPr>
-        <w:t>train</w:t>
-      </w:r>
-      <w:proofErr w:type="spellEnd"/>
-      <w:r>
-        <w:rPr>
-          <w:rFonts w:ascii="Times New Roman" w:hAnsi="Times New Roman" w:cs="Times New Roman"/>
-        </w:rPr>
-        <w:t>.</w:t>
+      <w:r>
+        <w:rPr>
+          <w:rFonts w:ascii="Times New Roman" w:hAnsi="Times New Roman" w:cs="Times New Roman"/>
+        </w:rPr>
+        <w:t>target_pairs: Muestra cómo calcul</w:t>
+      </w:r>
+      <w:r>
+        <w:rPr>
+          <w:rFonts w:ascii="Times New Roman" w:hAnsi="Times New Roman" w:cs="Times New Roman"/>
+        </w:rPr>
+        <w:t>ar las columnas del conjunto train_labels a partir de las columnas train.</w:t>
       </w:r>
     </w:p>
     <w:p>
@@ -1483,7 +1222,6 @@
                 <w:lang w:val="es-US"/>
               </w:rPr>
             </w:pPr>
-            <w:proofErr w:type="spellStart"/>
             <w:r>
               <w:rPr>
                 <w:rFonts w:ascii="Times New Roman" w:hAnsi="Times New Roman" w:cs="Times New Roman"/>
@@ -1491,7 +1229,6 @@
               </w:rPr>
               <w:t>train</w:t>
             </w:r>
-            <w:proofErr w:type="spellEnd"/>
           </w:p>
         </w:tc>
         <w:tc>
@@ -1532,7 +1269,14 @@
                 <w:rFonts w:ascii="Times New Roman" w:hAnsi="Times New Roman" w:cs="Times New Roman"/>
                 <w:lang w:val="es-US"/>
               </w:rPr>
-              <w:t>557</w:t>
+              <w:t>55</w:t>
+            </w:r>
+            <w:r>
+              <w:rPr>
+                <w:rFonts w:ascii="Times New Roman" w:hAnsi="Times New Roman" w:cs="Times New Roman"/>
+                <w:lang w:val="es-US"/>
+              </w:rPr>
+              <w:t>8</w:t>
             </w:r>
           </w:p>
         </w:tc>
@@ -1550,7 +1294,6 @@
                 <w:lang w:val="es-US"/>
               </w:rPr>
             </w:pPr>
-            <w:proofErr w:type="spellStart"/>
             <w:r>
               <w:rPr>
                 <w:rFonts w:ascii="Times New Roman" w:hAnsi="Times New Roman" w:cs="Times New Roman"/>
@@ -1558,7 +1301,6 @@
               </w:rPr>
               <w:t>train_labels</w:t>
             </w:r>
-            <w:proofErr w:type="spellEnd"/>
           </w:p>
         </w:tc>
         <w:tc>
@@ -1599,7 +1341,14 @@
                 <w:rFonts w:ascii="Times New Roman" w:hAnsi="Times New Roman" w:cs="Times New Roman"/>
                 <w:lang w:val="es-US"/>
               </w:rPr>
-              <w:t>424</w:t>
+              <w:t>42</w:t>
+            </w:r>
+            <w:r>
+              <w:rPr>
+                <w:rFonts w:ascii="Times New Roman" w:hAnsi="Times New Roman" w:cs="Times New Roman"/>
+                <w:lang w:val="es-US"/>
+              </w:rPr>
+              <w:t>5</w:t>
             </w:r>
           </w:p>
         </w:tc>
@@ -1617,24 +1366,13 @@
                 <w:lang w:val="es-US"/>
               </w:rPr>
             </w:pPr>
-            <w:proofErr w:type="spellStart"/>
-            <w:proofErr w:type="gramStart"/>
-            <w:r>
-              <w:rPr>
-                <w:rFonts w:ascii="Times New Roman" w:hAnsi="Times New Roman" w:cs="Times New Roman"/>
-                <w:lang w:val="es-US"/>
-              </w:rPr>
-              <w:t>target</w:t>
-            </w:r>
-            <w:proofErr w:type="gramEnd"/>
-            <w:r>
-              <w:rPr>
-                <w:rFonts w:ascii="Times New Roman" w:hAnsi="Times New Roman" w:cs="Times New Roman"/>
-                <w:lang w:val="es-US"/>
-              </w:rPr>
-              <w:t>_pairs</w:t>
-            </w:r>
-            <w:proofErr w:type="spellEnd"/>
+            <w:r>
+              <w:rPr>
+                <w:rFonts w:ascii="Times New Roman" w:hAnsi="Times New Roman" w:cs="Times New Roman"/>
+                <w:lang w:val="es-US"/>
+              </w:rPr>
+              <w:t>target_pairs</w:t>
+            </w:r>
           </w:p>
         </w:tc>
         <w:tc>
@@ -1695,92 +1433,21 @@
           <w:lang w:val="es-US"/>
         </w:rPr>
         <w:lastRenderedPageBreak/>
-        <w:t xml:space="preserve">Note que los conjuntos </w:t>
-      </w:r>
-      <w:proofErr w:type="spellStart"/>
-      <w:r>
-        <w:rPr>
-          <w:rFonts w:ascii="Times New Roman" w:hAnsi="Times New Roman" w:cs="Times New Roman"/>
-          <w:lang w:val="es-US"/>
-        </w:rPr>
-        <w:t>train</w:t>
-      </w:r>
-      <w:proofErr w:type="spellEnd"/>
-      <w:r>
-        <w:rPr>
-          <w:rFonts w:ascii="Times New Roman" w:hAnsi="Times New Roman" w:cs="Times New Roman"/>
-          <w:lang w:val="es-US"/>
-        </w:rPr>
-        <w:t xml:space="preserve"> y </w:t>
-      </w:r>
-      <w:proofErr w:type="spellStart"/>
-      <w:r>
-        <w:rPr>
-          <w:rFonts w:ascii="Times New Roman" w:hAnsi="Times New Roman" w:cs="Times New Roman"/>
-          <w:lang w:val="es-US"/>
-        </w:rPr>
-        <w:t>train_labels</w:t>
-      </w:r>
-      <w:proofErr w:type="spellEnd"/>
-      <w:r>
-        <w:rPr>
-          <w:rFonts w:ascii="Times New Roman" w:hAnsi="Times New Roman" w:cs="Times New Roman"/>
-          <w:lang w:val="es-US"/>
-        </w:rPr>
-        <w:t xml:space="preserve"> están relacionados mediante las filas y que el número de filas de </w:t>
-      </w:r>
-      <w:proofErr w:type="spellStart"/>
-      <w:proofErr w:type="gramStart"/>
-      <w:r>
-        <w:rPr>
-          <w:rFonts w:ascii="Times New Roman" w:hAnsi="Times New Roman" w:cs="Times New Roman"/>
-          <w:lang w:val="es-US"/>
-        </w:rPr>
-        <w:t>target</w:t>
-      </w:r>
-      <w:proofErr w:type="gramEnd"/>
-      <w:r>
-        <w:rPr>
-          <w:rFonts w:ascii="Times New Roman" w:hAnsi="Times New Roman" w:cs="Times New Roman"/>
-          <w:lang w:val="es-US"/>
-        </w:rPr>
-        <w:t>_pairs</w:t>
-      </w:r>
-      <w:proofErr w:type="spellEnd"/>
-      <w:r>
-        <w:rPr>
-          <w:rFonts w:ascii="Times New Roman" w:hAnsi="Times New Roman" w:cs="Times New Roman"/>
-          <w:lang w:val="es-US"/>
-        </w:rPr>
-        <w:t xml:space="preserve"> está relacionado con el número de columnas de </w:t>
-      </w:r>
-      <w:proofErr w:type="spellStart"/>
-      <w:r>
-        <w:rPr>
-          <w:rFonts w:ascii="Times New Roman" w:hAnsi="Times New Roman" w:cs="Times New Roman"/>
-          <w:lang w:val="es-US"/>
-        </w:rPr>
-        <w:t>train_labels</w:t>
-      </w:r>
-      <w:proofErr w:type="spellEnd"/>
-      <w:r>
-        <w:rPr>
-          <w:rFonts w:ascii="Times New Roman" w:hAnsi="Times New Roman" w:cs="Times New Roman"/>
-          <w:lang w:val="es-US"/>
-        </w:rPr>
-        <w:t>. En el cuaderno se verifica que estos se relacionan en cada una de sus entradas.</w:t>
-      </w:r>
-    </w:p>
-    <w:p>
-      <w:pPr>
-        <w:rPr>
-          <w:rFonts w:ascii="Times New Roman" w:hAnsi="Times New Roman" w:cs="Times New Roman"/>
-          <w:lang w:val="es-US"/>
-        </w:rPr>
-      </w:pPr>
-    </w:p>
-    <w:p>
-      <w:pPr>
+        <w:t>Note que los conjuntos train y train_labels están relacionados mediante las filas y que el número de filas de target_pairs está relacionado con el número de columnas de train_labels. En el cuaderno se verifica que estos se relacionan en cada una de sus entradas.</w:t>
+      </w:r>
+    </w:p>
+    <w:p>
+      <w:pPr>
+        <w:jc w:val="both"/>
+        <w:rPr>
+          <w:rFonts w:ascii="Times New Roman" w:hAnsi="Times New Roman" w:cs="Times New Roman"/>
+          <w:lang w:val="es-US"/>
+        </w:rPr>
+      </w:pPr>
+    </w:p>
+    <w:p>
+      <w:pPr>
+        <w:jc w:val="both"/>
         <w:rPr>
           <w:rFonts w:ascii="Times New Roman" w:hAnsi="Times New Roman" w:cs="Times New Roman"/>
           <w:lang w:val="es-US"/>
@@ -1794,6 +1461,445 @@
           <w:lang w:val="es-US"/>
         </w:rPr>
         <w:t>Cuadro 2:</w:t>
+      </w:r>
+      <w:r>
+        <w:rPr>
+          <w:rFonts w:ascii="Times New Roman" w:hAnsi="Times New Roman" w:cs="Times New Roman"/>
+          <w:lang w:val="es-US"/>
+        </w:rPr>
+        <w:t xml:space="preserve"> Cantidad de columnas por tipos de variables.</w:t>
+      </w:r>
+    </w:p>
+    <w:tbl>
+      <w:tblPr>
+        <w:tblStyle w:val="Tablaconcuadrcula"/>
+        <w:tblW w:w="0" w:type="auto"/>
+        <w:tblLook w:val="04A0" w:firstRow="1" w:lastRow="0" w:firstColumn="1" w:lastColumn="0" w:noHBand="0" w:noVBand="1"/>
+      </w:tblPr>
+      <w:tblGrid>
+        <w:gridCol w:w="1765"/>
+        <w:gridCol w:w="1765"/>
+        <w:gridCol w:w="1766"/>
+        <w:gridCol w:w="1766"/>
+      </w:tblGrid>
+      <w:tr>
+        <w:tc>
+          <w:tcPr>
+            <w:tcW w:w="1765" w:type="dxa"/>
+          </w:tcPr>
+          <w:p>
+            <w:pPr>
+              <w:jc w:val="center"/>
+              <w:rPr>
+                <w:rFonts w:ascii="Times New Roman" w:hAnsi="Times New Roman" w:cs="Times New Roman"/>
+                <w:b/>
+                <w:bCs/>
+                <w:lang w:val="es-US"/>
+              </w:rPr>
+            </w:pPr>
+            <w:r>
+              <w:rPr>
+                <w:rFonts w:ascii="Times New Roman" w:hAnsi="Times New Roman" w:cs="Times New Roman"/>
+                <w:b/>
+                <w:bCs/>
+                <w:lang w:val="es-US"/>
+              </w:rPr>
+              <w:t>Archivo</w:t>
+            </w:r>
+          </w:p>
+        </w:tc>
+        <w:tc>
+          <w:tcPr>
+            <w:tcW w:w="1765" w:type="dxa"/>
+          </w:tcPr>
+          <w:p>
+            <w:pPr>
+              <w:jc w:val="center"/>
+              <w:rPr>
+                <w:rFonts w:ascii="Times New Roman" w:hAnsi="Times New Roman" w:cs="Times New Roman"/>
+                <w:b/>
+                <w:bCs/>
+                <w:lang w:val="es-US"/>
+              </w:rPr>
+            </w:pPr>
+            <w:r>
+              <w:rPr>
+                <w:rFonts w:ascii="Times New Roman" w:hAnsi="Times New Roman" w:cs="Times New Roman"/>
+                <w:b/>
+                <w:bCs/>
+                <w:lang w:val="es-US"/>
+              </w:rPr>
+              <w:t>Entero</w:t>
+            </w:r>
+          </w:p>
+        </w:tc>
+        <w:tc>
+          <w:tcPr>
+            <w:tcW w:w="1766" w:type="dxa"/>
+          </w:tcPr>
+          <w:p>
+            <w:pPr>
+              <w:jc w:val="center"/>
+              <w:rPr>
+                <w:rFonts w:ascii="Times New Roman" w:hAnsi="Times New Roman" w:cs="Times New Roman"/>
+                <w:b/>
+                <w:bCs/>
+                <w:lang w:val="es-US"/>
+              </w:rPr>
+            </w:pPr>
+            <w:r>
+              <w:rPr>
+                <w:rFonts w:ascii="Times New Roman" w:hAnsi="Times New Roman" w:cs="Times New Roman"/>
+                <w:b/>
+                <w:bCs/>
+                <w:lang w:val="es-US"/>
+              </w:rPr>
+              <w:t>Flotante</w:t>
+            </w:r>
+          </w:p>
+        </w:tc>
+        <w:tc>
+          <w:tcPr>
+            <w:tcW w:w="1766" w:type="dxa"/>
+          </w:tcPr>
+          <w:p>
+            <w:pPr>
+              <w:jc w:val="center"/>
+              <w:rPr>
+                <w:rFonts w:ascii="Times New Roman" w:hAnsi="Times New Roman" w:cs="Times New Roman"/>
+                <w:b/>
+                <w:bCs/>
+                <w:lang w:val="es-US"/>
+              </w:rPr>
+            </w:pPr>
+            <w:r>
+              <w:rPr>
+                <w:rFonts w:ascii="Times New Roman" w:hAnsi="Times New Roman" w:cs="Times New Roman"/>
+                <w:b/>
+                <w:bCs/>
+                <w:lang w:val="es-US"/>
+              </w:rPr>
+              <w:t>Object</w:t>
+            </w:r>
+          </w:p>
+        </w:tc>
+      </w:tr>
+      <w:tr>
+        <w:tc>
+          <w:tcPr>
+            <w:tcW w:w="1765" w:type="dxa"/>
+          </w:tcPr>
+          <w:p>
+            <w:pPr>
+              <w:jc w:val="center"/>
+              <w:rPr>
+                <w:rFonts w:ascii="Times New Roman" w:hAnsi="Times New Roman" w:cs="Times New Roman"/>
+                <w:lang w:val="es-US"/>
+              </w:rPr>
+            </w:pPr>
+            <w:r>
+              <w:rPr>
+                <w:rFonts w:ascii="Times New Roman" w:hAnsi="Times New Roman" w:cs="Times New Roman"/>
+                <w:lang w:val="es-US"/>
+              </w:rPr>
+              <w:t>train</w:t>
+            </w:r>
+          </w:p>
+        </w:tc>
+        <w:tc>
+          <w:tcPr>
+            <w:tcW w:w="1765" w:type="dxa"/>
+          </w:tcPr>
+          <w:p>
+            <w:pPr>
+              <w:jc w:val="center"/>
+              <w:rPr>
+                <w:rFonts w:ascii="Times New Roman" w:hAnsi="Times New Roman" w:cs="Times New Roman"/>
+                <w:lang w:val="es-US"/>
+              </w:rPr>
+            </w:pPr>
+            <w:r>
+              <w:rPr>
+                <w:rFonts w:ascii="Times New Roman" w:hAnsi="Times New Roman" w:cs="Times New Roman"/>
+                <w:lang w:val="es-US"/>
+              </w:rPr>
+              <w:t>1</w:t>
+            </w:r>
+          </w:p>
+        </w:tc>
+        <w:tc>
+          <w:tcPr>
+            <w:tcW w:w="1766" w:type="dxa"/>
+          </w:tcPr>
+          <w:p>
+            <w:pPr>
+              <w:jc w:val="center"/>
+              <w:rPr>
+                <w:rFonts w:ascii="Times New Roman" w:hAnsi="Times New Roman" w:cs="Times New Roman"/>
+                <w:lang w:val="es-US"/>
+              </w:rPr>
+            </w:pPr>
+            <w:r>
+              <w:rPr>
+                <w:rFonts w:ascii="Times New Roman" w:hAnsi="Times New Roman" w:cs="Times New Roman"/>
+                <w:lang w:val="es-US"/>
+              </w:rPr>
+              <w:t>557</w:t>
+            </w:r>
+          </w:p>
+        </w:tc>
+        <w:tc>
+          <w:tcPr>
+            <w:tcW w:w="1766" w:type="dxa"/>
+          </w:tcPr>
+          <w:p>
+            <w:pPr>
+              <w:jc w:val="center"/>
+              <w:rPr>
+                <w:rFonts w:ascii="Times New Roman" w:hAnsi="Times New Roman" w:cs="Times New Roman"/>
+                <w:lang w:val="es-US"/>
+              </w:rPr>
+            </w:pPr>
+            <w:r>
+              <w:rPr>
+                <w:rFonts w:ascii="Times New Roman" w:hAnsi="Times New Roman" w:cs="Times New Roman"/>
+                <w:lang w:val="es-US"/>
+              </w:rPr>
+              <w:t>0</w:t>
+            </w:r>
+          </w:p>
+        </w:tc>
+      </w:tr>
+      <w:tr>
+        <w:tc>
+          <w:tcPr>
+            <w:tcW w:w="1765" w:type="dxa"/>
+          </w:tcPr>
+          <w:p>
+            <w:pPr>
+              <w:jc w:val="center"/>
+              <w:rPr>
+                <w:rFonts w:ascii="Times New Roman" w:hAnsi="Times New Roman" w:cs="Times New Roman"/>
+                <w:lang w:val="es-US"/>
+              </w:rPr>
+            </w:pPr>
+            <w:r>
+              <w:rPr>
+                <w:rFonts w:ascii="Times New Roman" w:hAnsi="Times New Roman" w:cs="Times New Roman"/>
+                <w:lang w:val="es-US"/>
+              </w:rPr>
+              <w:t>train_labels</w:t>
+            </w:r>
+          </w:p>
+        </w:tc>
+        <w:tc>
+          <w:tcPr>
+            <w:tcW w:w="1765" w:type="dxa"/>
+          </w:tcPr>
+          <w:p>
+            <w:pPr>
+              <w:jc w:val="center"/>
+              <w:rPr>
+                <w:rFonts w:ascii="Times New Roman" w:hAnsi="Times New Roman" w:cs="Times New Roman"/>
+                <w:lang w:val="es-US"/>
+              </w:rPr>
+            </w:pPr>
+            <w:r>
+              <w:rPr>
+                <w:rFonts w:ascii="Times New Roman" w:hAnsi="Times New Roman" w:cs="Times New Roman"/>
+                <w:lang w:val="es-US"/>
+              </w:rPr>
+              <w:t>1</w:t>
+            </w:r>
+          </w:p>
+        </w:tc>
+        <w:tc>
+          <w:tcPr>
+            <w:tcW w:w="1766" w:type="dxa"/>
+          </w:tcPr>
+          <w:p>
+            <w:pPr>
+              <w:jc w:val="center"/>
+              <w:rPr>
+                <w:rFonts w:ascii="Times New Roman" w:hAnsi="Times New Roman" w:cs="Times New Roman"/>
+                <w:lang w:val="es-US"/>
+              </w:rPr>
+            </w:pPr>
+            <w:r>
+              <w:rPr>
+                <w:rFonts w:ascii="Times New Roman" w:hAnsi="Times New Roman" w:cs="Times New Roman"/>
+                <w:lang w:val="es-US"/>
+              </w:rPr>
+              <w:t>424</w:t>
+            </w:r>
+          </w:p>
+        </w:tc>
+        <w:tc>
+          <w:tcPr>
+            <w:tcW w:w="1766" w:type="dxa"/>
+          </w:tcPr>
+          <w:p>
+            <w:pPr>
+              <w:jc w:val="center"/>
+              <w:rPr>
+                <w:rFonts w:ascii="Times New Roman" w:hAnsi="Times New Roman" w:cs="Times New Roman"/>
+                <w:lang w:val="es-US"/>
+              </w:rPr>
+            </w:pPr>
+            <w:r>
+              <w:rPr>
+                <w:rFonts w:ascii="Times New Roman" w:hAnsi="Times New Roman" w:cs="Times New Roman"/>
+                <w:lang w:val="es-US"/>
+              </w:rPr>
+              <w:t>0</w:t>
+            </w:r>
+          </w:p>
+        </w:tc>
+      </w:tr>
+      <w:tr>
+        <w:tc>
+          <w:tcPr>
+            <w:tcW w:w="1765" w:type="dxa"/>
+          </w:tcPr>
+          <w:p>
+            <w:pPr>
+              <w:jc w:val="center"/>
+              <w:rPr>
+                <w:rFonts w:ascii="Times New Roman" w:hAnsi="Times New Roman" w:cs="Times New Roman"/>
+                <w:lang w:val="es-US"/>
+              </w:rPr>
+            </w:pPr>
+            <w:r>
+              <w:rPr>
+                <w:rFonts w:ascii="Times New Roman" w:hAnsi="Times New Roman" w:cs="Times New Roman"/>
+                <w:lang w:val="es-US"/>
+              </w:rPr>
+              <w:t>target_pairs</w:t>
+            </w:r>
+          </w:p>
+        </w:tc>
+        <w:tc>
+          <w:tcPr>
+            <w:tcW w:w="1765" w:type="dxa"/>
+          </w:tcPr>
+          <w:p>
+            <w:pPr>
+              <w:jc w:val="center"/>
+              <w:rPr>
+                <w:rFonts w:ascii="Times New Roman" w:hAnsi="Times New Roman" w:cs="Times New Roman"/>
+                <w:lang w:val="es-US"/>
+              </w:rPr>
+            </w:pPr>
+            <w:r>
+              <w:rPr>
+                <w:rFonts w:ascii="Times New Roman" w:hAnsi="Times New Roman" w:cs="Times New Roman"/>
+                <w:lang w:val="es-US"/>
+              </w:rPr>
+              <w:t>1</w:t>
+            </w:r>
+          </w:p>
+        </w:tc>
+        <w:tc>
+          <w:tcPr>
+            <w:tcW w:w="1766" w:type="dxa"/>
+          </w:tcPr>
+          <w:p>
+            <w:pPr>
+              <w:jc w:val="center"/>
+              <w:rPr>
+                <w:rFonts w:ascii="Times New Roman" w:hAnsi="Times New Roman" w:cs="Times New Roman"/>
+                <w:lang w:val="es-US"/>
+              </w:rPr>
+            </w:pPr>
+            <w:r>
+              <w:rPr>
+                <w:rFonts w:ascii="Times New Roman" w:hAnsi="Times New Roman" w:cs="Times New Roman"/>
+                <w:lang w:val="es-US"/>
+              </w:rPr>
+              <w:t>0</w:t>
+            </w:r>
+          </w:p>
+        </w:tc>
+        <w:tc>
+          <w:tcPr>
+            <w:tcW w:w="1766" w:type="dxa"/>
+          </w:tcPr>
+          <w:p>
+            <w:pPr>
+              <w:jc w:val="center"/>
+              <w:rPr>
+                <w:rFonts w:ascii="Times New Roman" w:hAnsi="Times New Roman" w:cs="Times New Roman"/>
+                <w:lang w:val="es-US"/>
+              </w:rPr>
+            </w:pPr>
+            <w:r>
+              <w:rPr>
+                <w:rFonts w:ascii="Times New Roman" w:hAnsi="Times New Roman" w:cs="Times New Roman"/>
+                <w:lang w:val="es-US"/>
+              </w:rPr>
+              <w:t>2</w:t>
+            </w:r>
+          </w:p>
+        </w:tc>
+      </w:tr>
+    </w:tbl>
+    <w:p>
+      <w:pPr>
+        <w:jc w:val="both"/>
+        <w:rPr>
+          <w:rFonts w:ascii="Times New Roman" w:hAnsi="Times New Roman" w:cs="Times New Roman"/>
+          <w:lang w:val="es-US"/>
+        </w:rPr>
+      </w:pPr>
+      <w:r>
+        <w:rPr>
+          <w:rFonts w:ascii="Times New Roman" w:hAnsi="Times New Roman" w:cs="Times New Roman"/>
+          <w:lang w:val="es-US"/>
+        </w:rPr>
+        <w:t>La gran mayoría de las columnas son flotantes, la variable entera de train y train_labels se deben al índice del conjunto de datos. Solo target_pairs tiene tipo object.</w:t>
+      </w:r>
+    </w:p>
+    <w:p>
+      <w:pPr>
+        <w:rPr>
+          <w:rFonts w:ascii="Times New Roman" w:hAnsi="Times New Roman" w:cs="Times New Roman"/>
+          <w:lang w:val="es-US"/>
+        </w:rPr>
+      </w:pPr>
+    </w:p>
+    <w:p>
+      <w:pPr>
+        <w:rPr>
+          <w:rFonts w:ascii="Times New Roman" w:hAnsi="Times New Roman" w:cs="Times New Roman"/>
+          <w:lang w:val="es-US"/>
+        </w:rPr>
+      </w:pPr>
+      <w:r>
+        <w:rPr>
+          <w:rFonts w:ascii="Times New Roman" w:hAnsi="Times New Roman" w:cs="Times New Roman"/>
+          <w:b/>
+          <w:bCs/>
+          <w:lang w:val="es-US"/>
+        </w:rPr>
+        <w:t xml:space="preserve">Cuadro </w:t>
+      </w:r>
+      <w:r>
+        <w:rPr>
+          <w:rFonts w:ascii="Times New Roman" w:hAnsi="Times New Roman" w:cs="Times New Roman"/>
+          <w:b/>
+          <w:bCs/>
+          <w:lang w:val="es-US"/>
+        </w:rPr>
+        <w:t>3</w:t>
+      </w:r>
+      <w:r>
+        <w:rPr>
+          <w:rFonts w:ascii="Times New Roman" w:hAnsi="Times New Roman" w:cs="Times New Roman"/>
+          <w:b/>
+          <w:bCs/>
+          <w:lang w:val="es-US"/>
+        </w:rPr>
+        <w:t>:</w:t>
       </w:r>
       <w:r>
         <w:rPr>
@@ -1944,7 +2050,6 @@
                 <w:lang w:val="es-US"/>
               </w:rPr>
             </w:pPr>
-            <w:proofErr w:type="spellStart"/>
             <w:r>
               <w:rPr>
                 <w:rFonts w:ascii="Times New Roman" w:hAnsi="Times New Roman" w:cs="Times New Roman"/>
@@ -1952,7 +2057,6 @@
               </w:rPr>
               <w:t>train</w:t>
             </w:r>
-            <w:proofErr w:type="spellEnd"/>
           </w:p>
         </w:tc>
         <w:tc>
@@ -2032,7 +2136,6 @@
                 <w:lang w:val="es-US"/>
               </w:rPr>
             </w:pPr>
-            <w:proofErr w:type="spellStart"/>
             <w:r>
               <w:rPr>
                 <w:rFonts w:ascii="Times New Roman" w:hAnsi="Times New Roman" w:cs="Times New Roman"/>
@@ -2040,7 +2143,6 @@
               </w:rPr>
               <w:t>train_labels</w:t>
             </w:r>
-            <w:proofErr w:type="spellEnd"/>
           </w:p>
         </w:tc>
         <w:tc>
@@ -2120,24 +2222,13 @@
                 <w:lang w:val="es-US"/>
               </w:rPr>
             </w:pPr>
-            <w:proofErr w:type="spellStart"/>
-            <w:proofErr w:type="gramStart"/>
-            <w:r>
-              <w:rPr>
-                <w:rFonts w:ascii="Times New Roman" w:hAnsi="Times New Roman" w:cs="Times New Roman"/>
-                <w:lang w:val="es-US"/>
-              </w:rPr>
-              <w:t>target</w:t>
-            </w:r>
-            <w:proofErr w:type="gramEnd"/>
-            <w:r>
-              <w:rPr>
-                <w:rFonts w:ascii="Times New Roman" w:hAnsi="Times New Roman" w:cs="Times New Roman"/>
-                <w:lang w:val="es-US"/>
-              </w:rPr>
-              <w:t>_pairs</w:t>
-            </w:r>
-            <w:proofErr w:type="spellEnd"/>
+            <w:r>
+              <w:rPr>
+                <w:rFonts w:ascii="Times New Roman" w:hAnsi="Times New Roman" w:cs="Times New Roman"/>
+                <w:lang w:val="es-US"/>
+              </w:rPr>
+              <w:t>target_pairs</w:t>
+            </w:r>
           </w:p>
         </w:tc>
         <w:tc>
@@ -2217,23 +2308,7 @@
           <w:rFonts w:ascii="Times New Roman" w:hAnsi="Times New Roman" w:cs="Times New Roman"/>
           <w:lang w:val="es-US"/>
         </w:rPr>
-        <w:t xml:space="preserve">Hay muchas columnas con valores faltantes, pero no todas son útiles para </w:t>
-      </w:r>
-      <w:proofErr w:type="spellStart"/>
-      <w:r>
-        <w:rPr>
-          <w:rFonts w:ascii="Times New Roman" w:hAnsi="Times New Roman" w:cs="Times New Roman"/>
-          <w:lang w:val="es-US"/>
-        </w:rPr>
-        <w:t>train_labels</w:t>
-      </w:r>
-      <w:proofErr w:type="spellEnd"/>
-      <w:r>
-        <w:rPr>
-          <w:rFonts w:ascii="Times New Roman" w:hAnsi="Times New Roman" w:cs="Times New Roman"/>
-          <w:lang w:val="es-US"/>
-        </w:rPr>
-        <w:t>.</w:t>
+        <w:t>Hay muchas columnas con valores faltantes, pero no todas son útiles para train_labels.</w:t>
       </w:r>
     </w:p>
     <w:p>
@@ -2258,30 +2333,32 @@
           <w:bCs/>
           <w:lang w:val="es-US"/>
         </w:rPr>
-        <w:t>Cuadro 3:</w:t>
-      </w:r>
-      <w:r>
-        <w:rPr>
-          <w:rFonts w:ascii="Times New Roman" w:hAnsi="Times New Roman" w:cs="Times New Roman"/>
-          <w:lang w:val="es-US"/>
-        </w:rPr>
-        <w:t xml:space="preserve"> Valores faltantes en el archivo </w:t>
-      </w:r>
-      <w:proofErr w:type="spellStart"/>
-      <w:r>
-        <w:rPr>
-          <w:rFonts w:ascii="Times New Roman" w:hAnsi="Times New Roman" w:cs="Times New Roman"/>
-          <w:lang w:val="es-US"/>
-        </w:rPr>
-        <w:t>train</w:t>
-      </w:r>
-      <w:proofErr w:type="spellEnd"/>
-      <w:r>
-        <w:rPr>
-          <w:rFonts w:ascii="Times New Roman" w:hAnsi="Times New Roman" w:cs="Times New Roman"/>
-          <w:lang w:val="es-US"/>
-        </w:rPr>
-        <w:t>, solo con las columnas útiles para predecir.</w:t>
+        <w:t xml:space="preserve">Cuadro </w:t>
+      </w:r>
+      <w:r>
+        <w:rPr>
+          <w:rFonts w:ascii="Times New Roman" w:hAnsi="Times New Roman" w:cs="Times New Roman"/>
+          <w:b/>
+          <w:bCs/>
+          <w:lang w:val="es-US"/>
+        </w:rPr>
+        <w:t>4</w:t>
+      </w:r>
+      <w:r>
+        <w:rPr>
+          <w:rFonts w:ascii="Times New Roman" w:hAnsi="Times New Roman" w:cs="Times New Roman"/>
+          <w:b/>
+          <w:bCs/>
+          <w:lang w:val="es-US"/>
+        </w:rPr>
+        <w:t>:</w:t>
+      </w:r>
+      <w:r>
+        <w:rPr>
+          <w:rFonts w:ascii="Times New Roman" w:hAnsi="Times New Roman" w:cs="Times New Roman"/>
+          <w:lang w:val="es-US"/>
+        </w:rPr>
+        <w:t xml:space="preserve"> Valores faltantes en el archivo train, solo con las columnas útiles para predecir.</w:t>
       </w:r>
     </w:p>
     <w:tbl>
@@ -2546,7 +2623,25 @@
           <w:bCs/>
           <w:lang w:val="es-US"/>
         </w:rPr>
-        <w:t>Cuadro 4:</w:t>
+        <w:t xml:space="preserve">Cuadro </w:t>
+      </w:r>
+      <w:r>
+        <w:rPr>
+          <w:rFonts w:ascii="Times New Roman" w:hAnsi="Times New Roman" w:cs="Times New Roman"/>
+          <w:b/>
+          <w:bCs/>
+          <w:lang w:val="es-US"/>
+        </w:rPr>
+        <w:t>5</w:t>
+      </w:r>
+      <w:r>
+        <w:rPr>
+          <w:rFonts w:ascii="Times New Roman" w:hAnsi="Times New Roman" w:cs="Times New Roman"/>
+          <w:b/>
+          <w:bCs/>
+          <w:lang w:val="es-US"/>
+        </w:rPr>
+        <w:t>:</w:t>
       </w:r>
       <w:r>
         <w:rPr>
@@ -2588,23 +2683,7 @@
           <w:rFonts w:ascii="Times New Roman" w:hAnsi="Times New Roman" w:cs="Times New Roman"/>
           <w:lang w:val="es-US"/>
         </w:rPr>
-        <w:t xml:space="preserve"> provenientes de </w:t>
-      </w:r>
-      <w:proofErr w:type="spellStart"/>
-      <w:r>
-        <w:rPr>
-          <w:rFonts w:ascii="Times New Roman" w:hAnsi="Times New Roman" w:cs="Times New Roman"/>
-          <w:lang w:val="es-US"/>
-        </w:rPr>
-        <w:t>train</w:t>
-      </w:r>
-      <w:proofErr w:type="spellEnd"/>
-      <w:r>
-        <w:rPr>
-          <w:rFonts w:ascii="Times New Roman" w:hAnsi="Times New Roman" w:cs="Times New Roman"/>
-          <w:lang w:val="es-US"/>
-        </w:rPr>
-        <w:t xml:space="preserve"> preprocesado a escala logarítmica y solo con columnas útiles.</w:t>
+        <w:t xml:space="preserve"> provenientes de train preprocesado a escala logarítmica y solo con columnas útiles.</w:t>
       </w:r>
     </w:p>
     <w:tbl>
@@ -3193,6 +3272,7 @@
                 <w:rFonts w:ascii="Times New Roman" w:hAnsi="Times New Roman" w:cs="Times New Roman"/>
                 <w:lang w:val="es-US"/>
               </w:rPr>
+              <w:lastRenderedPageBreak/>
               <w:t>Curtosis positiva</w:t>
             </w:r>
           </w:p>
@@ -3507,14 +3587,6 @@
     </w:p>
     <w:p>
       <w:pPr>
-        <w:rPr>
-          <w:rFonts w:ascii="Times New Roman" w:hAnsi="Times New Roman" w:cs="Times New Roman"/>
-          <w:lang w:val="es-US"/>
-        </w:rPr>
-      </w:pPr>
-    </w:p>
-    <w:p>
-      <w:pPr>
         <w:jc w:val="both"/>
         <w:rPr>
           <w:rFonts w:ascii="Times New Roman" w:hAnsi="Times New Roman" w:cs="Times New Roman"/>
@@ -3528,7 +3600,6 @@
           <w:bCs/>
           <w:lang w:val="es-US"/>
         </w:rPr>
-        <w:lastRenderedPageBreak/>
         <w:t xml:space="preserve">Cuadro </w:t>
       </w:r>
       <w:r>
@@ -3538,7 +3609,7 @@
           <w:bCs/>
           <w:lang w:val="es-US"/>
         </w:rPr>
-        <w:t>5</w:t>
+        <w:t>6</w:t>
       </w:r>
       <w:r>
         <w:rPr>
@@ -3582,23 +3653,7 @@
           <w:rFonts w:ascii="Times New Roman" w:hAnsi="Times New Roman" w:cs="Times New Roman"/>
           <w:lang w:val="es-US"/>
         </w:rPr>
-        <w:t xml:space="preserve"> deseados, para conjuntos diferenciados provenientes de </w:t>
-      </w:r>
-      <w:proofErr w:type="spellStart"/>
-      <w:r>
-        <w:rPr>
-          <w:rFonts w:ascii="Times New Roman" w:hAnsi="Times New Roman" w:cs="Times New Roman"/>
-          <w:lang w:val="es-US"/>
-        </w:rPr>
-        <w:t>train</w:t>
-      </w:r>
-      <w:proofErr w:type="spellEnd"/>
-      <w:r>
-        <w:rPr>
-          <w:rFonts w:ascii="Times New Roman" w:hAnsi="Times New Roman" w:cs="Times New Roman"/>
-          <w:lang w:val="es-US"/>
-        </w:rPr>
-        <w:t xml:space="preserve"> preprocesado a escala logarítmica y solo con columnas útiles.</w:t>
+        <w:t xml:space="preserve"> deseados, para conjuntos diferenciados provenientes de train preprocesado a escala logarítmica y solo con columnas útiles.</w:t>
       </w:r>
     </w:p>
     <w:tbl>
@@ -4402,6 +4457,606 @@
     </w:p>
     <w:p>
       <w:pPr>
+        <w:jc w:val="both"/>
+        <w:rPr>
+          <w:rFonts w:ascii="Times New Roman" w:hAnsi="Times New Roman" w:cs="Times New Roman"/>
+          <w:lang w:val="es-US"/>
+        </w:rPr>
+      </w:pPr>
+      <w:r>
+        <w:rPr>
+          <w:rFonts w:ascii="Times New Roman" w:hAnsi="Times New Roman" w:cs="Times New Roman"/>
+          <w:b/>
+          <w:bCs/>
+          <w:lang w:val="es-US"/>
+        </w:rPr>
+        <w:t xml:space="preserve">Figura </w:t>
+      </w:r>
+      <w:r>
+        <w:rPr>
+          <w:rFonts w:ascii="Times New Roman" w:hAnsi="Times New Roman" w:cs="Times New Roman"/>
+          <w:b/>
+          <w:bCs/>
+          <w:lang w:val="es-US"/>
+        </w:rPr>
+        <w:t>1</w:t>
+      </w:r>
+      <w:r>
+        <w:rPr>
+          <w:rFonts w:ascii="Times New Roman" w:hAnsi="Times New Roman" w:cs="Times New Roman"/>
+          <w:b/>
+          <w:bCs/>
+          <w:lang w:val="es-US"/>
+        </w:rPr>
+        <w:t>:</w:t>
+      </w:r>
+      <w:r>
+        <w:rPr>
+          <w:rFonts w:ascii="Times New Roman" w:hAnsi="Times New Roman" w:cs="Times New Roman"/>
+          <w:lang w:val="es-US"/>
+        </w:rPr>
+        <w:t xml:space="preserve"> Muestra del conjunto train.</w:t>
+      </w:r>
+    </w:p>
+    <w:p>
+      <w:pPr>
+        <w:jc w:val="both"/>
+        <w:rPr>
+          <w:rFonts w:ascii="Times New Roman" w:hAnsi="Times New Roman" w:cs="Times New Roman"/>
+          <w:lang w:val="es-US"/>
+        </w:rPr>
+      </w:pPr>
+      <w:r>
+        <w:rPr>
+          <w:rFonts w:ascii="Times New Roman" w:hAnsi="Times New Roman" w:cs="Times New Roman"/>
+          <w:lang w:val="es-US"/>
+        </w:rPr>
+        <w:drawing>
+          <wp:anchor distT="0" distB="0" distL="114300" distR="114300" simplePos="0" relativeHeight="251660288" behindDoc="0" locked="0" layoutInCell="1" allowOverlap="1" wp14:anchorId="0CBB83FA" wp14:editId="03C056DA">
+            <wp:simplePos x="0" y="0"/>
+            <wp:positionH relativeFrom="margin">
+              <wp:posOffset>-22225</wp:posOffset>
+            </wp:positionH>
+            <wp:positionV relativeFrom="paragraph">
+              <wp:posOffset>3175</wp:posOffset>
+            </wp:positionV>
+            <wp:extent cx="4819650" cy="2607310"/>
+            <wp:effectExtent l="0" t="0" r="0" b="2540"/>
+            <wp:wrapThrough wrapText="bothSides">
+              <wp:wrapPolygon edited="0">
+                <wp:start x="0" y="0"/>
+                <wp:lineTo x="0" y="21463"/>
+                <wp:lineTo x="21515" y="21463"/>
+                <wp:lineTo x="21515" y="0"/>
+                <wp:lineTo x="0" y="0"/>
+              </wp:wrapPolygon>
+            </wp:wrapThrough>
+            <wp:docPr id="1724725708" name="Imagen 1"/>
+            <wp:cNvGraphicFramePr>
+              <a:graphicFrameLocks xmlns:a="http://schemas.openxmlformats.org/drawingml/2006/main" noChangeAspect="1"/>
+            </wp:cNvGraphicFramePr>
+            <a:graphic xmlns:a="http://schemas.openxmlformats.org/drawingml/2006/main">
+              <a:graphicData uri="http://schemas.openxmlformats.org/drawingml/2006/picture">
+                <pic:pic xmlns:pic="http://schemas.openxmlformats.org/drawingml/2006/picture">
+                  <pic:nvPicPr>
+                    <pic:cNvPr id="1724725708" name=""/>
+                    <pic:cNvPicPr/>
+                  </pic:nvPicPr>
+                  <pic:blipFill>
+                    <a:blip r:embed="rId5">
+                      <a:extLst>
+                        <a:ext uri="{28A0092B-C50C-407E-A947-70E740481C1C}">
+                          <a14:useLocalDpi xmlns:a14="http://schemas.microsoft.com/office/drawing/2010/main" val="0"/>
+                        </a:ext>
+                      </a:extLst>
+                    </a:blip>
+                    <a:stretch>
+                      <a:fillRect/>
+                    </a:stretch>
+                  </pic:blipFill>
+                  <pic:spPr>
+                    <a:xfrm>
+                      <a:off x="0" y="0"/>
+                      <a:ext cx="4819650" cy="2607310"/>
+                    </a:xfrm>
+                    <a:prstGeom prst="rect">
+                      <a:avLst/>
+                    </a:prstGeom>
+                  </pic:spPr>
+                </pic:pic>
+              </a:graphicData>
+            </a:graphic>
+            <wp14:sizeRelH relativeFrom="margin">
+              <wp14:pctWidth>0</wp14:pctWidth>
+            </wp14:sizeRelH>
+            <wp14:sizeRelV relativeFrom="margin">
+              <wp14:pctHeight>0</wp14:pctHeight>
+            </wp14:sizeRelV>
+          </wp:anchor>
+        </w:drawing>
+      </w:r>
+    </w:p>
+    <w:p>
+      <w:pPr>
+        <w:jc w:val="both"/>
+        <w:rPr>
+          <w:rFonts w:ascii="Times New Roman" w:hAnsi="Times New Roman" w:cs="Times New Roman"/>
+          <w:lang w:val="es-US"/>
+        </w:rPr>
+      </w:pPr>
+    </w:p>
+    <w:p>
+      <w:pPr>
+        <w:jc w:val="both"/>
+        <w:rPr>
+          <w:rFonts w:ascii="Times New Roman" w:hAnsi="Times New Roman" w:cs="Times New Roman"/>
+          <w:lang w:val="es-US"/>
+        </w:rPr>
+      </w:pPr>
+    </w:p>
+    <w:p>
+      <w:pPr>
+        <w:jc w:val="both"/>
+        <w:rPr>
+          <w:rFonts w:ascii="Times New Roman" w:hAnsi="Times New Roman" w:cs="Times New Roman"/>
+          <w:lang w:val="es-US"/>
+        </w:rPr>
+      </w:pPr>
+    </w:p>
+    <w:p>
+      <w:pPr>
+        <w:jc w:val="both"/>
+        <w:rPr>
+          <w:rFonts w:ascii="Times New Roman" w:hAnsi="Times New Roman" w:cs="Times New Roman"/>
+          <w:lang w:val="es-US"/>
+        </w:rPr>
+      </w:pPr>
+    </w:p>
+    <w:p>
+      <w:pPr>
+        <w:jc w:val="both"/>
+        <w:rPr>
+          <w:rFonts w:ascii="Times New Roman" w:hAnsi="Times New Roman" w:cs="Times New Roman"/>
+          <w:lang w:val="es-US"/>
+        </w:rPr>
+      </w:pPr>
+    </w:p>
+    <w:p>
+      <w:pPr>
+        <w:jc w:val="both"/>
+        <w:rPr>
+          <w:rFonts w:ascii="Times New Roman" w:hAnsi="Times New Roman" w:cs="Times New Roman"/>
+          <w:lang w:val="es-US"/>
+        </w:rPr>
+      </w:pPr>
+    </w:p>
+    <w:p>
+      <w:pPr>
+        <w:jc w:val="both"/>
+        <w:rPr>
+          <w:rFonts w:ascii="Times New Roman" w:hAnsi="Times New Roman" w:cs="Times New Roman"/>
+          <w:lang w:val="es-US"/>
+        </w:rPr>
+      </w:pPr>
+    </w:p>
+    <w:p>
+      <w:pPr>
+        <w:jc w:val="both"/>
+        <w:rPr>
+          <w:rFonts w:ascii="Times New Roman" w:hAnsi="Times New Roman" w:cs="Times New Roman"/>
+          <w:lang w:val="es-US"/>
+        </w:rPr>
+      </w:pPr>
+    </w:p>
+    <w:p>
+      <w:pPr>
+        <w:jc w:val="both"/>
+        <w:rPr>
+          <w:rFonts w:ascii="Times New Roman" w:hAnsi="Times New Roman" w:cs="Times New Roman"/>
+          <w:lang w:val="es-US"/>
+        </w:rPr>
+      </w:pPr>
+    </w:p>
+    <w:p>
+      <w:pPr>
+        <w:jc w:val="both"/>
+        <w:rPr>
+          <w:rFonts w:ascii="Times New Roman" w:hAnsi="Times New Roman" w:cs="Times New Roman"/>
+          <w:lang w:val="es-US"/>
+        </w:rPr>
+      </w:pPr>
+    </w:p>
+    <w:p>
+      <w:pPr>
+        <w:jc w:val="both"/>
+        <w:rPr>
+          <w:rFonts w:ascii="Times New Roman" w:hAnsi="Times New Roman" w:cs="Times New Roman"/>
+          <w:lang w:val="es-US"/>
+        </w:rPr>
+      </w:pPr>
+      <w:r>
+        <w:rPr>
+          <w:rFonts w:ascii="Times New Roman" w:hAnsi="Times New Roman" w:cs="Times New Roman"/>
+          <w:b/>
+          <w:bCs/>
+          <w:lang w:val="es-US"/>
+        </w:rPr>
+        <w:lastRenderedPageBreak/>
+        <w:t xml:space="preserve">Figura </w:t>
+      </w:r>
+      <w:r>
+        <w:rPr>
+          <w:rFonts w:ascii="Times New Roman" w:hAnsi="Times New Roman" w:cs="Times New Roman"/>
+          <w:b/>
+          <w:bCs/>
+          <w:lang w:val="es-US"/>
+        </w:rPr>
+        <w:t>2</w:t>
+      </w:r>
+      <w:r>
+        <w:rPr>
+          <w:rFonts w:ascii="Times New Roman" w:hAnsi="Times New Roman" w:cs="Times New Roman"/>
+          <w:b/>
+          <w:bCs/>
+          <w:lang w:val="es-US"/>
+        </w:rPr>
+        <w:t>:</w:t>
+      </w:r>
+      <w:r>
+        <w:rPr>
+          <w:rFonts w:ascii="Times New Roman" w:hAnsi="Times New Roman" w:cs="Times New Roman"/>
+          <w:lang w:val="es-US"/>
+        </w:rPr>
+        <w:t xml:space="preserve"> Muestra del conjunto train ajustado a escala logarítmica.</w:t>
+      </w:r>
+    </w:p>
+    <w:p>
+      <w:pPr>
+        <w:jc w:val="both"/>
+        <w:rPr>
+          <w:rFonts w:ascii="Times New Roman" w:hAnsi="Times New Roman" w:cs="Times New Roman"/>
+          <w:lang w:val="es-US"/>
+        </w:rPr>
+      </w:pPr>
+      <w:r>
+        <w:rPr>
+          <w:rFonts w:ascii="Times New Roman" w:hAnsi="Times New Roman" w:cs="Times New Roman"/>
+          <w:b/>
+          <w:bCs/>
+          <w:lang w:val="es-US"/>
+        </w:rPr>
+        <w:drawing>
+          <wp:anchor distT="0" distB="0" distL="114300" distR="114300" simplePos="0" relativeHeight="251658240" behindDoc="0" locked="0" layoutInCell="1" allowOverlap="1" wp14:anchorId="094B845A" wp14:editId="163FB7B6">
+            <wp:simplePos x="0" y="0"/>
+            <wp:positionH relativeFrom="margin">
+              <wp:align>left</wp:align>
+            </wp:positionH>
+            <wp:positionV relativeFrom="paragraph">
+              <wp:posOffset>22860</wp:posOffset>
+            </wp:positionV>
+            <wp:extent cx="4673600" cy="2429510"/>
+            <wp:effectExtent l="0" t="0" r="0" b="8890"/>
+            <wp:wrapThrough wrapText="bothSides">
+              <wp:wrapPolygon edited="0">
+                <wp:start x="0" y="0"/>
+                <wp:lineTo x="0" y="21510"/>
+                <wp:lineTo x="21483" y="21510"/>
+                <wp:lineTo x="21483" y="0"/>
+                <wp:lineTo x="0" y="0"/>
+              </wp:wrapPolygon>
+            </wp:wrapThrough>
+            <wp:docPr id="1059586657" name="Imagen 1"/>
+            <wp:cNvGraphicFramePr>
+              <a:graphicFrameLocks xmlns:a="http://schemas.openxmlformats.org/drawingml/2006/main" noChangeAspect="1"/>
+            </wp:cNvGraphicFramePr>
+            <a:graphic xmlns:a="http://schemas.openxmlformats.org/drawingml/2006/main">
+              <a:graphicData uri="http://schemas.openxmlformats.org/drawingml/2006/picture">
+                <pic:pic xmlns:pic="http://schemas.openxmlformats.org/drawingml/2006/picture">
+                  <pic:nvPicPr>
+                    <pic:cNvPr id="1059586657" name=""/>
+                    <pic:cNvPicPr/>
+                  </pic:nvPicPr>
+                  <pic:blipFill>
+                    <a:blip r:embed="rId6">
+                      <a:extLst>
+                        <a:ext uri="{28A0092B-C50C-407E-A947-70E740481C1C}">
+                          <a14:useLocalDpi xmlns:a14="http://schemas.microsoft.com/office/drawing/2010/main" val="0"/>
+                        </a:ext>
+                      </a:extLst>
+                    </a:blip>
+                    <a:stretch>
+                      <a:fillRect/>
+                    </a:stretch>
+                  </pic:blipFill>
+                  <pic:spPr>
+                    <a:xfrm>
+                      <a:off x="0" y="0"/>
+                      <a:ext cx="4678957" cy="2432509"/>
+                    </a:xfrm>
+                    <a:prstGeom prst="rect">
+                      <a:avLst/>
+                    </a:prstGeom>
+                  </pic:spPr>
+                </pic:pic>
+              </a:graphicData>
+            </a:graphic>
+            <wp14:sizeRelH relativeFrom="margin">
+              <wp14:pctWidth>0</wp14:pctWidth>
+            </wp14:sizeRelH>
+            <wp14:sizeRelV relativeFrom="margin">
+              <wp14:pctHeight>0</wp14:pctHeight>
+            </wp14:sizeRelV>
+          </wp:anchor>
+        </w:drawing>
+      </w:r>
+    </w:p>
+    <w:p>
+      <w:pPr>
+        <w:jc w:val="both"/>
+        <w:rPr>
+          <w:rFonts w:ascii="Times New Roman" w:hAnsi="Times New Roman" w:cs="Times New Roman"/>
+          <w:lang w:val="es-US"/>
+        </w:rPr>
+      </w:pPr>
+    </w:p>
+    <w:p>
+      <w:pPr>
+        <w:jc w:val="both"/>
+        <w:rPr>
+          <w:rFonts w:ascii="Times New Roman" w:hAnsi="Times New Roman" w:cs="Times New Roman"/>
+          <w:lang w:val="es-US"/>
+        </w:rPr>
+      </w:pPr>
+    </w:p>
+    <w:p>
+      <w:pPr>
+        <w:jc w:val="both"/>
+        <w:rPr>
+          <w:rFonts w:ascii="Times New Roman" w:hAnsi="Times New Roman" w:cs="Times New Roman"/>
+          <w:lang w:val="es-US"/>
+        </w:rPr>
+      </w:pPr>
+    </w:p>
+    <w:p>
+      <w:pPr>
+        <w:jc w:val="both"/>
+        <w:rPr>
+          <w:rFonts w:ascii="Times New Roman" w:hAnsi="Times New Roman" w:cs="Times New Roman"/>
+          <w:lang w:val="es-US"/>
+        </w:rPr>
+      </w:pPr>
+    </w:p>
+    <w:p>
+      <w:pPr>
+        <w:jc w:val="both"/>
+        <w:rPr>
+          <w:rFonts w:ascii="Times New Roman" w:hAnsi="Times New Roman" w:cs="Times New Roman"/>
+          <w:lang w:val="es-US"/>
+        </w:rPr>
+      </w:pPr>
+    </w:p>
+    <w:p>
+      <w:pPr>
+        <w:jc w:val="both"/>
+        <w:rPr>
+          <w:rFonts w:ascii="Times New Roman" w:hAnsi="Times New Roman" w:cs="Times New Roman"/>
+          <w:lang w:val="es-US"/>
+        </w:rPr>
+      </w:pPr>
+    </w:p>
+    <w:p>
+      <w:pPr>
+        <w:jc w:val="both"/>
+        <w:rPr>
+          <w:rFonts w:ascii="Times New Roman" w:hAnsi="Times New Roman" w:cs="Times New Roman"/>
+          <w:lang w:val="es-US"/>
+        </w:rPr>
+      </w:pPr>
+    </w:p>
+    <w:p>
+      <w:pPr>
+        <w:jc w:val="both"/>
+        <w:rPr>
+          <w:rFonts w:ascii="Times New Roman" w:hAnsi="Times New Roman" w:cs="Times New Roman"/>
+          <w:lang w:val="es-US"/>
+        </w:rPr>
+      </w:pPr>
+    </w:p>
+    <w:p>
+      <w:pPr>
+        <w:jc w:val="both"/>
+        <w:rPr>
+          <w:rFonts w:ascii="Times New Roman" w:hAnsi="Times New Roman" w:cs="Times New Roman"/>
+          <w:lang w:val="es-US"/>
+        </w:rPr>
+      </w:pPr>
+      <w:r>
+        <w:rPr>
+          <w:rFonts w:ascii="Times New Roman" w:hAnsi="Times New Roman" w:cs="Times New Roman"/>
+          <w:b/>
+          <w:bCs/>
+          <w:lang w:val="es-US"/>
+        </w:rPr>
+        <w:t xml:space="preserve">Figura </w:t>
+      </w:r>
+      <w:r>
+        <w:rPr>
+          <w:rFonts w:ascii="Times New Roman" w:hAnsi="Times New Roman" w:cs="Times New Roman"/>
+          <w:b/>
+          <w:bCs/>
+          <w:lang w:val="es-US"/>
+        </w:rPr>
+        <w:t>3</w:t>
+      </w:r>
+      <w:r>
+        <w:rPr>
+          <w:rFonts w:ascii="Times New Roman" w:hAnsi="Times New Roman" w:cs="Times New Roman"/>
+          <w:b/>
+          <w:bCs/>
+          <w:lang w:val="es-US"/>
+        </w:rPr>
+        <w:t>:</w:t>
+      </w:r>
+      <w:r>
+        <w:rPr>
+          <w:rFonts w:ascii="Times New Roman" w:hAnsi="Times New Roman" w:cs="Times New Roman"/>
+          <w:lang w:val="es-US"/>
+        </w:rPr>
+        <w:t xml:space="preserve"> Muestra del conjunto train_labels.</w:t>
+      </w:r>
+    </w:p>
+    <w:p>
+      <w:pPr>
+        <w:jc w:val="both"/>
+        <w:rPr>
+          <w:rFonts w:ascii="Times New Roman" w:hAnsi="Times New Roman" w:cs="Times New Roman"/>
+          <w:lang w:val="es-US"/>
+        </w:rPr>
+      </w:pPr>
+      <w:r>
+        <w:rPr>
+          <w:rFonts w:ascii="Times New Roman" w:hAnsi="Times New Roman" w:cs="Times New Roman"/>
+          <w:lang w:val="es-US"/>
+        </w:rPr>
+        <w:drawing>
+          <wp:anchor distT="0" distB="0" distL="114300" distR="114300" simplePos="0" relativeHeight="251659264" behindDoc="0" locked="0" layoutInCell="1" allowOverlap="1" wp14:anchorId="657CE50B" wp14:editId="0CA2A8A6">
+            <wp:simplePos x="0" y="0"/>
+            <wp:positionH relativeFrom="margin">
+              <wp:align>left</wp:align>
+            </wp:positionH>
+            <wp:positionV relativeFrom="paragraph">
+              <wp:posOffset>8467</wp:posOffset>
+            </wp:positionV>
+            <wp:extent cx="4637405" cy="2446655"/>
+            <wp:effectExtent l="0" t="0" r="0" b="0"/>
+            <wp:wrapThrough wrapText="bothSides">
+              <wp:wrapPolygon edited="0">
+                <wp:start x="0" y="0"/>
+                <wp:lineTo x="0" y="21359"/>
+                <wp:lineTo x="21473" y="21359"/>
+                <wp:lineTo x="21473" y="0"/>
+                <wp:lineTo x="0" y="0"/>
+              </wp:wrapPolygon>
+            </wp:wrapThrough>
+            <wp:docPr id="1104371773" name="Imagen 1"/>
+            <wp:cNvGraphicFramePr>
+              <a:graphicFrameLocks xmlns:a="http://schemas.openxmlformats.org/drawingml/2006/main" noChangeAspect="1"/>
+            </wp:cNvGraphicFramePr>
+            <a:graphic xmlns:a="http://schemas.openxmlformats.org/drawingml/2006/main">
+              <a:graphicData uri="http://schemas.openxmlformats.org/drawingml/2006/picture">
+                <pic:pic xmlns:pic="http://schemas.openxmlformats.org/drawingml/2006/picture">
+                  <pic:nvPicPr>
+                    <pic:cNvPr id="1104371773" name=""/>
+                    <pic:cNvPicPr/>
+                  </pic:nvPicPr>
+                  <pic:blipFill>
+                    <a:blip r:embed="rId7">
+                      <a:extLst>
+                        <a:ext uri="{28A0092B-C50C-407E-A947-70E740481C1C}">
+                          <a14:useLocalDpi xmlns:a14="http://schemas.microsoft.com/office/drawing/2010/main" val="0"/>
+                        </a:ext>
+                      </a:extLst>
+                    </a:blip>
+                    <a:stretch>
+                      <a:fillRect/>
+                    </a:stretch>
+                  </pic:blipFill>
+                  <pic:spPr>
+                    <a:xfrm>
+                      <a:off x="0" y="0"/>
+                      <a:ext cx="4648131" cy="2452466"/>
+                    </a:xfrm>
+                    <a:prstGeom prst="rect">
+                      <a:avLst/>
+                    </a:prstGeom>
+                  </pic:spPr>
+                </pic:pic>
+              </a:graphicData>
+            </a:graphic>
+            <wp14:sizeRelH relativeFrom="margin">
+              <wp14:pctWidth>0</wp14:pctWidth>
+            </wp14:sizeRelH>
+            <wp14:sizeRelV relativeFrom="margin">
+              <wp14:pctHeight>0</wp14:pctHeight>
+            </wp14:sizeRelV>
+          </wp:anchor>
+        </w:drawing>
+      </w:r>
+    </w:p>
+    <w:p>
+      <w:pPr>
+        <w:jc w:val="both"/>
+        <w:rPr>
+          <w:rFonts w:ascii="Times New Roman" w:hAnsi="Times New Roman" w:cs="Times New Roman"/>
+          <w:lang w:val="es-US"/>
+        </w:rPr>
+      </w:pPr>
+    </w:p>
+    <w:p>
+      <w:pPr>
+        <w:jc w:val="both"/>
+        <w:rPr>
+          <w:rFonts w:ascii="Times New Roman" w:hAnsi="Times New Roman" w:cs="Times New Roman"/>
+          <w:lang w:val="es-US"/>
+        </w:rPr>
+      </w:pPr>
+    </w:p>
+    <w:p>
+      <w:pPr>
+        <w:jc w:val="both"/>
+        <w:rPr>
+          <w:rFonts w:ascii="Times New Roman" w:hAnsi="Times New Roman" w:cs="Times New Roman"/>
+          <w:lang w:val="es-US"/>
+        </w:rPr>
+      </w:pPr>
+    </w:p>
+    <w:p>
+      <w:pPr>
+        <w:jc w:val="both"/>
+        <w:rPr>
+          <w:rFonts w:ascii="Times New Roman" w:hAnsi="Times New Roman" w:cs="Times New Roman"/>
+          <w:lang w:val="es-US"/>
+        </w:rPr>
+      </w:pPr>
+    </w:p>
+    <w:p>
+      <w:pPr>
+        <w:jc w:val="both"/>
+        <w:rPr>
+          <w:rFonts w:ascii="Times New Roman" w:hAnsi="Times New Roman" w:cs="Times New Roman"/>
+          <w:lang w:val="es-US"/>
+        </w:rPr>
+      </w:pPr>
+    </w:p>
+    <w:p>
+      <w:pPr>
+        <w:jc w:val="both"/>
+        <w:rPr>
+          <w:rFonts w:ascii="Times New Roman" w:hAnsi="Times New Roman" w:cs="Times New Roman"/>
+          <w:lang w:val="es-US"/>
+        </w:rPr>
+      </w:pPr>
+    </w:p>
+    <w:p>
+      <w:pPr>
+        <w:jc w:val="both"/>
+        <w:rPr>
+          <w:rFonts w:ascii="Times New Roman" w:hAnsi="Times New Roman" w:cs="Times New Roman"/>
+          <w:lang w:val="es-US"/>
+        </w:rPr>
+      </w:pPr>
+    </w:p>
+    <w:p>
+      <w:pPr>
+        <w:jc w:val="both"/>
+        <w:rPr>
+          <w:rFonts w:ascii="Times New Roman" w:hAnsi="Times New Roman" w:cs="Times New Roman"/>
+          <w:lang w:val="es-US"/>
+        </w:rPr>
+      </w:pPr>
+    </w:p>
+    <w:p>
+      <w:pPr>
         <w:pStyle w:val="Ttulo1"/>
         <w:rPr>
           <w:lang w:val="es-US"/>
@@ -4432,23 +5087,21 @@
           <w:rFonts w:ascii="Times New Roman" w:hAnsi="Times New Roman" w:cs="Times New Roman"/>
           <w:lang w:val="es-US"/>
         </w:rPr>
-        <w:t xml:space="preserve">Se separaron únicamente las 106 columnas útiles en el conjunto </w:t>
-      </w:r>
-      <w:proofErr w:type="spellStart"/>
-      <w:r>
-        <w:rPr>
-          <w:rFonts w:ascii="Times New Roman" w:hAnsi="Times New Roman" w:cs="Times New Roman"/>
-          <w:lang w:val="es-US"/>
-        </w:rPr>
-        <w:t>train</w:t>
-      </w:r>
-      <w:proofErr w:type="spellEnd"/>
-      <w:r>
-        <w:rPr>
-          <w:rFonts w:ascii="Times New Roman" w:hAnsi="Times New Roman" w:cs="Times New Roman"/>
-          <w:lang w:val="es-US"/>
-        </w:rPr>
-        <w:t>.</w:t>
+        <w:t>Se separaron únicamente las 106 columnas útiles</w:t>
+      </w:r>
+      <w:r>
+        <w:rPr>
+          <w:rFonts w:ascii="Times New Roman" w:hAnsi="Times New Roman" w:cs="Times New Roman"/>
+          <w:lang w:val="es-US"/>
+        </w:rPr>
+        <w:t>, más el índice,</w:t>
+      </w:r>
+      <w:r>
+        <w:rPr>
+          <w:rFonts w:ascii="Times New Roman" w:hAnsi="Times New Roman" w:cs="Times New Roman"/>
+          <w:lang w:val="es-US"/>
+        </w:rPr>
+        <w:t xml:space="preserve"> en el conjunto train.</w:t>
       </w:r>
     </w:p>
     <w:p>
@@ -4469,23 +5122,7 @@
           <w:rFonts w:ascii="Times New Roman" w:hAnsi="Times New Roman" w:cs="Times New Roman"/>
           <w:lang w:val="es-US"/>
         </w:rPr>
-        <w:t xml:space="preserve">Se aplicó la escala log al conjunto </w:t>
-      </w:r>
-      <w:proofErr w:type="spellStart"/>
-      <w:r>
-        <w:rPr>
-          <w:rFonts w:ascii="Times New Roman" w:hAnsi="Times New Roman" w:cs="Times New Roman"/>
-          <w:lang w:val="es-US"/>
-        </w:rPr>
-        <w:t>train</w:t>
-      </w:r>
-      <w:proofErr w:type="spellEnd"/>
-      <w:r>
-        <w:rPr>
-          <w:rFonts w:ascii="Times New Roman" w:hAnsi="Times New Roman" w:cs="Times New Roman"/>
-          <w:lang w:val="es-US"/>
-        </w:rPr>
-        <w:t>.</w:t>
+        <w:t>Se aplicó la escala log al conjunto train.</w:t>
       </w:r>
     </w:p>
     <w:p>
@@ -4506,39 +5143,7 @@
           <w:rFonts w:ascii="Times New Roman" w:hAnsi="Times New Roman" w:cs="Times New Roman"/>
           <w:lang w:val="es-US"/>
         </w:rPr>
-        <w:t xml:space="preserve">Se realizó el cálculo en las posiciones de </w:t>
-      </w:r>
-      <w:proofErr w:type="spellStart"/>
-      <w:r>
-        <w:rPr>
-          <w:rFonts w:ascii="Times New Roman" w:hAnsi="Times New Roman" w:cs="Times New Roman"/>
-          <w:lang w:val="es-US"/>
-        </w:rPr>
-        <w:t>train_labels</w:t>
-      </w:r>
-      <w:proofErr w:type="spellEnd"/>
-      <w:r>
-        <w:rPr>
-          <w:rFonts w:ascii="Times New Roman" w:hAnsi="Times New Roman" w:cs="Times New Roman"/>
-          <w:lang w:val="es-US"/>
-        </w:rPr>
-        <w:t xml:space="preserve"> con valores nulos, a partir de las posiciones correspondientes no nulas del conjunto </w:t>
-      </w:r>
-      <w:proofErr w:type="spellStart"/>
-      <w:r>
-        <w:rPr>
-          <w:rFonts w:ascii="Times New Roman" w:hAnsi="Times New Roman" w:cs="Times New Roman"/>
-          <w:lang w:val="es-US"/>
-        </w:rPr>
-        <w:t>train</w:t>
-      </w:r>
-      <w:proofErr w:type="spellEnd"/>
-      <w:r>
-        <w:rPr>
-          <w:rFonts w:ascii="Times New Roman" w:hAnsi="Times New Roman" w:cs="Times New Roman"/>
-          <w:lang w:val="es-US"/>
-        </w:rPr>
-        <w:t xml:space="preserve">. En este paso </w:t>
+        <w:t xml:space="preserve">Se realizó el cálculo en las posiciones de train_labels con valores nulos, a partir de las posiciones correspondientes no nulas del conjunto train. En este paso </w:t>
       </w:r>
       <w:r>
         <w:rPr>
@@ -4566,23 +5171,8 @@
           <w:rFonts w:ascii="Times New Roman" w:hAnsi="Times New Roman" w:cs="Times New Roman"/>
           <w:lang w:val="es-US"/>
         </w:rPr>
-        <w:t xml:space="preserve">Se reemplazaron los valores nulos que se encontraban en las primeras filas y últimas filas del conjunto </w:t>
-      </w:r>
-      <w:proofErr w:type="spellStart"/>
-      <w:r>
-        <w:rPr>
-          <w:rFonts w:ascii="Times New Roman" w:hAnsi="Times New Roman" w:cs="Times New Roman"/>
-          <w:lang w:val="es-US"/>
-        </w:rPr>
-        <w:t>train</w:t>
-      </w:r>
-      <w:proofErr w:type="spellEnd"/>
-      <w:r>
-        <w:rPr>
-          <w:rFonts w:ascii="Times New Roman" w:hAnsi="Times New Roman" w:cs="Times New Roman"/>
-          <w:lang w:val="es-US"/>
-        </w:rPr>
-        <w:t xml:space="preserve"> con el valor más próximo no nulo. En este paso se reemplazaron 36 valores nulos.</w:t>
+        <w:lastRenderedPageBreak/>
+        <w:t>Se reemplazaron los valores nulos que se encontraban en las primeras filas y últimas filas del conjunto train con el valor más próximo no nulo. En este paso se reemplazaron 36 valores nulos.</w:t>
       </w:r>
     </w:p>
     <w:p>
@@ -4603,44 +5193,7 @@
           <w:rFonts w:ascii="Times New Roman" w:hAnsi="Times New Roman" w:cs="Times New Roman"/>
           <w:lang w:val="es-US"/>
         </w:rPr>
-        <w:t xml:space="preserve">Se reemplazaron los valores nulos que se encontraban en las primeras filas y últimas filas del conjunto </w:t>
-      </w:r>
-      <w:proofErr w:type="spellStart"/>
-      <w:r>
-        <w:rPr>
-          <w:rFonts w:ascii="Times New Roman" w:hAnsi="Times New Roman" w:cs="Times New Roman"/>
-          <w:lang w:val="es-US"/>
-        </w:rPr>
-        <w:t>train</w:t>
-      </w:r>
-      <w:r>
-        <w:rPr>
-          <w:rFonts w:ascii="Times New Roman" w:hAnsi="Times New Roman" w:cs="Times New Roman"/>
-          <w:lang w:val="es-US"/>
-        </w:rPr>
-        <w:t>_labels</w:t>
-      </w:r>
-      <w:proofErr w:type="spellEnd"/>
-      <w:r>
-        <w:rPr>
-          <w:rFonts w:ascii="Times New Roman" w:hAnsi="Times New Roman" w:cs="Times New Roman"/>
-          <w:lang w:val="es-US"/>
-        </w:rPr>
-        <w:t xml:space="preserve"> con el valor más próximo no nulo. En este paso se reemplazaron 3</w:t>
-      </w:r>
-      <w:r>
-        <w:rPr>
-          <w:rFonts w:ascii="Times New Roman" w:hAnsi="Times New Roman" w:cs="Times New Roman"/>
-          <w:lang w:val="es-US"/>
-        </w:rPr>
-        <w:t>19</w:t>
-      </w:r>
-      <w:r>
-        <w:rPr>
-          <w:rFonts w:ascii="Times New Roman" w:hAnsi="Times New Roman" w:cs="Times New Roman"/>
-          <w:lang w:val="es-US"/>
-        </w:rPr>
-        <w:t xml:space="preserve"> valores nulos.</w:t>
+        <w:t>Se reemplazaron los valores nulos que se encontraban en las primeras filas y últimas filas del conjunto train_labels con el valor más próximo no nulo. En este paso se reemplazaron 319 valores nulos.</w:t>
       </w:r>
     </w:p>
     <w:p>
@@ -4668,23 +5221,7 @@
           <w:rFonts w:ascii="Times New Roman" w:hAnsi="Times New Roman" w:cs="Times New Roman"/>
           <w:lang w:val="es-US"/>
         </w:rPr>
-        <w:t xml:space="preserve">reemplazaron valores nulos del conjunto </w:t>
-      </w:r>
-      <w:proofErr w:type="spellStart"/>
-      <w:r>
-        <w:rPr>
-          <w:rFonts w:ascii="Times New Roman" w:hAnsi="Times New Roman" w:cs="Times New Roman"/>
-          <w:lang w:val="es-US"/>
-        </w:rPr>
-        <w:t>train</w:t>
-      </w:r>
-      <w:proofErr w:type="spellEnd"/>
-      <w:r>
-        <w:rPr>
-          <w:rFonts w:ascii="Times New Roman" w:hAnsi="Times New Roman" w:cs="Times New Roman"/>
-          <w:lang w:val="es-US"/>
-        </w:rPr>
-        <w:t xml:space="preserve"> mediante la interpolación, usando de extremos los valores no nulos que encerraban a los valores nulos. En este paso se reemplazaron</w:t>
+        <w:t>reemplazaron valores nulos del conjunto train mediante la interpolación, usando de extremos los valores no nulos que encerraban a los valores nulos. En este paso se reemplazaron</w:t>
       </w:r>
       <w:r>
         <w:rPr>
@@ -4726,76 +5263,221 @@
           <w:rFonts w:ascii="Times New Roman" w:hAnsi="Times New Roman" w:cs="Times New Roman"/>
           <w:lang w:val="es-US"/>
         </w:rPr>
-        <w:t xml:space="preserve">Se realizó el cálculo en las posiciones de </w:t>
-      </w:r>
-      <w:proofErr w:type="spellStart"/>
-      <w:r>
-        <w:rPr>
-          <w:rFonts w:ascii="Times New Roman" w:hAnsi="Times New Roman" w:cs="Times New Roman"/>
-          <w:lang w:val="es-US"/>
-        </w:rPr>
-        <w:t>train_labels</w:t>
-      </w:r>
-      <w:proofErr w:type="spellEnd"/>
-      <w:r>
-        <w:rPr>
-          <w:rFonts w:ascii="Times New Roman" w:hAnsi="Times New Roman" w:cs="Times New Roman"/>
-          <w:lang w:val="es-US"/>
-        </w:rPr>
-        <w:t xml:space="preserve"> con valores nulos, a partir de las posiciones correspondientes no nulas del conjunto </w:t>
-      </w:r>
-      <w:proofErr w:type="spellStart"/>
-      <w:r>
-        <w:rPr>
-          <w:rFonts w:ascii="Times New Roman" w:hAnsi="Times New Roman" w:cs="Times New Roman"/>
-          <w:lang w:val="es-US"/>
-        </w:rPr>
-        <w:t>train</w:t>
-      </w:r>
-      <w:proofErr w:type="spellEnd"/>
-      <w:r>
-        <w:rPr>
-          <w:rFonts w:ascii="Times New Roman" w:hAnsi="Times New Roman" w:cs="Times New Roman"/>
-          <w:lang w:val="es-US"/>
-        </w:rPr>
-        <w:t xml:space="preserve">. En este paso se reemplazaron </w:t>
-      </w:r>
-      <w:r>
-        <w:rPr>
-          <w:rFonts w:ascii="Times New Roman" w:hAnsi="Times New Roman" w:cs="Times New Roman"/>
-          <w:lang w:val="es-US"/>
-        </w:rPr>
-        <w:t>20,107</w:t>
-      </w:r>
-      <w:r>
-        <w:rPr>
-          <w:rFonts w:ascii="Times New Roman" w:hAnsi="Times New Roman" w:cs="Times New Roman"/>
-          <w:lang w:val="es-US"/>
-        </w:rPr>
-        <w:t xml:space="preserve"> valores nulos</w:t>
-      </w:r>
-      <w:r>
-        <w:rPr>
-          <w:rFonts w:ascii="Times New Roman" w:hAnsi="Times New Roman" w:cs="Times New Roman"/>
-          <w:lang w:val="es-US"/>
-        </w:rPr>
-        <w:t xml:space="preserve"> y el conjunto quedó sin valores nulos</w:t>
-      </w:r>
-      <w:r>
-        <w:rPr>
-          <w:rFonts w:ascii="Times New Roman" w:hAnsi="Times New Roman" w:cs="Times New Roman"/>
-          <w:lang w:val="es-US"/>
+        <w:t>Se realizó el cálculo en las posiciones de train_labels con valores nulos, a partir de las posiciones correspondientes no nulas del conjunto train. En este paso se reemplazaron 20,107 valores nulos y el conjunto quedó sin valores nulos.</w:t>
+      </w:r>
+    </w:p>
+    <w:p>
+      <w:pPr>
+        <w:pStyle w:val="Ttulo1"/>
+        <w:rPr>
+          <w:lang w:val="es-US"/>
+        </w:rPr>
+      </w:pPr>
+      <w:r>
+        <w:rPr>
+          <w:lang w:val="es-US"/>
+        </w:rPr>
+        <w:t>Conclusiones y recomendaciones</w:t>
+      </w:r>
+    </w:p>
+    <w:p>
+      <w:pPr>
+        <w:jc w:val="both"/>
+        <w:rPr>
+          <w:rFonts w:ascii="Times New Roman" w:hAnsi="Times New Roman" w:cs="Times New Roman"/>
+        </w:rPr>
+      </w:pPr>
+      <w:r>
+        <w:rPr>
+          <w:rFonts w:ascii="Times New Roman" w:hAnsi="Times New Roman" w:cs="Times New Roman"/>
+        </w:rPr>
+        <w:t>El conjunto train_labels es el resultado de una transformación logarítmica en el conjunto train y operaciones definidas por el conjunto target_pairs. Aunque hay algunos datos, que no pueden ser obtenidos, los cuales son los que pertenecen a las últimas filas, debido a que, al realizar operaciones con datos futuros, se requerirían de más filas en el conjunto train para generar todas las filas de train_labels.</w:t>
+      </w:r>
+    </w:p>
+    <w:p>
+      <w:pPr>
+        <w:jc w:val="both"/>
+        <w:rPr>
+          <w:rFonts w:ascii="Times New Roman" w:hAnsi="Times New Roman" w:cs="Times New Roman"/>
+        </w:rPr>
+      </w:pPr>
+      <w:r>
+        <w:rPr>
+          <w:rFonts w:ascii="Times New Roman" w:hAnsi="Times New Roman" w:cs="Times New Roman"/>
+        </w:rPr>
+        <w:t>De las 557</w:t>
+      </w:r>
+      <w:r>
+        <w:rPr>
+          <w:rFonts w:ascii="Times New Roman" w:hAnsi="Times New Roman" w:cs="Times New Roman"/>
+        </w:rPr>
+        <w:t xml:space="preserve"> (sin contar el índice) variables</w:t>
+      </w:r>
+      <w:r>
+        <w:rPr>
+          <w:rFonts w:ascii="Times New Roman" w:hAnsi="Times New Roman" w:cs="Times New Roman"/>
+        </w:rPr>
+        <w:t xml:space="preserve"> del conjunto train, solo son útiles 106. Estas fueron definidas mediante la aparición en el conjunto target_pairs, el cual indica cómo generar el conjunto train_labels.</w:t>
+      </w:r>
+      <w:r>
+        <w:rPr>
+          <w:rFonts w:ascii="Times New Roman" w:hAnsi="Times New Roman" w:cs="Times New Roman"/>
+        </w:rPr>
+        <w:t xml:space="preserve"> </w:t>
+      </w:r>
+    </w:p>
+    <w:p>
+      <w:pPr>
+        <w:jc w:val="both"/>
+        <w:rPr>
+          <w:rFonts w:ascii="Times New Roman" w:hAnsi="Times New Roman" w:cs="Times New Roman"/>
+        </w:rPr>
+      </w:pPr>
+      <w:r>
+        <w:rPr>
+          <w:rFonts w:ascii="Times New Roman" w:hAnsi="Times New Roman" w:cs="Times New Roman"/>
+        </w:rPr>
+        <w:t>Los conjuntos train y train_labels solo cuentan con variables flotantes y un índice de tipo entero, mientras que target_pairs contiene variables tipo object y una tipo entero, las cuales dan la información de cómo generar train_labels.</w:t>
+      </w:r>
+    </w:p>
+    <w:p>
+      <w:pPr>
+        <w:jc w:val="both"/>
+        <w:rPr>
+          <w:rFonts w:ascii="Times New Roman" w:hAnsi="Times New Roman" w:cs="Times New Roman"/>
+        </w:rPr>
+      </w:pPr>
+      <w:r>
+        <w:rPr>
+          <w:rFonts w:ascii="Times New Roman" w:hAnsi="Times New Roman" w:cs="Times New Roman"/>
+        </w:rPr>
+        <w:t>La mayoría de las columnas útiles</w:t>
+      </w:r>
+      <w:r>
+        <w:rPr>
+          <w:rFonts w:ascii="Times New Roman" w:hAnsi="Times New Roman" w:cs="Times New Roman"/>
+        </w:rPr>
+        <w:t xml:space="preserve"> tenían valores faltantes, pero estos no representaban más del 10% de los valores de cada columna.</w:t>
+      </w:r>
+    </w:p>
+    <w:p>
+      <w:pPr>
+        <w:jc w:val="both"/>
+        <w:rPr>
+          <w:rFonts w:ascii="Times New Roman" w:hAnsi="Times New Roman" w:cs="Times New Roman"/>
+        </w:rPr>
+      </w:pPr>
+      <w:r>
+        <w:rPr>
+          <w:rFonts w:ascii="Times New Roman" w:hAnsi="Times New Roman" w:cs="Times New Roman"/>
+        </w:rPr>
+        <w:t>Los modelos investigados que se usarán para predecir las series de tiempo serán: GARCH, SARIMA y SARFIMA. En el caso de los modelos SARIMA y SARFIMA no cumplieron con el supuesto de varianza estacionaria, pero se considerarán útiles si logran la mejor capacidad predictiva</w:t>
+      </w:r>
+      <w:r>
+        <w:rPr>
+          <w:rFonts w:ascii="Times New Roman" w:hAnsi="Times New Roman" w:cs="Times New Roman"/>
+        </w:rPr>
+        <w:t xml:space="preserve"> (véase cuadro 6)</w:t>
+      </w:r>
+      <w:r>
+        <w:rPr>
+          <w:rFonts w:ascii="Times New Roman" w:hAnsi="Times New Roman" w:cs="Times New Roman"/>
         </w:rPr>
         <w:t>.</w:t>
       </w:r>
     </w:p>
     <w:p>
       <w:pPr>
-        <w:rPr>
-          <w:rFonts w:ascii="Times New Roman" w:hAnsi="Times New Roman" w:cs="Times New Roman"/>
-          <w:lang w:val="es-US"/>
-        </w:rPr>
-      </w:pPr>
+        <w:jc w:val="both"/>
+        <w:rPr>
+          <w:rFonts w:ascii="Times New Roman" w:hAnsi="Times New Roman" w:cs="Times New Roman"/>
+        </w:rPr>
+      </w:pPr>
+      <w:r>
+        <w:rPr>
+          <w:rFonts w:ascii="Times New Roman" w:hAnsi="Times New Roman" w:cs="Times New Roman"/>
+        </w:rPr>
+        <w:t>Las columnas útiles del conjunto train cumple en su gran mayoría</w:t>
+      </w:r>
+      <w:r>
+        <w:rPr>
+          <w:rFonts w:ascii="Times New Roman" w:hAnsi="Times New Roman" w:cs="Times New Roman"/>
+        </w:rPr>
+        <w:t xml:space="preserve"> con buenos estadísticos para hacer modelos de volatilidad y la mayoría de los supuestos para los modelos SARIMA y SARFIMA</w:t>
+      </w:r>
+      <w:r>
+        <w:rPr>
+          <w:rFonts w:ascii="Times New Roman" w:hAnsi="Times New Roman" w:cs="Times New Roman"/>
+        </w:rPr>
+        <w:t xml:space="preserve"> (véase cuadro 5 y 6)</w:t>
+      </w:r>
+      <w:r>
+        <w:rPr>
+          <w:rFonts w:ascii="Times New Roman" w:hAnsi="Times New Roman" w:cs="Times New Roman"/>
+        </w:rPr>
+        <w:t>.</w:t>
+      </w:r>
+    </w:p>
+    <w:p>
+      <w:pPr>
+        <w:jc w:val="both"/>
+        <w:rPr>
+          <w:rFonts w:ascii="Times New Roman" w:hAnsi="Times New Roman" w:cs="Times New Roman"/>
+          <w:lang w:val="es-US"/>
+        </w:rPr>
+      </w:pPr>
+      <w:r>
+        <w:rPr>
+          <w:rFonts w:ascii="Times New Roman" w:hAnsi="Times New Roman" w:cs="Times New Roman"/>
+          <w:lang w:val="es-US"/>
+        </w:rPr>
+        <w:t>Como se observa en la figura 1</w:t>
+      </w:r>
+      <w:r>
+        <w:rPr>
+          <w:rFonts w:ascii="Times New Roman" w:hAnsi="Times New Roman" w:cs="Times New Roman"/>
+          <w:lang w:val="es-US"/>
+        </w:rPr>
+        <w:t xml:space="preserve"> y 2</w:t>
+      </w:r>
+      <w:r>
+        <w:rPr>
+          <w:rFonts w:ascii="Times New Roman" w:hAnsi="Times New Roman" w:cs="Times New Roman"/>
+          <w:lang w:val="es-US"/>
+        </w:rPr>
+        <w:t>, el aplicar la escala logarítmica</w:t>
+      </w:r>
+      <w:r>
+        <w:rPr>
+          <w:rFonts w:ascii="Times New Roman" w:hAnsi="Times New Roman" w:cs="Times New Roman"/>
+          <w:lang w:val="es-US"/>
+        </w:rPr>
+        <w:t xml:space="preserve"> facilita el manejo de la variación de los datos, dejando a todas las series en escalas muy similares. Además, como </w:t>
+      </w:r>
+      <w:r>
+        <w:rPr>
+          <w:rFonts w:ascii="Times New Roman" w:hAnsi="Times New Roman" w:cs="Times New Roman"/>
+          <w:lang w:val="es-US"/>
+        </w:rPr>
+        <w:lastRenderedPageBreak/>
+        <w:t>esto se ve reflejado en la figura 3, donde el conjunto a predecir muestra un rango muy pequeño, variación muy controlada y medias cercanas a 0.</w:t>
+      </w:r>
+    </w:p>
+    <w:p>
+      <w:pPr>
+        <w:jc w:val="both"/>
+        <w:rPr>
+          <w:rFonts w:ascii="Times New Roman" w:hAnsi="Times New Roman" w:cs="Times New Roman"/>
+          <w:lang w:val="es-US"/>
+        </w:rPr>
+      </w:pPr>
+      <w:r>
+        <w:rPr>
+          <w:rFonts w:ascii="Times New Roman" w:hAnsi="Times New Roman" w:cs="Times New Roman"/>
+          <w:lang w:val="es-US"/>
+        </w:rPr>
+        <w:t>Se realizaron procesos de limpieza consistentes en cálculos, reemplazo por valor no nulo más próximo e interpolación en los conjuntos de train y train_labels. Realizando estas operaciones se lograron reemplazar todos los valores no nulos y se almacenaron los datos limpios en dos nuevos archivos csv llamados entrenamiento y entrenamiento_etiquetas.</w:t>
+      </w:r>
     </w:p>
     <w:p>
       <w:pPr>
@@ -4808,325 +5490,6 @@
         <w:rPr>
           <w:lang w:val="es-US"/>
         </w:rPr>
-        <w:lastRenderedPageBreak/>
-        <w:t>Conclusiones y recomendaciones</w:t>
-      </w:r>
-    </w:p>
-    <w:p>
-      <w:pPr>
-        <w:jc w:val="both"/>
-        <w:rPr>
-          <w:rFonts w:ascii="Times New Roman" w:hAnsi="Times New Roman" w:cs="Times New Roman"/>
-        </w:rPr>
-      </w:pPr>
-      <w:r>
-        <w:rPr>
-          <w:rFonts w:ascii="Times New Roman" w:hAnsi="Times New Roman" w:cs="Times New Roman"/>
-        </w:rPr>
-        <w:t xml:space="preserve">El conjunto </w:t>
-      </w:r>
-      <w:proofErr w:type="spellStart"/>
-      <w:r>
-        <w:rPr>
-          <w:rFonts w:ascii="Times New Roman" w:hAnsi="Times New Roman" w:cs="Times New Roman"/>
-        </w:rPr>
-        <w:t>train_labels</w:t>
-      </w:r>
-      <w:proofErr w:type="spellEnd"/>
-      <w:r>
-        <w:rPr>
-          <w:rFonts w:ascii="Times New Roman" w:hAnsi="Times New Roman" w:cs="Times New Roman"/>
-        </w:rPr>
-        <w:t xml:space="preserve"> es el resultado de una transformación logarítmica en el conjunto </w:t>
-      </w:r>
-      <w:proofErr w:type="spellStart"/>
-      <w:r>
-        <w:rPr>
-          <w:rFonts w:ascii="Times New Roman" w:hAnsi="Times New Roman" w:cs="Times New Roman"/>
-        </w:rPr>
-        <w:t>train</w:t>
-      </w:r>
-      <w:proofErr w:type="spellEnd"/>
-      <w:r>
-        <w:rPr>
-          <w:rFonts w:ascii="Times New Roman" w:hAnsi="Times New Roman" w:cs="Times New Roman"/>
-        </w:rPr>
-        <w:t xml:space="preserve"> y operaciones definidas por el conjunto </w:t>
-      </w:r>
-      <w:proofErr w:type="spellStart"/>
-      <w:proofErr w:type="gramStart"/>
-      <w:r>
-        <w:rPr>
-          <w:rFonts w:ascii="Times New Roman" w:hAnsi="Times New Roman" w:cs="Times New Roman"/>
-        </w:rPr>
-        <w:t>target</w:t>
-      </w:r>
-      <w:proofErr w:type="gramEnd"/>
-      <w:r>
-        <w:rPr>
-          <w:rFonts w:ascii="Times New Roman" w:hAnsi="Times New Roman" w:cs="Times New Roman"/>
-        </w:rPr>
-        <w:t>_pairs</w:t>
-      </w:r>
-      <w:proofErr w:type="spellEnd"/>
-      <w:r>
-        <w:rPr>
-          <w:rFonts w:ascii="Times New Roman" w:hAnsi="Times New Roman" w:cs="Times New Roman"/>
-        </w:rPr>
-        <w:t xml:space="preserve">. Aunque hay algunos datos, que no pueden ser obtenidos, los cuales son los que pertenecen a las últimas filas, debido a que, al realizar operaciones con datos futuros, se requerirían de más filas en el conjunto </w:t>
-      </w:r>
-      <w:proofErr w:type="spellStart"/>
-      <w:r>
-        <w:rPr>
-          <w:rFonts w:ascii="Times New Roman" w:hAnsi="Times New Roman" w:cs="Times New Roman"/>
-        </w:rPr>
-        <w:t>train</w:t>
-      </w:r>
-      <w:proofErr w:type="spellEnd"/>
-      <w:r>
-        <w:rPr>
-          <w:rFonts w:ascii="Times New Roman" w:hAnsi="Times New Roman" w:cs="Times New Roman"/>
-        </w:rPr>
-        <w:t xml:space="preserve"> para generar todas las filas de </w:t>
-      </w:r>
-      <w:proofErr w:type="spellStart"/>
-      <w:r>
-        <w:rPr>
-          <w:rFonts w:ascii="Times New Roman" w:hAnsi="Times New Roman" w:cs="Times New Roman"/>
-        </w:rPr>
-        <w:t>train_labels</w:t>
-      </w:r>
-      <w:proofErr w:type="spellEnd"/>
-      <w:r>
-        <w:rPr>
-          <w:rFonts w:ascii="Times New Roman" w:hAnsi="Times New Roman" w:cs="Times New Roman"/>
-        </w:rPr>
-        <w:t>.</w:t>
-      </w:r>
-    </w:p>
-    <w:p>
-      <w:pPr>
-        <w:jc w:val="both"/>
-        <w:rPr>
-          <w:rFonts w:ascii="Times New Roman" w:hAnsi="Times New Roman" w:cs="Times New Roman"/>
-        </w:rPr>
-      </w:pPr>
-      <w:r>
-        <w:rPr>
-          <w:rFonts w:ascii="Times New Roman" w:hAnsi="Times New Roman" w:cs="Times New Roman"/>
-        </w:rPr>
-        <w:t xml:space="preserve">De las 557 filas del conjunto </w:t>
-      </w:r>
-      <w:proofErr w:type="spellStart"/>
-      <w:r>
-        <w:rPr>
-          <w:rFonts w:ascii="Times New Roman" w:hAnsi="Times New Roman" w:cs="Times New Roman"/>
-        </w:rPr>
-        <w:t>train</w:t>
-      </w:r>
-      <w:proofErr w:type="spellEnd"/>
-      <w:r>
-        <w:rPr>
-          <w:rFonts w:ascii="Times New Roman" w:hAnsi="Times New Roman" w:cs="Times New Roman"/>
-        </w:rPr>
-        <w:t xml:space="preserve">, solo son útiles 106. Estas fueron definidas mediante la aparición en el conjunto </w:t>
-      </w:r>
-      <w:proofErr w:type="spellStart"/>
-      <w:proofErr w:type="gramStart"/>
-      <w:r>
-        <w:rPr>
-          <w:rFonts w:ascii="Times New Roman" w:hAnsi="Times New Roman" w:cs="Times New Roman"/>
-        </w:rPr>
-        <w:t>target</w:t>
-      </w:r>
-      <w:proofErr w:type="gramEnd"/>
-      <w:r>
-        <w:rPr>
-          <w:rFonts w:ascii="Times New Roman" w:hAnsi="Times New Roman" w:cs="Times New Roman"/>
-        </w:rPr>
-        <w:t>_pairs</w:t>
-      </w:r>
-      <w:proofErr w:type="spellEnd"/>
-      <w:r>
-        <w:rPr>
-          <w:rFonts w:ascii="Times New Roman" w:hAnsi="Times New Roman" w:cs="Times New Roman"/>
-        </w:rPr>
-        <w:t xml:space="preserve">, el cual indica cómo generar el conjunto </w:t>
-      </w:r>
-      <w:proofErr w:type="spellStart"/>
-      <w:r>
-        <w:rPr>
-          <w:rFonts w:ascii="Times New Roman" w:hAnsi="Times New Roman" w:cs="Times New Roman"/>
-        </w:rPr>
-        <w:t>train_labels</w:t>
-      </w:r>
-      <w:proofErr w:type="spellEnd"/>
-      <w:r>
-        <w:rPr>
-          <w:rFonts w:ascii="Times New Roman" w:hAnsi="Times New Roman" w:cs="Times New Roman"/>
-        </w:rPr>
-        <w:t>.</w:t>
-      </w:r>
-    </w:p>
-    <w:p>
-      <w:pPr>
-        <w:jc w:val="both"/>
-        <w:rPr>
-          <w:rFonts w:ascii="Times New Roman" w:hAnsi="Times New Roman" w:cs="Times New Roman"/>
-        </w:rPr>
-      </w:pPr>
-      <w:r>
-        <w:rPr>
-          <w:rFonts w:ascii="Times New Roman" w:hAnsi="Times New Roman" w:cs="Times New Roman"/>
-        </w:rPr>
-        <w:t>La mayoría de las columnas útiles</w:t>
-      </w:r>
-      <w:r>
-        <w:rPr>
-          <w:rFonts w:ascii="Times New Roman" w:hAnsi="Times New Roman" w:cs="Times New Roman"/>
-        </w:rPr>
-        <w:t xml:space="preserve"> tenían valores faltantes, pero estos no representaban más del 10% de los valores de cada columna.</w:t>
-      </w:r>
-    </w:p>
-    <w:p>
-      <w:pPr>
-        <w:jc w:val="both"/>
-        <w:rPr>
-          <w:rFonts w:ascii="Times New Roman" w:hAnsi="Times New Roman" w:cs="Times New Roman"/>
-        </w:rPr>
-      </w:pPr>
-      <w:r>
-        <w:rPr>
-          <w:rFonts w:ascii="Times New Roman" w:hAnsi="Times New Roman" w:cs="Times New Roman"/>
-        </w:rPr>
-        <w:t>Los modelos investigados que se usarán para predecir las series de tiempo serán: GARCH, SARIMA y SARFIMA. En el caso de los modelos SARIMA y SARFIMA no cumplieron con el supuesto de varianza estacionaria, pero se considerarán útiles si logran la mejor capacidad predictiva.</w:t>
-      </w:r>
-    </w:p>
-    <w:p>
-      <w:pPr>
-        <w:jc w:val="both"/>
-        <w:rPr>
-          <w:rFonts w:ascii="Times New Roman" w:hAnsi="Times New Roman" w:cs="Times New Roman"/>
-        </w:rPr>
-      </w:pPr>
-      <w:r>
-        <w:rPr>
-          <w:rFonts w:ascii="Times New Roman" w:hAnsi="Times New Roman" w:cs="Times New Roman"/>
-        </w:rPr>
-        <w:t xml:space="preserve">Las columnas útiles del conjunto </w:t>
-      </w:r>
-      <w:proofErr w:type="spellStart"/>
-      <w:r>
-        <w:rPr>
-          <w:rFonts w:ascii="Times New Roman" w:hAnsi="Times New Roman" w:cs="Times New Roman"/>
-        </w:rPr>
-        <w:t>train</w:t>
-      </w:r>
-      <w:proofErr w:type="spellEnd"/>
-      <w:r>
-        <w:rPr>
-          <w:rFonts w:ascii="Times New Roman" w:hAnsi="Times New Roman" w:cs="Times New Roman"/>
-        </w:rPr>
-        <w:t xml:space="preserve"> cumple en su gran mayoría</w:t>
-      </w:r>
-      <w:r>
-        <w:rPr>
-          <w:rFonts w:ascii="Times New Roman" w:hAnsi="Times New Roman" w:cs="Times New Roman"/>
-        </w:rPr>
-        <w:t xml:space="preserve"> con buenos estadísticos para hacer modelos de volatilidad y la mayoría de los supuestos para los modelos SARIMA y SARFIMA.</w:t>
-      </w:r>
-    </w:p>
-    <w:p>
-      <w:pPr>
-        <w:jc w:val="both"/>
-        <w:rPr>
-          <w:rFonts w:ascii="Times New Roman" w:hAnsi="Times New Roman" w:cs="Times New Roman"/>
-          <w:lang w:val="es-US"/>
-        </w:rPr>
-      </w:pPr>
-      <w:r>
-        <w:rPr>
-          <w:rFonts w:ascii="Times New Roman" w:hAnsi="Times New Roman" w:cs="Times New Roman"/>
-          <w:lang w:val="es-US"/>
-        </w:rPr>
-        <w:t xml:space="preserve">Se realizaron procesos de limpieza consistentes en cálculos, reemplazo por valor no nulo más próximo e interpolación en los conjuntos de </w:t>
-      </w:r>
-      <w:proofErr w:type="spellStart"/>
-      <w:r>
-        <w:rPr>
-          <w:rFonts w:ascii="Times New Roman" w:hAnsi="Times New Roman" w:cs="Times New Roman"/>
-          <w:lang w:val="es-US"/>
-        </w:rPr>
-        <w:t>train</w:t>
-      </w:r>
-      <w:proofErr w:type="spellEnd"/>
-      <w:r>
-        <w:rPr>
-          <w:rFonts w:ascii="Times New Roman" w:hAnsi="Times New Roman" w:cs="Times New Roman"/>
-          <w:lang w:val="es-US"/>
-        </w:rPr>
-        <w:t xml:space="preserve"> y </w:t>
-      </w:r>
-      <w:proofErr w:type="spellStart"/>
-      <w:r>
-        <w:rPr>
-          <w:rFonts w:ascii="Times New Roman" w:hAnsi="Times New Roman" w:cs="Times New Roman"/>
-          <w:lang w:val="es-US"/>
-        </w:rPr>
-        <w:t>train_labels</w:t>
-      </w:r>
-      <w:proofErr w:type="spellEnd"/>
-      <w:r>
-        <w:rPr>
-          <w:rFonts w:ascii="Times New Roman" w:hAnsi="Times New Roman" w:cs="Times New Roman"/>
-          <w:lang w:val="es-US"/>
-        </w:rPr>
-        <w:t xml:space="preserve">. Realizando estas operaciones se lograron reemplazar todos los valores no nulos y se almacenaron los datos limpios en dos nuevos archivos </w:t>
-      </w:r>
-      <w:proofErr w:type="spellStart"/>
-      <w:r>
-        <w:rPr>
-          <w:rFonts w:ascii="Times New Roman" w:hAnsi="Times New Roman" w:cs="Times New Roman"/>
-          <w:lang w:val="es-US"/>
-        </w:rPr>
-        <w:t>csv</w:t>
-      </w:r>
-      <w:proofErr w:type="spellEnd"/>
-      <w:r>
-        <w:rPr>
-          <w:rFonts w:ascii="Times New Roman" w:hAnsi="Times New Roman" w:cs="Times New Roman"/>
-          <w:lang w:val="es-US"/>
-        </w:rPr>
-        <w:t xml:space="preserve"> llamados entrenamiento y </w:t>
-      </w:r>
-      <w:proofErr w:type="spellStart"/>
-      <w:r>
-        <w:rPr>
-          <w:rFonts w:ascii="Times New Roman" w:hAnsi="Times New Roman" w:cs="Times New Roman"/>
-          <w:lang w:val="es-US"/>
-        </w:rPr>
-        <w:t>entrenamiento_etiquetas</w:t>
-      </w:r>
-      <w:proofErr w:type="spellEnd"/>
-      <w:r>
-        <w:rPr>
-          <w:rFonts w:ascii="Times New Roman" w:hAnsi="Times New Roman" w:cs="Times New Roman"/>
-          <w:lang w:val="es-US"/>
-        </w:rPr>
-        <w:t>.</w:t>
-      </w:r>
-    </w:p>
-    <w:p>
-      <w:pPr>
-        <w:pStyle w:val="Ttulo1"/>
-        <w:rPr>
-          <w:lang w:val="es-US"/>
-        </w:rPr>
-      </w:pPr>
-      <w:r>
-        <w:rPr>
-          <w:lang w:val="es-US"/>
-        </w:rPr>
         <w:t>Referencias</w:t>
       </w:r>
     </w:p>
@@ -5152,33 +5515,11 @@
           <w:lang w:val="en-US"/>
         </w:rPr>
       </w:pPr>
-      <w:proofErr w:type="spellStart"/>
-      <w:r>
-        <w:rPr>
-          <w:rFonts w:ascii="Times New Roman" w:hAnsi="Times New Roman" w:cs="Times New Roman"/>
-        </w:rPr>
-        <w:t>Devianto</w:t>
-      </w:r>
-      <w:proofErr w:type="spellEnd"/>
-      <w:r>
-        <w:rPr>
-          <w:rFonts w:ascii="Times New Roman" w:hAnsi="Times New Roman" w:cs="Times New Roman"/>
-        </w:rPr>
-        <w:t xml:space="preserve">, D., Wahyuni, E., </w:t>
-      </w:r>
-      <w:proofErr w:type="spellStart"/>
-      <w:r>
-        <w:rPr>
-          <w:rFonts w:ascii="Times New Roman" w:hAnsi="Times New Roman" w:cs="Times New Roman"/>
-        </w:rPr>
-        <w:t>Maiyastri</w:t>
-      </w:r>
-      <w:proofErr w:type="spellEnd"/>
-      <w:r>
-        <w:rPr>
-          <w:rFonts w:ascii="Times New Roman" w:hAnsi="Times New Roman" w:cs="Times New Roman"/>
-        </w:rPr>
-        <w:t xml:space="preserve">, M., &amp; Yollanda, M. (2024). </w:t>
+      <w:r>
+        <w:rPr>
+          <w:rFonts w:ascii="Times New Roman" w:hAnsi="Times New Roman" w:cs="Times New Roman"/>
+        </w:rPr>
+        <w:t xml:space="preserve">Devianto, D., Wahyuni, E., Maiyastri, M., &amp; Yollanda, M. (2024). </w:t>
       </w:r>
       <w:r>
         <w:rPr>
@@ -5209,19 +5550,11 @@
         </w:rPr>
         <w:t xml:space="preserve">Return connectedness among commodity and financial assets during the COVID-19 pandemic: Evidence from China and the US. </w:t>
       </w:r>
-      <w:proofErr w:type="spellStart"/>
-      <w:r>
-        <w:rPr>
-          <w:rFonts w:ascii="Times New Roman" w:hAnsi="Times New Roman" w:cs="Times New Roman"/>
-        </w:rPr>
-        <w:t>Resources</w:t>
-      </w:r>
-      <w:proofErr w:type="spellEnd"/>
-      <w:r>
-        <w:rPr>
-          <w:rFonts w:ascii="Times New Roman" w:hAnsi="Times New Roman" w:cs="Times New Roman"/>
-        </w:rPr>
-        <w:t xml:space="preserve"> Policy, 73, 102166.</w:t>
+      <w:r>
+        <w:rPr>
+          <w:rFonts w:ascii="Times New Roman" w:hAnsi="Times New Roman" w:cs="Times New Roman"/>
+        </w:rPr>
+        <w:t>Resources Policy, 73, 102166.</w:t>
       </w:r>
     </w:p>
     <w:p>
@@ -5262,22 +5595,7 @@
         <w:rPr>
           <w:rFonts w:ascii="Times New Roman" w:hAnsi="Times New Roman" w:cs="Times New Roman"/>
         </w:rPr>
-        <w:lastRenderedPageBreak/>
-        <w:t xml:space="preserve">Mohommad, A., Raissi, M., Lee, K., &amp; </w:t>
-      </w:r>
-      <w:proofErr w:type="spellStart"/>
-      <w:r>
-        <w:rPr>
-          <w:rFonts w:ascii="Times New Roman" w:hAnsi="Times New Roman" w:cs="Times New Roman"/>
-        </w:rPr>
-        <w:t>Fizzarotti</w:t>
-      </w:r>
-      <w:proofErr w:type="spellEnd"/>
-      <w:r>
-        <w:rPr>
-          <w:rFonts w:ascii="Times New Roman" w:hAnsi="Times New Roman" w:cs="Times New Roman"/>
-        </w:rPr>
-        <w:t xml:space="preserve">, C. (2023). </w:t>
+        <w:t xml:space="preserve">Mohommad, A., Raissi, M., Lee, K., &amp; Fizzarotti, C. (2023). </w:t>
       </w:r>
       <w:r>
         <w:rPr>
